--- a/20251/IntSys/Bài tập nộp/assign4.2_03CLC.03_tungnh.docx
+++ b/20251/IntSys/Bài tập nộp/assign4.2_03CLC.03_tungnh.docx
@@ -14,7 +14,7 @@
           <w:b/>
           <w:bCs/>
         </w:rPr>
-        <w:t>ASSIGNMENT 4.2</w:t>
+        <w:t>ASSIGNMENT 4.2.</w:t>
       </w:r>
     </w:p>
     <w:p>
@@ -33,10 +33,10 @@
     <w:p>
       <w:r>
         <w:drawing>
-          <wp:inline distT="0" distB="0" distL="0" distR="0" wp14:anchorId="4857BEE9" wp14:editId="4A4F51D1">
-            <wp:extent cx="5943600" cy="3376295"/>
-            <wp:effectExtent l="0" t="0" r="0" b="0"/>
-            <wp:docPr id="617121391" name="Picture 1"/>
+          <wp:inline distT="0" distB="0" distL="0" distR="0" wp14:anchorId="1EDC2F33" wp14:editId="58F29B71">
+            <wp:extent cx="5943600" cy="4836795"/>
+            <wp:effectExtent l="0" t="0" r="0" b="1905"/>
+            <wp:docPr id="303945097" name="Picture 1"/>
             <wp:cNvGraphicFramePr>
               <a:graphicFrameLocks xmlns:a="http://schemas.openxmlformats.org/drawingml/2006/main" noChangeAspect="1"/>
             </wp:cNvGraphicFramePr>
@@ -44,46 +44,7 @@
               <a:graphicData uri="http://schemas.openxmlformats.org/drawingml/2006/picture">
                 <pic:pic xmlns:pic="http://schemas.openxmlformats.org/drawingml/2006/picture">
                   <pic:nvPicPr>
-                    <pic:cNvPr id="617121391" name=""/>
-                    <pic:cNvPicPr/>
-                  </pic:nvPicPr>
-                  <pic:blipFill>
-                    <a:blip r:embed="rId4"/>
-                    <a:stretch>
-                      <a:fillRect/>
-                    </a:stretch>
-                  </pic:blipFill>
-                  <pic:spPr>
-                    <a:xfrm>
-                      <a:off x="0" y="0"/>
-                      <a:ext cx="5943600" cy="3376295"/>
-                    </a:xfrm>
-                    <a:prstGeom prst="rect">
-                      <a:avLst/>
-                    </a:prstGeom>
-                  </pic:spPr>
-                </pic:pic>
-              </a:graphicData>
-            </a:graphic>
-          </wp:inline>
-        </w:drawing>
-      </w:r>
-    </w:p>
-    <w:p>
-      <w:r>
-        <w:drawing>
-          <wp:inline distT="0" distB="0" distL="0" distR="0" wp14:anchorId="07170A30" wp14:editId="12FB919F">
-            <wp:extent cx="5943600" cy="3238500"/>
-            <wp:effectExtent l="0" t="0" r="0" b="0"/>
-            <wp:docPr id="1828995798" name="Picture 1"/>
-            <wp:cNvGraphicFramePr>
-              <a:graphicFrameLocks xmlns:a="http://schemas.openxmlformats.org/drawingml/2006/main" noChangeAspect="1"/>
-            </wp:cNvGraphicFramePr>
-            <a:graphic xmlns:a="http://schemas.openxmlformats.org/drawingml/2006/main">
-              <a:graphicData uri="http://schemas.openxmlformats.org/drawingml/2006/picture">
-                <pic:pic xmlns:pic="http://schemas.openxmlformats.org/drawingml/2006/picture">
-                  <pic:nvPicPr>
-                    <pic:cNvPr id="1828995798" name=""/>
+                    <pic:cNvPr id="303945097" name=""/>
                     <pic:cNvPicPr/>
                   </pic:nvPicPr>
                   <pic:blipFill>
@@ -95,7 +56,7 @@
                   <pic:spPr>
                     <a:xfrm>
                       <a:off x="0" y="0"/>
-                      <a:ext cx="5943600" cy="3238500"/>
+                      <a:ext cx="5943600" cy="4836795"/>
                     </a:xfrm>
                     <a:prstGeom prst="rect">
                       <a:avLst/>
@@ -112,10 +73,10 @@
       <w:r>
         <w:lastRenderedPageBreak/>
         <w:drawing>
-          <wp:inline distT="0" distB="0" distL="0" distR="0" wp14:anchorId="7F75A0F6" wp14:editId="296E60C7">
-            <wp:extent cx="5943600" cy="3686175"/>
-            <wp:effectExtent l="0" t="0" r="0" b="9525"/>
-            <wp:docPr id="1036797175" name="Picture 1"/>
+          <wp:inline distT="0" distB="0" distL="0" distR="0" wp14:anchorId="386D981D" wp14:editId="6431EC35">
+            <wp:extent cx="5943600" cy="3108960"/>
+            <wp:effectExtent l="0" t="0" r="0" b="0"/>
+            <wp:docPr id="2018862526" name="Picture 1"/>
             <wp:cNvGraphicFramePr>
               <a:graphicFrameLocks xmlns:a="http://schemas.openxmlformats.org/drawingml/2006/main" noChangeAspect="1"/>
             </wp:cNvGraphicFramePr>
@@ -123,7 +84,7 @@
               <a:graphicData uri="http://schemas.openxmlformats.org/drawingml/2006/picture">
                 <pic:pic xmlns:pic="http://schemas.openxmlformats.org/drawingml/2006/picture">
                   <pic:nvPicPr>
-                    <pic:cNvPr id="1036797175" name=""/>
+                    <pic:cNvPr id="2018862526" name=""/>
                     <pic:cNvPicPr/>
                   </pic:nvPicPr>
                   <pic:blipFill>
@@ -135,7 +96,7 @@
                   <pic:spPr>
                     <a:xfrm>
                       <a:off x="0" y="0"/>
-                      <a:ext cx="5943600" cy="3686175"/>
+                      <a:ext cx="5943600" cy="3108960"/>
                     </a:xfrm>
                     <a:prstGeom prst="rect">
                       <a:avLst/>
@@ -148,6 +109,773 @@
         </w:drawing>
       </w:r>
     </w:p>
+    <w:p>
+      <w:r>
+        <w:t>1.</w:t>
+      </w:r>
+      <w:r>
+        <w:t xml:space="preserve">  </w:t>
+      </w:r>
+      <w:r>
+        <w:rPr>
+          <w:b/>
+          <w:bCs/>
+        </w:rPr>
+        <w:t>Folder Creation</w:t>
+      </w:r>
+    </w:p>
+    <w:p>
+      <w:pPr>
+        <w:pStyle w:val="NormalWeb"/>
+        <w:pBdr>
+          <w:top w:val="single" w:sz="6" w:space="2" w:color="888888"/>
+          <w:left w:val="single" w:sz="6" w:space="2" w:color="888888"/>
+          <w:bottom w:val="single" w:sz="6" w:space="2" w:color="888888"/>
+          <w:right w:val="single" w:sz="6" w:space="2" w:color="888888"/>
+        </w:pBdr>
+        <w:tabs>
+          <w:tab w:val="left" w:pos="916"/>
+          <w:tab w:val="left" w:pos="1832"/>
+          <w:tab w:val="left" w:pos="2748"/>
+          <w:tab w:val="left" w:pos="3664"/>
+          <w:tab w:val="left" w:pos="4580"/>
+          <w:tab w:val="left" w:pos="5496"/>
+          <w:tab w:val="left" w:pos="6412"/>
+          <w:tab w:val="left" w:pos="7328"/>
+          <w:tab w:val="left" w:pos="8244"/>
+          <w:tab w:val="left" w:pos="9160"/>
+          <w:tab w:val="left" w:pos="10076"/>
+          <w:tab w:val="left" w:pos="10992"/>
+          <w:tab w:val="left" w:pos="11908"/>
+          <w:tab w:val="left" w:pos="12824"/>
+          <w:tab w:val="left" w:pos="13740"/>
+          <w:tab w:val="left" w:pos="14656"/>
+        </w:tabs>
+        <w:spacing w:before="0" w:beforeAutospacing="0" w:after="0" w:afterAutospacing="0"/>
+        <w:divId w:val="1814446004"/>
+        <w:rPr>
+          <w:rFonts w:ascii="Consolas" w:hAnsi="Consolas" w:cs="Courier New"/>
+          <w:sz w:val="17"/>
+          <w:szCs w:val="17"/>
+        </w:rPr>
+      </w:pPr>
+      <w:r>
+        <w:rPr>
+          <w:rFonts w:ascii="Consolas" w:hAnsi="Consolas" w:cs="Courier New"/>
+          <w:sz w:val="17"/>
+          <w:szCs w:val="17"/>
+        </w:rPr>
+        <w:t xml:space="preserve">1. </w:t>
+      </w:r>
+      <w:r>
+        <w:rPr>
+          <w:rFonts w:ascii="Consolas" w:hAnsi="Consolas" w:cs="Courier New"/>
+          <w:color w:val="000000"/>
+          <w:sz w:val="17"/>
+          <w:szCs w:val="17"/>
+        </w:rPr>
+        <w:t>os</w:t>
+      </w:r>
+      <w:r>
+        <w:rPr>
+          <w:rFonts w:ascii="Consolas" w:hAnsi="Consolas" w:cs="Courier New"/>
+          <w:color w:val="666600"/>
+          <w:sz w:val="17"/>
+          <w:szCs w:val="17"/>
+        </w:rPr>
+        <w:t>.</w:t>
+      </w:r>
+      <w:r>
+        <w:rPr>
+          <w:rFonts w:ascii="Consolas" w:hAnsi="Consolas" w:cs="Courier New"/>
+          <w:color w:val="000000"/>
+          <w:sz w:val="17"/>
+          <w:szCs w:val="17"/>
+        </w:rPr>
+        <w:t>makedirs</w:t>
+      </w:r>
+      <w:r>
+        <w:rPr>
+          <w:rFonts w:ascii="Consolas" w:hAnsi="Consolas" w:cs="Courier New"/>
+          <w:color w:val="666600"/>
+          <w:sz w:val="17"/>
+          <w:szCs w:val="17"/>
+        </w:rPr>
+        <w:t>(</w:t>
+      </w:r>
+      <w:r>
+        <w:rPr>
+          <w:rFonts w:ascii="Consolas" w:hAnsi="Consolas" w:cs="Courier New"/>
+          <w:color w:val="008800"/>
+          <w:sz w:val="17"/>
+          <w:szCs w:val="17"/>
+        </w:rPr>
+        <w:t>"</w:t>
+      </w:r>
+      <w:r>
+        <w:rPr>
+          <w:rFonts w:ascii="Consolas" w:hAnsi="Consolas" w:cs="Courier New"/>
+          <w:color w:val="008800"/>
+          <w:sz w:val="17"/>
+          <w:szCs w:val="17"/>
+        </w:rPr>
+        <w:t>D:/lecture/PTIT/20251/IntSys</w:t>
+      </w:r>
+      <w:r>
+        <w:rPr>
+          <w:rFonts w:ascii="Consolas" w:hAnsi="Consolas" w:cs="Courier New"/>
+          <w:color w:val="008800"/>
+          <w:sz w:val="17"/>
+          <w:szCs w:val="17"/>
+        </w:rPr>
+        <w:t>"</w:t>
+      </w:r>
+      <w:r>
+        <w:rPr>
+          <w:rFonts w:ascii="Consolas" w:hAnsi="Consolas" w:cs="Courier New"/>
+          <w:color w:val="666600"/>
+          <w:sz w:val="17"/>
+          <w:szCs w:val="17"/>
+        </w:rPr>
+        <w:t>,</w:t>
+      </w:r>
+      <w:r>
+        <w:rPr>
+          <w:rFonts w:ascii="Consolas" w:hAnsi="Consolas" w:cs="Courier New"/>
+          <w:color w:val="000000"/>
+          <w:sz w:val="17"/>
+          <w:szCs w:val="17"/>
+        </w:rPr>
+        <w:t xml:space="preserve"> exist_ok</w:t>
+      </w:r>
+      <w:r>
+        <w:rPr>
+          <w:rFonts w:ascii="Consolas" w:hAnsi="Consolas" w:cs="Courier New"/>
+          <w:color w:val="666600"/>
+          <w:sz w:val="17"/>
+          <w:szCs w:val="17"/>
+        </w:rPr>
+        <w:t>=</w:t>
+      </w:r>
+      <w:r>
+        <w:rPr>
+          <w:rFonts w:ascii="Consolas" w:hAnsi="Consolas" w:cs="Courier New"/>
+          <w:color w:val="000088"/>
+          <w:sz w:val="17"/>
+          <w:szCs w:val="17"/>
+        </w:rPr>
+        <w:t>True</w:t>
+      </w:r>
+      <w:r>
+        <w:rPr>
+          <w:rFonts w:ascii="Consolas" w:hAnsi="Consolas" w:cs="Courier New"/>
+          <w:color w:val="666600"/>
+          <w:sz w:val="17"/>
+          <w:szCs w:val="17"/>
+        </w:rPr>
+        <w:t>)</w:t>
+      </w:r>
+    </w:p>
+    <w:p>
+      <w:pPr>
+        <w:pStyle w:val="NormalWeb"/>
+        <w:pBdr>
+          <w:top w:val="single" w:sz="6" w:space="2" w:color="888888"/>
+          <w:left w:val="single" w:sz="6" w:space="2" w:color="888888"/>
+          <w:bottom w:val="single" w:sz="6" w:space="2" w:color="888888"/>
+          <w:right w:val="single" w:sz="6" w:space="2" w:color="888888"/>
+        </w:pBdr>
+        <w:tabs>
+          <w:tab w:val="left" w:pos="916"/>
+          <w:tab w:val="left" w:pos="1832"/>
+          <w:tab w:val="left" w:pos="2748"/>
+          <w:tab w:val="left" w:pos="3664"/>
+          <w:tab w:val="left" w:pos="4580"/>
+          <w:tab w:val="left" w:pos="5496"/>
+          <w:tab w:val="left" w:pos="6412"/>
+          <w:tab w:val="left" w:pos="7328"/>
+          <w:tab w:val="left" w:pos="8244"/>
+          <w:tab w:val="left" w:pos="9160"/>
+          <w:tab w:val="left" w:pos="10076"/>
+          <w:tab w:val="left" w:pos="10992"/>
+          <w:tab w:val="left" w:pos="11908"/>
+          <w:tab w:val="left" w:pos="12824"/>
+          <w:tab w:val="left" w:pos="13740"/>
+          <w:tab w:val="left" w:pos="14656"/>
+        </w:tabs>
+        <w:spacing w:before="0" w:beforeAutospacing="0" w:after="0" w:afterAutospacing="0"/>
+        <w:divId w:val="1814446004"/>
+        <w:rPr>
+          <w:rFonts w:ascii="Consolas" w:hAnsi="Consolas" w:cs="Courier New"/>
+          <w:sz w:val="17"/>
+          <w:szCs w:val="17"/>
+        </w:rPr>
+      </w:pPr>
+      <w:r>
+        <w:rPr>
+          <w:rFonts w:ascii="Consolas" w:hAnsi="Consolas" w:cs="Courier New"/>
+          <w:sz w:val="17"/>
+          <w:szCs w:val="17"/>
+        </w:rPr>
+        <w:t xml:space="preserve">2. </w:t>
+      </w:r>
+      <w:r>
+        <w:rPr>
+          <w:rFonts w:ascii="Consolas" w:hAnsi="Consolas" w:cs="Courier New"/>
+          <w:color w:val="000000"/>
+          <w:sz w:val="17"/>
+          <w:szCs w:val="17"/>
+        </w:rPr>
+        <w:t> </w:t>
+      </w:r>
+    </w:p>
+    <w:p>
+      <w:r>
+        <w:t>→ Creates the folder C:\DATA if it doesn’t exist, so the file can be saved safely.</w:t>
+      </w:r>
+    </w:p>
+    <w:p>
+      <w:r>
+        <w:t>2.</w:t>
+      </w:r>
+      <w:r>
+        <w:t xml:space="preserve">  </w:t>
+      </w:r>
+      <w:r>
+        <w:rPr>
+          <w:b/>
+          <w:bCs/>
+        </w:rPr>
+        <w:t>Data Size</w:t>
+      </w:r>
+    </w:p>
+    <w:p>
+      <w:pPr>
+        <w:pStyle w:val="NormalWeb"/>
+        <w:pBdr>
+          <w:top w:val="single" w:sz="6" w:space="2" w:color="888888"/>
+          <w:left w:val="single" w:sz="6" w:space="2" w:color="888888"/>
+          <w:bottom w:val="single" w:sz="6" w:space="2" w:color="888888"/>
+          <w:right w:val="single" w:sz="6" w:space="2" w:color="888888"/>
+        </w:pBdr>
+        <w:tabs>
+          <w:tab w:val="left" w:pos="916"/>
+          <w:tab w:val="left" w:pos="1832"/>
+          <w:tab w:val="left" w:pos="2748"/>
+          <w:tab w:val="left" w:pos="3664"/>
+          <w:tab w:val="left" w:pos="4580"/>
+          <w:tab w:val="left" w:pos="5496"/>
+          <w:tab w:val="left" w:pos="6412"/>
+          <w:tab w:val="left" w:pos="7328"/>
+          <w:tab w:val="left" w:pos="8244"/>
+          <w:tab w:val="left" w:pos="9160"/>
+          <w:tab w:val="left" w:pos="10076"/>
+          <w:tab w:val="left" w:pos="10992"/>
+          <w:tab w:val="left" w:pos="11908"/>
+          <w:tab w:val="left" w:pos="12824"/>
+          <w:tab w:val="left" w:pos="13740"/>
+          <w:tab w:val="left" w:pos="14656"/>
+        </w:tabs>
+        <w:spacing w:before="0" w:beforeAutospacing="0" w:after="0" w:afterAutospacing="0"/>
+        <w:divId w:val="1110320431"/>
+        <w:rPr>
+          <w:rFonts w:ascii="Consolas" w:hAnsi="Consolas" w:cs="Courier New"/>
+          <w:sz w:val="17"/>
+          <w:szCs w:val="17"/>
+        </w:rPr>
+      </w:pPr>
+      <w:r>
+        <w:rPr>
+          <w:rFonts w:ascii="Consolas" w:hAnsi="Consolas" w:cs="Courier New"/>
+          <w:sz w:val="17"/>
+          <w:szCs w:val="17"/>
+        </w:rPr>
+        <w:t xml:space="preserve">1. </w:t>
+      </w:r>
+      <w:r>
+        <w:rPr>
+          <w:rFonts w:ascii="Consolas" w:hAnsi="Consolas" w:cs="Courier New"/>
+          <w:color w:val="000000"/>
+          <w:sz w:val="17"/>
+          <w:szCs w:val="17"/>
+        </w:rPr>
+        <w:t xml:space="preserve">n_samples </w:t>
+      </w:r>
+      <w:r>
+        <w:rPr>
+          <w:rFonts w:ascii="Consolas" w:hAnsi="Consolas" w:cs="Courier New"/>
+          <w:color w:val="666600"/>
+          <w:sz w:val="17"/>
+          <w:szCs w:val="17"/>
+        </w:rPr>
+        <w:t>=</w:t>
+      </w:r>
+      <w:r>
+        <w:rPr>
+          <w:rFonts w:ascii="Consolas" w:hAnsi="Consolas" w:cs="Courier New"/>
+          <w:color w:val="000000"/>
+          <w:sz w:val="17"/>
+          <w:szCs w:val="17"/>
+        </w:rPr>
+        <w:t xml:space="preserve"> </w:t>
+      </w:r>
+      <w:r>
+        <w:rPr>
+          <w:rFonts w:ascii="Consolas" w:hAnsi="Consolas" w:cs="Courier New"/>
+          <w:color w:val="006666"/>
+          <w:sz w:val="17"/>
+          <w:szCs w:val="17"/>
+        </w:rPr>
+        <w:t>10000</w:t>
+      </w:r>
+    </w:p>
+    <w:p>
+      <w:pPr>
+        <w:pStyle w:val="NormalWeb"/>
+        <w:pBdr>
+          <w:top w:val="single" w:sz="6" w:space="2" w:color="888888"/>
+          <w:left w:val="single" w:sz="6" w:space="2" w:color="888888"/>
+          <w:bottom w:val="single" w:sz="6" w:space="2" w:color="888888"/>
+          <w:right w:val="single" w:sz="6" w:space="2" w:color="888888"/>
+        </w:pBdr>
+        <w:tabs>
+          <w:tab w:val="left" w:pos="916"/>
+          <w:tab w:val="left" w:pos="1832"/>
+          <w:tab w:val="left" w:pos="2748"/>
+          <w:tab w:val="left" w:pos="3664"/>
+          <w:tab w:val="left" w:pos="4580"/>
+          <w:tab w:val="left" w:pos="5496"/>
+          <w:tab w:val="left" w:pos="6412"/>
+          <w:tab w:val="left" w:pos="7328"/>
+          <w:tab w:val="left" w:pos="8244"/>
+          <w:tab w:val="left" w:pos="9160"/>
+          <w:tab w:val="left" w:pos="10076"/>
+          <w:tab w:val="left" w:pos="10992"/>
+          <w:tab w:val="left" w:pos="11908"/>
+          <w:tab w:val="left" w:pos="12824"/>
+          <w:tab w:val="left" w:pos="13740"/>
+          <w:tab w:val="left" w:pos="14656"/>
+        </w:tabs>
+        <w:spacing w:before="0" w:beforeAutospacing="0" w:after="0" w:afterAutospacing="0"/>
+        <w:divId w:val="1110320431"/>
+        <w:rPr>
+          <w:rFonts w:ascii="Consolas" w:hAnsi="Consolas" w:cs="Courier New"/>
+          <w:sz w:val="17"/>
+          <w:szCs w:val="17"/>
+        </w:rPr>
+      </w:pPr>
+      <w:r>
+        <w:rPr>
+          <w:rFonts w:ascii="Consolas" w:hAnsi="Consolas" w:cs="Courier New"/>
+          <w:sz w:val="17"/>
+          <w:szCs w:val="17"/>
+        </w:rPr>
+        <w:t xml:space="preserve">2. </w:t>
+      </w:r>
+      <w:r>
+        <w:rPr>
+          <w:rFonts w:ascii="Consolas" w:hAnsi="Consolas" w:cs="Courier New"/>
+          <w:color w:val="000000"/>
+          <w:sz w:val="17"/>
+          <w:szCs w:val="17"/>
+        </w:rPr>
+        <w:t> </w:t>
+      </w:r>
+    </w:p>
+    <w:p>
+      <w:r>
+        <w:t>→ We generate 10,000 persons.</w:t>
+      </w:r>
+    </w:p>
+    <w:p>
+      <w:r>
+        <w:t>3.</w:t>
+      </w:r>
+      <w:r>
+        <w:t xml:space="preserve">  </w:t>
+      </w:r>
+      <w:r>
+        <w:rPr>
+          <w:b/>
+          <w:bCs/>
+        </w:rPr>
+        <w:t>Feature Generation</w:t>
+      </w:r>
+    </w:p>
+    <w:p>
+      <w:pPr>
+        <w:numPr>
+          <w:ilvl w:val="0"/>
+          <w:numId w:val="1"/>
+        </w:numPr>
+      </w:pPr>
+      <w:r>
+        <w:rPr>
+          <w:b/>
+          <w:bCs/>
+        </w:rPr>
+        <w:t>Age</w:t>
+      </w:r>
+      <w:r>
+        <w:t>: Random integer between 18–70.</w:t>
+      </w:r>
+    </w:p>
+    <w:p>
+      <w:pPr>
+        <w:numPr>
+          <w:ilvl w:val="0"/>
+          <w:numId w:val="1"/>
+        </w:numPr>
+      </w:pPr>
+      <w:r>
+        <w:rPr>
+          <w:b/>
+          <w:bCs/>
+        </w:rPr>
+        <w:t>Gender</w:t>
+      </w:r>
+      <w:r>
+        <w:t>: Randomly Male/Female.</w:t>
+      </w:r>
+    </w:p>
+    <w:p>
+      <w:pPr>
+        <w:numPr>
+          <w:ilvl w:val="0"/>
+          <w:numId w:val="1"/>
+        </w:numPr>
+      </w:pPr>
+      <w:r>
+        <w:rPr>
+          <w:b/>
+          <w:bCs/>
+        </w:rPr>
+        <w:t>Height &amp; Weight</w:t>
+      </w:r>
+      <w:r>
+        <w:t>: Generated with a normal distribution (closer to real data).</w:t>
+      </w:r>
+    </w:p>
+    <w:p>
+      <w:pPr>
+        <w:numPr>
+          <w:ilvl w:val="0"/>
+          <w:numId w:val="1"/>
+        </w:numPr>
+      </w:pPr>
+      <w:r>
+        <w:rPr>
+          <w:b/>
+          <w:bCs/>
+        </w:rPr>
+        <w:t>Job, Area, Diet</w:t>
+      </w:r>
+      <w:r>
+        <w:t>: Chosen from predefined lists.</w:t>
+      </w:r>
+    </w:p>
+    <w:p>
+      <w:pPr>
+        <w:numPr>
+          <w:ilvl w:val="0"/>
+          <w:numId w:val="1"/>
+        </w:numPr>
+      </w:pPr>
+      <w:r>
+        <w:rPr>
+          <w:b/>
+          <w:bCs/>
+        </w:rPr>
+        <w:t>Lifestyle &amp; Health Features</w:t>
+      </w:r>
+      <w:r>
+        <w:t>: Smoking, alcohol, sleep hours, exercise, etc.</w:t>
+      </w:r>
+    </w:p>
+    <w:p>
+      <w:pPr>
+        <w:numPr>
+          <w:ilvl w:val="0"/>
+          <w:numId w:val="1"/>
+        </w:numPr>
+      </w:pPr>
+      <w:r>
+        <w:rPr>
+          <w:b/>
+          <w:bCs/>
+        </w:rPr>
+        <w:t>Health Risks</w:t>
+      </w:r>
+      <w:r>
+        <w:t>: Cholesterol, blood pressure, diabetes.</w:t>
+      </w:r>
+    </w:p>
+    <w:p>
+      <w:pPr>
+        <w:numPr>
+          <w:ilvl w:val="0"/>
+          <w:numId w:val="1"/>
+        </w:numPr>
+      </w:pPr>
+      <w:r>
+        <w:t xml:space="preserve">Total = </w:t>
+      </w:r>
+      <w:r>
+        <w:rPr>
+          <w:b/>
+          <w:bCs/>
+        </w:rPr>
+        <w:t>20 features</w:t>
+      </w:r>
+      <w:r>
+        <w:t>.</w:t>
+      </w:r>
+    </w:p>
+    <w:p>
+      <w:r>
+        <w:t>4.</w:t>
+      </w:r>
+      <w:r>
+        <w:t xml:space="preserve">  </w:t>
+      </w:r>
+      <w:r>
+        <w:rPr>
+          <w:b/>
+          <w:bCs/>
+        </w:rPr>
+        <w:t>Save as CSV</w:t>
+      </w:r>
+    </w:p>
+    <w:p>
+      <w:pPr>
+        <w:pStyle w:val="NormalWeb"/>
+        <w:pBdr>
+          <w:top w:val="single" w:sz="6" w:space="2" w:color="888888"/>
+          <w:left w:val="single" w:sz="6" w:space="2" w:color="888888"/>
+          <w:bottom w:val="single" w:sz="6" w:space="2" w:color="888888"/>
+          <w:right w:val="single" w:sz="6" w:space="2" w:color="888888"/>
+        </w:pBdr>
+        <w:tabs>
+          <w:tab w:val="left" w:pos="916"/>
+          <w:tab w:val="left" w:pos="1832"/>
+          <w:tab w:val="left" w:pos="2748"/>
+          <w:tab w:val="left" w:pos="3664"/>
+          <w:tab w:val="left" w:pos="4580"/>
+          <w:tab w:val="left" w:pos="5496"/>
+          <w:tab w:val="left" w:pos="6412"/>
+          <w:tab w:val="left" w:pos="7328"/>
+          <w:tab w:val="left" w:pos="8244"/>
+          <w:tab w:val="left" w:pos="9160"/>
+          <w:tab w:val="left" w:pos="10076"/>
+          <w:tab w:val="left" w:pos="10992"/>
+          <w:tab w:val="left" w:pos="11908"/>
+          <w:tab w:val="left" w:pos="12824"/>
+          <w:tab w:val="left" w:pos="13740"/>
+          <w:tab w:val="left" w:pos="14656"/>
+        </w:tabs>
+        <w:spacing w:before="0" w:beforeAutospacing="0" w:after="0" w:afterAutospacing="0"/>
+        <w:divId w:val="154303211"/>
+        <w:rPr>
+          <w:rFonts w:ascii="Consolas" w:hAnsi="Consolas" w:cs="Courier New"/>
+          <w:sz w:val="17"/>
+          <w:szCs w:val="17"/>
+        </w:rPr>
+      </w:pPr>
+      <w:r>
+        <w:rPr>
+          <w:rFonts w:ascii="Consolas" w:hAnsi="Consolas" w:cs="Courier New"/>
+          <w:sz w:val="17"/>
+          <w:szCs w:val="17"/>
+        </w:rPr>
+        <w:t xml:space="preserve">1. </w:t>
+      </w:r>
+      <w:r>
+        <w:rPr>
+          <w:rFonts w:ascii="Consolas" w:hAnsi="Consolas" w:cs="Courier New"/>
+          <w:color w:val="000000"/>
+          <w:sz w:val="17"/>
+          <w:szCs w:val="17"/>
+        </w:rPr>
+        <w:t>df</w:t>
+      </w:r>
+      <w:r>
+        <w:rPr>
+          <w:rFonts w:ascii="Consolas" w:hAnsi="Consolas" w:cs="Courier New"/>
+          <w:color w:val="666600"/>
+          <w:sz w:val="17"/>
+          <w:szCs w:val="17"/>
+        </w:rPr>
+        <w:t>.</w:t>
+      </w:r>
+      <w:r>
+        <w:rPr>
+          <w:rFonts w:ascii="Consolas" w:hAnsi="Consolas" w:cs="Courier New"/>
+          <w:color w:val="000000"/>
+          <w:sz w:val="17"/>
+          <w:szCs w:val="17"/>
+        </w:rPr>
+        <w:t>to_csv</w:t>
+      </w:r>
+      <w:r>
+        <w:rPr>
+          <w:rFonts w:ascii="Consolas" w:hAnsi="Consolas" w:cs="Courier New"/>
+          <w:color w:val="666600"/>
+          <w:sz w:val="17"/>
+          <w:szCs w:val="17"/>
+        </w:rPr>
+        <w:t>(</w:t>
+      </w:r>
+      <w:r>
+        <w:rPr>
+          <w:rFonts w:ascii="Consolas" w:hAnsi="Consolas" w:cs="Courier New"/>
+          <w:color w:val="008800"/>
+          <w:sz w:val="17"/>
+          <w:szCs w:val="17"/>
+        </w:rPr>
+        <w:t>"</w:t>
+      </w:r>
+      <w:r>
+        <w:rPr>
+          <w:rFonts w:ascii="Consolas" w:hAnsi="Consolas" w:cs="Courier New"/>
+          <w:color w:val="008800"/>
+          <w:sz w:val="17"/>
+          <w:szCs w:val="17"/>
+        </w:rPr>
+        <w:t>D:/lecture/PTIT/20251/IntSys</w:t>
+      </w:r>
+      <w:r>
+        <w:rPr>
+          <w:rFonts w:ascii="Consolas" w:hAnsi="Consolas" w:cs="Courier New"/>
+          <w:color w:val="008800"/>
+          <w:sz w:val="17"/>
+          <w:szCs w:val="17"/>
+        </w:rPr>
+        <w:t>/data_4.2.csv"</w:t>
+      </w:r>
+      <w:r>
+        <w:rPr>
+          <w:rFonts w:ascii="Consolas" w:hAnsi="Consolas" w:cs="Courier New"/>
+          <w:color w:val="666600"/>
+          <w:sz w:val="17"/>
+          <w:szCs w:val="17"/>
+        </w:rPr>
+        <w:t>,</w:t>
+      </w:r>
+      <w:r>
+        <w:rPr>
+          <w:rFonts w:ascii="Consolas" w:hAnsi="Consolas" w:cs="Courier New"/>
+          <w:color w:val="000000"/>
+          <w:sz w:val="17"/>
+          <w:szCs w:val="17"/>
+        </w:rPr>
+        <w:t xml:space="preserve"> index</w:t>
+      </w:r>
+      <w:r>
+        <w:rPr>
+          <w:rFonts w:ascii="Consolas" w:hAnsi="Consolas" w:cs="Courier New"/>
+          <w:color w:val="666600"/>
+          <w:sz w:val="17"/>
+          <w:szCs w:val="17"/>
+        </w:rPr>
+        <w:t>=</w:t>
+      </w:r>
+      <w:r>
+        <w:rPr>
+          <w:rFonts w:ascii="Consolas" w:hAnsi="Consolas" w:cs="Courier New"/>
+          <w:color w:val="000088"/>
+          <w:sz w:val="17"/>
+          <w:szCs w:val="17"/>
+        </w:rPr>
+        <w:t>False</w:t>
+      </w:r>
+      <w:r>
+        <w:rPr>
+          <w:rFonts w:ascii="Consolas" w:hAnsi="Consolas" w:cs="Courier New"/>
+          <w:color w:val="666600"/>
+          <w:sz w:val="17"/>
+          <w:szCs w:val="17"/>
+        </w:rPr>
+        <w:t>)</w:t>
+      </w:r>
+    </w:p>
+    <w:p>
+      <w:pPr>
+        <w:pStyle w:val="NormalWeb"/>
+        <w:pBdr>
+          <w:top w:val="single" w:sz="6" w:space="2" w:color="888888"/>
+          <w:left w:val="single" w:sz="6" w:space="2" w:color="888888"/>
+          <w:bottom w:val="single" w:sz="6" w:space="2" w:color="888888"/>
+          <w:right w:val="single" w:sz="6" w:space="2" w:color="888888"/>
+        </w:pBdr>
+        <w:tabs>
+          <w:tab w:val="left" w:pos="916"/>
+          <w:tab w:val="left" w:pos="1832"/>
+          <w:tab w:val="left" w:pos="2748"/>
+          <w:tab w:val="left" w:pos="3664"/>
+          <w:tab w:val="left" w:pos="4580"/>
+          <w:tab w:val="left" w:pos="5496"/>
+          <w:tab w:val="left" w:pos="6412"/>
+          <w:tab w:val="left" w:pos="7328"/>
+          <w:tab w:val="left" w:pos="8244"/>
+          <w:tab w:val="left" w:pos="9160"/>
+          <w:tab w:val="left" w:pos="10076"/>
+          <w:tab w:val="left" w:pos="10992"/>
+          <w:tab w:val="left" w:pos="11908"/>
+          <w:tab w:val="left" w:pos="12824"/>
+          <w:tab w:val="left" w:pos="13740"/>
+          <w:tab w:val="left" w:pos="14656"/>
+        </w:tabs>
+        <w:spacing w:before="0" w:beforeAutospacing="0" w:after="0" w:afterAutospacing="0"/>
+        <w:divId w:val="154303211"/>
+        <w:rPr>
+          <w:rFonts w:ascii="Consolas" w:hAnsi="Consolas" w:cs="Courier New"/>
+          <w:sz w:val="17"/>
+          <w:szCs w:val="17"/>
+        </w:rPr>
+      </w:pPr>
+      <w:r>
+        <w:rPr>
+          <w:rFonts w:ascii="Consolas" w:hAnsi="Consolas" w:cs="Courier New"/>
+          <w:sz w:val="17"/>
+          <w:szCs w:val="17"/>
+        </w:rPr>
+        <w:lastRenderedPageBreak/>
+        <w:t xml:space="preserve">2. </w:t>
+      </w:r>
+      <w:r>
+        <w:rPr>
+          <w:rFonts w:ascii="Consolas" w:hAnsi="Consolas" w:cs="Courier New"/>
+          <w:color w:val="000000"/>
+          <w:sz w:val="17"/>
+          <w:szCs w:val="17"/>
+        </w:rPr>
+        <w:t> </w:t>
+      </w:r>
+    </w:p>
+    <w:p>
+      <w:r>
+        <w:t>→ Saves dataset in the required path.</w:t>
+      </w:r>
+    </w:p>
+    <w:p>
+      <w:r>
+        <w:t>5.</w:t>
+      </w:r>
+      <w:r>
+        <w:t xml:space="preserve">  </w:t>
+      </w:r>
+      <w:r>
+        <w:rPr>
+          <w:b/>
+          <w:bCs/>
+        </w:rPr>
+        <w:t>Preview</w:t>
+      </w:r>
+      <w:r>
+        <w:br/>
+        <w:t>df.head() prints the first 5 rows for verification.</w:t>
+      </w:r>
+    </w:p>
     <w:p/>
     <w:p>
       <w:r>
@@ -157,10 +885,10 @@
     <w:p>
       <w:r>
         <w:drawing>
-          <wp:inline distT="0" distB="0" distL="0" distR="0" wp14:anchorId="53B5E010" wp14:editId="4D29C299">
-            <wp:extent cx="5943600" cy="3369945"/>
-            <wp:effectExtent l="0" t="0" r="0" b="1905"/>
-            <wp:docPr id="335787608" name="Picture 1"/>
+          <wp:inline distT="0" distB="0" distL="0" distR="0" wp14:anchorId="23384A4D" wp14:editId="04E4D82A">
+            <wp:extent cx="5943600" cy="4861560"/>
+            <wp:effectExtent l="0" t="0" r="0" b="0"/>
+            <wp:docPr id="813745574" name="Picture 1"/>
             <wp:cNvGraphicFramePr>
               <a:graphicFrameLocks xmlns:a="http://schemas.openxmlformats.org/drawingml/2006/main" noChangeAspect="1"/>
             </wp:cNvGraphicFramePr>
@@ -168,7 +896,7 @@
               <a:graphicData uri="http://schemas.openxmlformats.org/drawingml/2006/picture">
                 <pic:pic xmlns:pic="http://schemas.openxmlformats.org/drawingml/2006/picture">
                   <pic:nvPicPr>
-                    <pic:cNvPr id="335787608" name=""/>
+                    <pic:cNvPr id="813745574" name=""/>
                     <pic:cNvPicPr/>
                   </pic:nvPicPr>
                   <pic:blipFill>
@@ -180,7 +908,7 @@
                   <pic:spPr>
                     <a:xfrm>
                       <a:off x="0" y="0"/>
-                      <a:ext cx="5943600" cy="3369945"/>
+                      <a:ext cx="5943600" cy="4861560"/>
                     </a:xfrm>
                     <a:prstGeom prst="rect">
                       <a:avLst/>
@@ -197,10 +925,10 @@
       <w:r>
         <w:lastRenderedPageBreak/>
         <w:drawing>
-          <wp:inline distT="0" distB="0" distL="0" distR="0" wp14:anchorId="1408C4EB" wp14:editId="4C9D8D08">
-            <wp:extent cx="5943600" cy="2089150"/>
-            <wp:effectExtent l="0" t="0" r="0" b="6350"/>
-            <wp:docPr id="1869327121" name="Picture 1"/>
+          <wp:inline distT="0" distB="0" distL="0" distR="0" wp14:anchorId="3CBA184B" wp14:editId="3AE56E0A">
+            <wp:extent cx="5943600" cy="4004945"/>
+            <wp:effectExtent l="0" t="0" r="0" b="0"/>
+            <wp:docPr id="1222025861" name="Picture 1"/>
             <wp:cNvGraphicFramePr>
               <a:graphicFrameLocks xmlns:a="http://schemas.openxmlformats.org/drawingml/2006/main" noChangeAspect="1"/>
             </wp:cNvGraphicFramePr>
@@ -208,7 +936,7 @@
               <a:graphicData uri="http://schemas.openxmlformats.org/drawingml/2006/picture">
                 <pic:pic xmlns:pic="http://schemas.openxmlformats.org/drawingml/2006/picture">
                   <pic:nvPicPr>
-                    <pic:cNvPr id="1869327121" name=""/>
+                    <pic:cNvPr id="1222025861" name=""/>
                     <pic:cNvPicPr/>
                   </pic:nvPicPr>
                   <pic:blipFill>
@@ -220,7 +948,7 @@
                   <pic:spPr>
                     <a:xfrm>
                       <a:off x="0" y="0"/>
-                      <a:ext cx="5943600" cy="2089150"/>
+                      <a:ext cx="5943600" cy="4004945"/>
                     </a:xfrm>
                     <a:prstGeom prst="rect">
                       <a:avLst/>
@@ -235,11 +963,12 @@
     </w:p>
     <w:p>
       <w:r>
+        <w:lastRenderedPageBreak/>
         <w:drawing>
-          <wp:inline distT="0" distB="0" distL="0" distR="0" wp14:anchorId="730B08A9" wp14:editId="4F022712">
-            <wp:extent cx="5943600" cy="2456180"/>
-            <wp:effectExtent l="0" t="0" r="0" b="1270"/>
-            <wp:docPr id="913769685" name="Picture 1"/>
+          <wp:inline distT="0" distB="0" distL="0" distR="0" wp14:anchorId="4ECB6B7D" wp14:editId="23A4962E">
+            <wp:extent cx="5943600" cy="7829550"/>
+            <wp:effectExtent l="0" t="0" r="0" b="0"/>
+            <wp:docPr id="150773877" name="Picture 1"/>
             <wp:cNvGraphicFramePr>
               <a:graphicFrameLocks xmlns:a="http://schemas.openxmlformats.org/drawingml/2006/main" noChangeAspect="1"/>
             </wp:cNvGraphicFramePr>
@@ -247,7 +976,7 @@
               <a:graphicData uri="http://schemas.openxmlformats.org/drawingml/2006/picture">
                 <pic:pic xmlns:pic="http://schemas.openxmlformats.org/drawingml/2006/picture">
                   <pic:nvPicPr>
-                    <pic:cNvPr id="913769685" name=""/>
+                    <pic:cNvPr id="150773877" name=""/>
                     <pic:cNvPicPr/>
                   </pic:nvPicPr>
                   <pic:blipFill>
@@ -259,7 +988,7 @@
                   <pic:spPr>
                     <a:xfrm>
                       <a:off x="0" y="0"/>
-                      <a:ext cx="5943600" cy="2456180"/>
+                      <a:ext cx="5943600" cy="7829550"/>
                     </a:xfrm>
                     <a:prstGeom prst="rect">
                       <a:avLst/>
@@ -272,19 +1001,14 @@
         </w:drawing>
       </w:r>
     </w:p>
-    <w:p/>
-    <w:p>
-      <w:r>
-        <w:t>c.</w:t>
-      </w:r>
-    </w:p>
-    <w:p>
-      <w:r>
+    <w:p>
+      <w:r>
+        <w:lastRenderedPageBreak/>
         <w:drawing>
-          <wp:inline distT="0" distB="0" distL="0" distR="0" wp14:anchorId="46E589DB" wp14:editId="0B2E49FC">
-            <wp:extent cx="5943600" cy="2613025"/>
+          <wp:inline distT="0" distB="0" distL="0" distR="0" wp14:anchorId="029222D3" wp14:editId="3F761952">
+            <wp:extent cx="5943600" cy="7816215"/>
             <wp:effectExtent l="0" t="0" r="0" b="0"/>
-            <wp:docPr id="1270720787" name="Picture 1"/>
+            <wp:docPr id="177065383" name="Picture 1"/>
             <wp:cNvGraphicFramePr>
               <a:graphicFrameLocks xmlns:a="http://schemas.openxmlformats.org/drawingml/2006/main" noChangeAspect="1"/>
             </wp:cNvGraphicFramePr>
@@ -292,7 +1016,7 @@
               <a:graphicData uri="http://schemas.openxmlformats.org/drawingml/2006/picture">
                 <pic:pic xmlns:pic="http://schemas.openxmlformats.org/drawingml/2006/picture">
                   <pic:nvPicPr>
-                    <pic:cNvPr id="1270720787" name=""/>
+                    <pic:cNvPr id="177065383" name=""/>
                     <pic:cNvPicPr/>
                   </pic:nvPicPr>
                   <pic:blipFill>
@@ -304,7 +1028,7 @@
                   <pic:spPr>
                     <a:xfrm>
                       <a:off x="0" y="0"/>
-                      <a:ext cx="5943600" cy="2613025"/>
+                      <a:ext cx="5943600" cy="7816215"/>
                     </a:xfrm>
                     <a:prstGeom prst="rect">
                       <a:avLst/>
@@ -321,10 +1045,10 @@
       <w:r>
         <w:lastRenderedPageBreak/>
         <w:drawing>
-          <wp:inline distT="0" distB="0" distL="0" distR="0" wp14:anchorId="68F627A3" wp14:editId="1FEB758F">
-            <wp:extent cx="5943600" cy="2630170"/>
-            <wp:effectExtent l="0" t="0" r="0" b="0"/>
-            <wp:docPr id="1118607159" name="Picture 1"/>
+          <wp:inline distT="0" distB="0" distL="0" distR="0" wp14:anchorId="55476E17" wp14:editId="1E819CE7">
+            <wp:extent cx="5943600" cy="3426460"/>
+            <wp:effectExtent l="0" t="0" r="0" b="2540"/>
+            <wp:docPr id="1817652640" name="Picture 1"/>
             <wp:cNvGraphicFramePr>
               <a:graphicFrameLocks xmlns:a="http://schemas.openxmlformats.org/drawingml/2006/main" noChangeAspect="1"/>
             </wp:cNvGraphicFramePr>
@@ -332,7 +1056,7 @@
               <a:graphicData uri="http://schemas.openxmlformats.org/drawingml/2006/picture">
                 <pic:pic xmlns:pic="http://schemas.openxmlformats.org/drawingml/2006/picture">
                   <pic:nvPicPr>
-                    <pic:cNvPr id="1118607159" name=""/>
+                    <pic:cNvPr id="1817652640" name=""/>
                     <pic:cNvPicPr/>
                   </pic:nvPicPr>
                   <pic:blipFill>
@@ -344,7 +1068,7 @@
                   <pic:spPr>
                     <a:xfrm>
                       <a:off x="0" y="0"/>
-                      <a:ext cx="5943600" cy="2630170"/>
+                      <a:ext cx="5943600" cy="3426460"/>
                     </a:xfrm>
                     <a:prstGeom prst="rect">
                       <a:avLst/>
@@ -357,19 +1081,661 @@
         </w:drawing>
       </w:r>
     </w:p>
+    <w:p>
+      <w:r>
+        <w:t>1.</w:t>
+      </w:r>
+      <w:r>
+        <w:t xml:space="preserve">  </w:t>
+      </w:r>
+      <w:r>
+        <w:rPr>
+          <w:b/>
+          <w:bCs/>
+        </w:rPr>
+        <w:t>Load dataset</w:t>
+      </w:r>
+    </w:p>
+    <w:p>
+      <w:pPr>
+        <w:pStyle w:val="NormalWeb"/>
+        <w:pBdr>
+          <w:top w:val="single" w:sz="6" w:space="2" w:color="888888"/>
+          <w:left w:val="single" w:sz="6" w:space="2" w:color="888888"/>
+          <w:bottom w:val="single" w:sz="6" w:space="2" w:color="888888"/>
+          <w:right w:val="single" w:sz="6" w:space="2" w:color="888888"/>
+        </w:pBdr>
+        <w:tabs>
+          <w:tab w:val="left" w:pos="916"/>
+          <w:tab w:val="left" w:pos="1832"/>
+          <w:tab w:val="left" w:pos="2748"/>
+          <w:tab w:val="left" w:pos="3664"/>
+          <w:tab w:val="left" w:pos="4580"/>
+          <w:tab w:val="left" w:pos="5496"/>
+          <w:tab w:val="left" w:pos="6412"/>
+          <w:tab w:val="left" w:pos="7328"/>
+          <w:tab w:val="left" w:pos="8244"/>
+          <w:tab w:val="left" w:pos="9160"/>
+          <w:tab w:val="left" w:pos="10076"/>
+          <w:tab w:val="left" w:pos="10992"/>
+          <w:tab w:val="left" w:pos="11908"/>
+          <w:tab w:val="left" w:pos="12824"/>
+          <w:tab w:val="left" w:pos="13740"/>
+          <w:tab w:val="left" w:pos="14656"/>
+        </w:tabs>
+        <w:spacing w:before="0" w:beforeAutospacing="0" w:after="0" w:afterAutospacing="0"/>
+        <w:divId w:val="1638532855"/>
+        <w:rPr>
+          <w:rFonts w:ascii="Consolas" w:hAnsi="Consolas" w:cs="Courier New"/>
+          <w:sz w:val="17"/>
+          <w:szCs w:val="17"/>
+        </w:rPr>
+      </w:pPr>
+      <w:r>
+        <w:rPr>
+          <w:rFonts w:ascii="Consolas" w:hAnsi="Consolas" w:cs="Courier New"/>
+          <w:sz w:val="17"/>
+          <w:szCs w:val="17"/>
+        </w:rPr>
+        <w:t xml:space="preserve">1. </w:t>
+      </w:r>
+      <w:r>
+        <w:rPr>
+          <w:rFonts w:ascii="Consolas" w:hAnsi="Consolas" w:cs="Courier New"/>
+          <w:color w:val="000000"/>
+          <w:sz w:val="17"/>
+          <w:szCs w:val="17"/>
+        </w:rPr>
+        <w:t xml:space="preserve">df </w:t>
+      </w:r>
+      <w:r>
+        <w:rPr>
+          <w:rFonts w:ascii="Consolas" w:hAnsi="Consolas" w:cs="Courier New"/>
+          <w:color w:val="666600"/>
+          <w:sz w:val="17"/>
+          <w:szCs w:val="17"/>
+        </w:rPr>
+        <w:t>=</w:t>
+      </w:r>
+      <w:r>
+        <w:rPr>
+          <w:rFonts w:ascii="Consolas" w:hAnsi="Consolas" w:cs="Courier New"/>
+          <w:color w:val="000000"/>
+          <w:sz w:val="17"/>
+          <w:szCs w:val="17"/>
+        </w:rPr>
+        <w:t xml:space="preserve"> pd</w:t>
+      </w:r>
+      <w:r>
+        <w:rPr>
+          <w:rFonts w:ascii="Consolas" w:hAnsi="Consolas" w:cs="Courier New"/>
+          <w:color w:val="666600"/>
+          <w:sz w:val="17"/>
+          <w:szCs w:val="17"/>
+        </w:rPr>
+        <w:t>.</w:t>
+      </w:r>
+      <w:r>
+        <w:rPr>
+          <w:rFonts w:ascii="Consolas" w:hAnsi="Consolas" w:cs="Courier New"/>
+          <w:color w:val="000000"/>
+          <w:sz w:val="17"/>
+          <w:szCs w:val="17"/>
+        </w:rPr>
+        <w:t>read_csv</w:t>
+      </w:r>
+      <w:r>
+        <w:rPr>
+          <w:rFonts w:ascii="Consolas" w:hAnsi="Consolas" w:cs="Courier New"/>
+          <w:color w:val="666600"/>
+          <w:sz w:val="17"/>
+          <w:szCs w:val="17"/>
+        </w:rPr>
+        <w:t>(</w:t>
+      </w:r>
+      <w:r>
+        <w:rPr>
+          <w:rFonts w:ascii="Consolas" w:hAnsi="Consolas" w:cs="Courier New"/>
+          <w:color w:val="008800"/>
+          <w:sz w:val="17"/>
+          <w:szCs w:val="17"/>
+        </w:rPr>
+        <w:t>"D:/lecture/PTIT/20251/IntSys/data_4.2.csv"</w:t>
+      </w:r>
+      <w:r>
+        <w:rPr>
+          <w:rFonts w:ascii="Consolas" w:hAnsi="Consolas" w:cs="Courier New"/>
+          <w:color w:val="666600"/>
+          <w:sz w:val="17"/>
+          <w:szCs w:val="17"/>
+        </w:rPr>
+        <w:t>)</w:t>
+      </w:r>
+    </w:p>
+    <w:p>
+      <w:pPr>
+        <w:pStyle w:val="NormalWeb"/>
+        <w:pBdr>
+          <w:top w:val="single" w:sz="6" w:space="2" w:color="888888"/>
+          <w:left w:val="single" w:sz="6" w:space="2" w:color="888888"/>
+          <w:bottom w:val="single" w:sz="6" w:space="2" w:color="888888"/>
+          <w:right w:val="single" w:sz="6" w:space="2" w:color="888888"/>
+        </w:pBdr>
+        <w:tabs>
+          <w:tab w:val="left" w:pos="916"/>
+          <w:tab w:val="left" w:pos="1832"/>
+          <w:tab w:val="left" w:pos="2748"/>
+          <w:tab w:val="left" w:pos="3664"/>
+          <w:tab w:val="left" w:pos="4580"/>
+          <w:tab w:val="left" w:pos="5496"/>
+          <w:tab w:val="left" w:pos="6412"/>
+          <w:tab w:val="left" w:pos="7328"/>
+          <w:tab w:val="left" w:pos="8244"/>
+          <w:tab w:val="left" w:pos="9160"/>
+          <w:tab w:val="left" w:pos="10076"/>
+          <w:tab w:val="left" w:pos="10992"/>
+          <w:tab w:val="left" w:pos="11908"/>
+          <w:tab w:val="left" w:pos="12824"/>
+          <w:tab w:val="left" w:pos="13740"/>
+          <w:tab w:val="left" w:pos="14656"/>
+        </w:tabs>
+        <w:spacing w:before="0" w:beforeAutospacing="0" w:after="0" w:afterAutospacing="0"/>
+        <w:divId w:val="1638532855"/>
+        <w:rPr>
+          <w:rFonts w:ascii="Consolas" w:hAnsi="Consolas" w:cs="Courier New"/>
+          <w:sz w:val="17"/>
+          <w:szCs w:val="17"/>
+        </w:rPr>
+      </w:pPr>
+      <w:r>
+        <w:rPr>
+          <w:rFonts w:ascii="Consolas" w:hAnsi="Consolas" w:cs="Courier New"/>
+          <w:sz w:val="17"/>
+          <w:szCs w:val="17"/>
+        </w:rPr>
+        <w:t xml:space="preserve">2. </w:t>
+      </w:r>
+      <w:r>
+        <w:rPr>
+          <w:rFonts w:ascii="Consolas" w:hAnsi="Consolas" w:cs="Courier New"/>
+          <w:color w:val="000000"/>
+          <w:sz w:val="17"/>
+          <w:szCs w:val="17"/>
+        </w:rPr>
+        <w:t> </w:t>
+      </w:r>
+    </w:p>
+    <w:p>
+      <w:r>
+        <w:t>→ Reads the dataset created in part (a).</w:t>
+      </w:r>
+    </w:p>
+    <w:p>
+      <w:r>
+        <w:t>2.</w:t>
+      </w:r>
+      <w:r>
+        <w:t xml:space="preserve">  </w:t>
+      </w:r>
+      <w:r>
+        <w:rPr>
+          <w:b/>
+          <w:bCs/>
+        </w:rPr>
+        <w:t>BMI Calculation</w:t>
+      </w:r>
+    </w:p>
+    <w:p>
+      <w:pPr>
+        <w:pStyle w:val="NormalWeb"/>
+        <w:pBdr>
+          <w:top w:val="single" w:sz="6" w:space="2" w:color="888888"/>
+          <w:left w:val="single" w:sz="6" w:space="2" w:color="888888"/>
+          <w:bottom w:val="single" w:sz="6" w:space="2" w:color="888888"/>
+          <w:right w:val="single" w:sz="6" w:space="2" w:color="888888"/>
+        </w:pBdr>
+        <w:tabs>
+          <w:tab w:val="left" w:pos="916"/>
+          <w:tab w:val="left" w:pos="1832"/>
+          <w:tab w:val="left" w:pos="2748"/>
+          <w:tab w:val="left" w:pos="3664"/>
+          <w:tab w:val="left" w:pos="4580"/>
+          <w:tab w:val="left" w:pos="5496"/>
+          <w:tab w:val="left" w:pos="6412"/>
+          <w:tab w:val="left" w:pos="7328"/>
+          <w:tab w:val="left" w:pos="8244"/>
+          <w:tab w:val="left" w:pos="9160"/>
+          <w:tab w:val="left" w:pos="10076"/>
+          <w:tab w:val="left" w:pos="10992"/>
+          <w:tab w:val="left" w:pos="11908"/>
+          <w:tab w:val="left" w:pos="12824"/>
+          <w:tab w:val="left" w:pos="13740"/>
+          <w:tab w:val="left" w:pos="14656"/>
+        </w:tabs>
+        <w:spacing w:before="0" w:beforeAutospacing="0" w:after="0" w:afterAutospacing="0"/>
+        <w:divId w:val="1639602426"/>
+        <w:rPr>
+          <w:rFonts w:ascii="Consolas" w:hAnsi="Consolas" w:cs="Courier New"/>
+          <w:sz w:val="17"/>
+          <w:szCs w:val="17"/>
+        </w:rPr>
+      </w:pPr>
+      <w:r>
+        <w:rPr>
+          <w:rFonts w:ascii="Consolas" w:hAnsi="Consolas" w:cs="Courier New"/>
+          <w:sz w:val="17"/>
+          <w:szCs w:val="17"/>
+        </w:rPr>
+        <w:t xml:space="preserve">1. </w:t>
+      </w:r>
+      <w:r>
+        <w:rPr>
+          <w:rFonts w:ascii="Consolas" w:hAnsi="Consolas" w:cs="Courier New"/>
+          <w:color w:val="000000"/>
+          <w:sz w:val="17"/>
+          <w:szCs w:val="17"/>
+        </w:rPr>
+        <w:t>df</w:t>
+      </w:r>
+      <w:r>
+        <w:rPr>
+          <w:rFonts w:ascii="Consolas" w:hAnsi="Consolas" w:cs="Courier New"/>
+          <w:color w:val="666600"/>
+          <w:sz w:val="17"/>
+          <w:szCs w:val="17"/>
+        </w:rPr>
+        <w:t>[</w:t>
+      </w:r>
+      <w:r>
+        <w:rPr>
+          <w:rFonts w:ascii="Consolas" w:hAnsi="Consolas" w:cs="Courier New"/>
+          <w:color w:val="008800"/>
+          <w:sz w:val="17"/>
+          <w:szCs w:val="17"/>
+        </w:rPr>
+        <w:t>"BMI"</w:t>
+      </w:r>
+      <w:r>
+        <w:rPr>
+          <w:rFonts w:ascii="Consolas" w:hAnsi="Consolas" w:cs="Courier New"/>
+          <w:color w:val="666600"/>
+          <w:sz w:val="17"/>
+          <w:szCs w:val="17"/>
+        </w:rPr>
+        <w:t>]</w:t>
+      </w:r>
+      <w:r>
+        <w:rPr>
+          <w:rFonts w:ascii="Consolas" w:hAnsi="Consolas" w:cs="Courier New"/>
+          <w:color w:val="000000"/>
+          <w:sz w:val="17"/>
+          <w:szCs w:val="17"/>
+        </w:rPr>
+        <w:t xml:space="preserve"> </w:t>
+      </w:r>
+      <w:r>
+        <w:rPr>
+          <w:rFonts w:ascii="Consolas" w:hAnsi="Consolas" w:cs="Courier New"/>
+          <w:color w:val="666600"/>
+          <w:sz w:val="17"/>
+          <w:szCs w:val="17"/>
+        </w:rPr>
+        <w:t>=</w:t>
+      </w:r>
+      <w:r>
+        <w:rPr>
+          <w:rFonts w:ascii="Consolas" w:hAnsi="Consolas" w:cs="Courier New"/>
+          <w:color w:val="000000"/>
+          <w:sz w:val="17"/>
+          <w:szCs w:val="17"/>
+        </w:rPr>
+        <w:t xml:space="preserve"> df</w:t>
+      </w:r>
+      <w:r>
+        <w:rPr>
+          <w:rFonts w:ascii="Consolas" w:hAnsi="Consolas" w:cs="Courier New"/>
+          <w:color w:val="666600"/>
+          <w:sz w:val="17"/>
+          <w:szCs w:val="17"/>
+        </w:rPr>
+        <w:t>[</w:t>
+      </w:r>
+      <w:r>
+        <w:rPr>
+          <w:rFonts w:ascii="Consolas" w:hAnsi="Consolas" w:cs="Courier New"/>
+          <w:color w:val="008800"/>
+          <w:sz w:val="17"/>
+          <w:szCs w:val="17"/>
+        </w:rPr>
+        <w:t>"Weight_kg"</w:t>
+      </w:r>
+      <w:r>
+        <w:rPr>
+          <w:rFonts w:ascii="Consolas" w:hAnsi="Consolas" w:cs="Courier New"/>
+          <w:color w:val="666600"/>
+          <w:sz w:val="17"/>
+          <w:szCs w:val="17"/>
+        </w:rPr>
+        <w:t>]</w:t>
+      </w:r>
+      <w:r>
+        <w:rPr>
+          <w:rFonts w:ascii="Consolas" w:hAnsi="Consolas" w:cs="Courier New"/>
+          <w:color w:val="000000"/>
+          <w:sz w:val="17"/>
+          <w:szCs w:val="17"/>
+        </w:rPr>
+        <w:t xml:space="preserve"> </w:t>
+      </w:r>
+      <w:r>
+        <w:rPr>
+          <w:rFonts w:ascii="Consolas" w:hAnsi="Consolas" w:cs="Courier New"/>
+          <w:color w:val="666600"/>
+          <w:sz w:val="17"/>
+          <w:szCs w:val="17"/>
+        </w:rPr>
+        <w:t>/</w:t>
+      </w:r>
+      <w:r>
+        <w:rPr>
+          <w:rFonts w:ascii="Consolas" w:hAnsi="Consolas" w:cs="Courier New"/>
+          <w:color w:val="000000"/>
+          <w:sz w:val="17"/>
+          <w:szCs w:val="17"/>
+        </w:rPr>
+        <w:t xml:space="preserve"> </w:t>
+      </w:r>
+      <w:r>
+        <w:rPr>
+          <w:rFonts w:ascii="Consolas" w:hAnsi="Consolas" w:cs="Courier New"/>
+          <w:color w:val="666600"/>
+          <w:sz w:val="17"/>
+          <w:szCs w:val="17"/>
+        </w:rPr>
+        <w:t>((</w:t>
+      </w:r>
+      <w:r>
+        <w:rPr>
+          <w:rFonts w:ascii="Consolas" w:hAnsi="Consolas" w:cs="Courier New"/>
+          <w:color w:val="000000"/>
+          <w:sz w:val="17"/>
+          <w:szCs w:val="17"/>
+        </w:rPr>
+        <w:t>df</w:t>
+      </w:r>
+      <w:r>
+        <w:rPr>
+          <w:rFonts w:ascii="Consolas" w:hAnsi="Consolas" w:cs="Courier New"/>
+          <w:color w:val="666600"/>
+          <w:sz w:val="17"/>
+          <w:szCs w:val="17"/>
+        </w:rPr>
+        <w:t>[</w:t>
+      </w:r>
+      <w:r>
+        <w:rPr>
+          <w:rFonts w:ascii="Consolas" w:hAnsi="Consolas" w:cs="Courier New"/>
+          <w:color w:val="008800"/>
+          <w:sz w:val="17"/>
+          <w:szCs w:val="17"/>
+        </w:rPr>
+        <w:t>"Height_cm"</w:t>
+      </w:r>
+      <w:r>
+        <w:rPr>
+          <w:rFonts w:ascii="Consolas" w:hAnsi="Consolas" w:cs="Courier New"/>
+          <w:color w:val="666600"/>
+          <w:sz w:val="17"/>
+          <w:szCs w:val="17"/>
+        </w:rPr>
+        <w:t>]/</w:t>
+      </w:r>
+      <w:r>
+        <w:rPr>
+          <w:rFonts w:ascii="Consolas" w:hAnsi="Consolas" w:cs="Courier New"/>
+          <w:color w:val="006666"/>
+          <w:sz w:val="17"/>
+          <w:szCs w:val="17"/>
+        </w:rPr>
+        <w:t>100</w:t>
+      </w:r>
+      <w:r>
+        <w:rPr>
+          <w:rFonts w:ascii="Consolas" w:hAnsi="Consolas" w:cs="Courier New"/>
+          <w:color w:val="666600"/>
+          <w:sz w:val="17"/>
+          <w:szCs w:val="17"/>
+        </w:rPr>
+        <w:t>)</w:t>
+      </w:r>
+      <w:r>
+        <w:rPr>
+          <w:rFonts w:ascii="Consolas" w:hAnsi="Consolas" w:cs="Courier New"/>
+          <w:color w:val="000000"/>
+          <w:sz w:val="17"/>
+          <w:szCs w:val="17"/>
+        </w:rPr>
+        <w:t xml:space="preserve"> </w:t>
+      </w:r>
+      <w:r>
+        <w:rPr>
+          <w:rFonts w:ascii="Consolas" w:hAnsi="Consolas" w:cs="Courier New"/>
+          <w:color w:val="666600"/>
+          <w:sz w:val="17"/>
+          <w:szCs w:val="17"/>
+        </w:rPr>
+        <w:t>**</w:t>
+      </w:r>
+      <w:r>
+        <w:rPr>
+          <w:rFonts w:ascii="Consolas" w:hAnsi="Consolas" w:cs="Courier New"/>
+          <w:color w:val="000000"/>
+          <w:sz w:val="17"/>
+          <w:szCs w:val="17"/>
+        </w:rPr>
+        <w:t xml:space="preserve"> </w:t>
+      </w:r>
+      <w:r>
+        <w:rPr>
+          <w:rFonts w:ascii="Consolas" w:hAnsi="Consolas" w:cs="Courier New"/>
+          <w:color w:val="006666"/>
+          <w:sz w:val="17"/>
+          <w:szCs w:val="17"/>
+        </w:rPr>
+        <w:t>2</w:t>
+      </w:r>
+      <w:r>
+        <w:rPr>
+          <w:rFonts w:ascii="Consolas" w:hAnsi="Consolas" w:cs="Courier New"/>
+          <w:color w:val="666600"/>
+          <w:sz w:val="17"/>
+          <w:szCs w:val="17"/>
+        </w:rPr>
+        <w:t>)</w:t>
+      </w:r>
+    </w:p>
+    <w:p>
+      <w:pPr>
+        <w:pStyle w:val="NormalWeb"/>
+        <w:pBdr>
+          <w:top w:val="single" w:sz="6" w:space="2" w:color="888888"/>
+          <w:left w:val="single" w:sz="6" w:space="2" w:color="888888"/>
+          <w:bottom w:val="single" w:sz="6" w:space="2" w:color="888888"/>
+          <w:right w:val="single" w:sz="6" w:space="2" w:color="888888"/>
+        </w:pBdr>
+        <w:tabs>
+          <w:tab w:val="left" w:pos="916"/>
+          <w:tab w:val="left" w:pos="1832"/>
+          <w:tab w:val="left" w:pos="2748"/>
+          <w:tab w:val="left" w:pos="3664"/>
+          <w:tab w:val="left" w:pos="4580"/>
+          <w:tab w:val="left" w:pos="5496"/>
+          <w:tab w:val="left" w:pos="6412"/>
+          <w:tab w:val="left" w:pos="7328"/>
+          <w:tab w:val="left" w:pos="8244"/>
+          <w:tab w:val="left" w:pos="9160"/>
+          <w:tab w:val="left" w:pos="10076"/>
+          <w:tab w:val="left" w:pos="10992"/>
+          <w:tab w:val="left" w:pos="11908"/>
+          <w:tab w:val="left" w:pos="12824"/>
+          <w:tab w:val="left" w:pos="13740"/>
+          <w:tab w:val="left" w:pos="14656"/>
+        </w:tabs>
+        <w:spacing w:before="0" w:beforeAutospacing="0" w:after="0" w:afterAutospacing="0"/>
+        <w:divId w:val="1639602426"/>
+        <w:rPr>
+          <w:rFonts w:ascii="Consolas" w:hAnsi="Consolas" w:cs="Courier New"/>
+          <w:sz w:val="17"/>
+          <w:szCs w:val="17"/>
+        </w:rPr>
+      </w:pPr>
+      <w:r>
+        <w:rPr>
+          <w:rFonts w:ascii="Consolas" w:hAnsi="Consolas" w:cs="Courier New"/>
+          <w:sz w:val="17"/>
+          <w:szCs w:val="17"/>
+        </w:rPr>
+        <w:t xml:space="preserve">2. </w:t>
+      </w:r>
+      <w:r>
+        <w:rPr>
+          <w:rFonts w:ascii="Consolas" w:hAnsi="Consolas" w:cs="Courier New"/>
+          <w:color w:val="000000"/>
+          <w:sz w:val="17"/>
+          <w:szCs w:val="17"/>
+        </w:rPr>
+        <w:t> </w:t>
+      </w:r>
+    </w:p>
+    <w:p>
+      <w:r>
+        <w:t>→ Formula: weight (kg) / height² (m²)</w:t>
+      </w:r>
+    </w:p>
+    <w:p>
+      <w:r>
+        <w:t>3.</w:t>
+      </w:r>
+      <w:r>
+        <w:t xml:space="preserve">  </w:t>
+      </w:r>
+      <w:r>
+        <w:rPr>
+          <w:b/>
+          <w:bCs/>
+        </w:rPr>
+        <w:t>Distribution Plots</w:t>
+      </w:r>
+    </w:p>
+    <w:p>
+      <w:pPr>
+        <w:numPr>
+          <w:ilvl w:val="0"/>
+          <w:numId w:val="2"/>
+        </w:numPr>
+      </w:pPr>
+      <w:r>
+        <w:rPr>
+          <w:b/>
+          <w:bCs/>
+        </w:rPr>
+        <w:t>Age</w:t>
+      </w:r>
+      <w:r>
+        <w:t>: Histogram + KDE (shows normal distribution shape).</w:t>
+      </w:r>
+    </w:p>
+    <w:p>
+      <w:pPr>
+        <w:numPr>
+          <w:ilvl w:val="0"/>
+          <w:numId w:val="2"/>
+        </w:numPr>
+      </w:pPr>
+      <w:r>
+        <w:rPr>
+          <w:b/>
+          <w:bCs/>
+        </w:rPr>
+        <w:t>Gender</w:t>
+      </w:r>
+      <w:r>
+        <w:t>: Countplot (Male vs Female).</w:t>
+      </w:r>
+    </w:p>
+    <w:p>
+      <w:pPr>
+        <w:numPr>
+          <w:ilvl w:val="0"/>
+          <w:numId w:val="2"/>
+        </w:numPr>
+      </w:pPr>
+      <w:r>
+        <w:rPr>
+          <w:b/>
+          <w:bCs/>
+        </w:rPr>
+        <w:t>Height &amp; Weight</w:t>
+      </w:r>
+      <w:r>
+        <w:t>: Histograms with normal distribution curves.</w:t>
+      </w:r>
+    </w:p>
+    <w:p>
+      <w:pPr>
+        <w:numPr>
+          <w:ilvl w:val="0"/>
+          <w:numId w:val="2"/>
+        </w:numPr>
+      </w:pPr>
+      <w:r>
+        <w:rPr>
+          <w:b/>
+          <w:bCs/>
+        </w:rPr>
+        <w:t>BMI</w:t>
+      </w:r>
+      <w:r>
+        <w:t>: Histogram to see underweight, normal, overweight distribution.</w:t>
+      </w:r>
+    </w:p>
+    <w:p>
+      <w:pPr>
+        <w:numPr>
+          <w:ilvl w:val="0"/>
+          <w:numId w:val="2"/>
+        </w:numPr>
+      </w:pPr>
+      <w:r>
+        <w:rPr>
+          <w:b/>
+          <w:bCs/>
+        </w:rPr>
+        <w:t>Job</w:t>
+      </w:r>
+      <w:r>
+        <w:t>: Countplot to show which job has more records.</w:t>
+      </w:r>
+    </w:p>
     <w:p/>
     <w:p>
       <w:r>
-        <w:t>d.</w:t>
+        <w:br w:type="page"/>
+      </w:r>
+    </w:p>
+    <w:p>
+      <w:r>
+        <w:lastRenderedPageBreak/>
+        <w:t>c.</w:t>
       </w:r>
     </w:p>
     <w:p>
       <w:r>
         <w:drawing>
-          <wp:inline distT="0" distB="0" distL="0" distR="0" wp14:anchorId="074520C2" wp14:editId="0FDA1F7E">
-            <wp:extent cx="5943600" cy="3865880"/>
-            <wp:effectExtent l="0" t="0" r="0" b="1270"/>
-            <wp:docPr id="527625110" name="Picture 1"/>
+          <wp:inline distT="0" distB="0" distL="0" distR="0" wp14:anchorId="2D30E946" wp14:editId="393C9ADC">
+            <wp:extent cx="5943600" cy="4269740"/>
+            <wp:effectExtent l="0" t="0" r="0" b="0"/>
+            <wp:docPr id="721704409" name="Picture 1"/>
             <wp:cNvGraphicFramePr>
               <a:graphicFrameLocks xmlns:a="http://schemas.openxmlformats.org/drawingml/2006/main" noChangeAspect="1"/>
             </wp:cNvGraphicFramePr>
@@ -377,7 +1743,7 @@
               <a:graphicData uri="http://schemas.openxmlformats.org/drawingml/2006/picture">
                 <pic:pic xmlns:pic="http://schemas.openxmlformats.org/drawingml/2006/picture">
                   <pic:nvPicPr>
-                    <pic:cNvPr id="527625110" name=""/>
+                    <pic:cNvPr id="721704409" name=""/>
                     <pic:cNvPicPr/>
                   </pic:nvPicPr>
                   <pic:blipFill>
@@ -389,7 +1755,7 @@
                   <pic:spPr>
                     <a:xfrm>
                       <a:off x="0" y="0"/>
-                      <a:ext cx="5943600" cy="3865880"/>
+                      <a:ext cx="5943600" cy="4269740"/>
                     </a:xfrm>
                     <a:prstGeom prst="rect">
                       <a:avLst/>
@@ -404,12 +1770,11 @@
     </w:p>
     <w:p>
       <w:r>
-        <w:lastRenderedPageBreak/>
         <w:drawing>
-          <wp:inline distT="0" distB="0" distL="0" distR="0" wp14:anchorId="4D68C1FC" wp14:editId="5378A047">
-            <wp:extent cx="5943600" cy="3701415"/>
+          <wp:inline distT="0" distB="0" distL="0" distR="0" wp14:anchorId="10E5A2F1" wp14:editId="0CD85809">
+            <wp:extent cx="5943600" cy="1799590"/>
             <wp:effectExtent l="0" t="0" r="0" b="0"/>
-            <wp:docPr id="227682953" name="Picture 1"/>
+            <wp:docPr id="1317800666" name="Picture 1"/>
             <wp:cNvGraphicFramePr>
               <a:graphicFrameLocks xmlns:a="http://schemas.openxmlformats.org/drawingml/2006/main" noChangeAspect="1"/>
             </wp:cNvGraphicFramePr>
@@ -417,7 +1782,7 @@
               <a:graphicData uri="http://schemas.openxmlformats.org/drawingml/2006/picture">
                 <pic:pic xmlns:pic="http://schemas.openxmlformats.org/drawingml/2006/picture">
                   <pic:nvPicPr>
-                    <pic:cNvPr id="227682953" name=""/>
+                    <pic:cNvPr id="1317800666" name=""/>
                     <pic:cNvPicPr/>
                   </pic:nvPicPr>
                   <pic:blipFill>
@@ -429,7 +1794,7 @@
                   <pic:spPr>
                     <a:xfrm>
                       <a:off x="0" y="0"/>
-                      <a:ext cx="5943600" cy="3701415"/>
+                      <a:ext cx="5943600" cy="1799590"/>
                     </a:xfrm>
                     <a:prstGeom prst="rect">
                       <a:avLst/>
@@ -442,19 +1807,14 @@
         </w:drawing>
       </w:r>
     </w:p>
-    <w:p/>
-    <w:p>
-      <w:r>
-        <w:t>e.</w:t>
-      </w:r>
-    </w:p>
-    <w:p>
-      <w:r>
+    <w:p>
+      <w:r>
+        <w:lastRenderedPageBreak/>
         <w:drawing>
-          <wp:inline distT="0" distB="0" distL="0" distR="0" wp14:anchorId="751BE19F" wp14:editId="65F963F7">
-            <wp:extent cx="5943600" cy="748030"/>
+          <wp:inline distT="0" distB="0" distL="0" distR="0" wp14:anchorId="13AAE91D" wp14:editId="4396E934">
+            <wp:extent cx="5943600" cy="5144135"/>
             <wp:effectExtent l="0" t="0" r="0" b="0"/>
-            <wp:docPr id="1903953111" name="Picture 1"/>
+            <wp:docPr id="1015681191" name="Picture 1"/>
             <wp:cNvGraphicFramePr>
               <a:graphicFrameLocks xmlns:a="http://schemas.openxmlformats.org/drawingml/2006/main" noChangeAspect="1"/>
             </wp:cNvGraphicFramePr>
@@ -462,7 +1822,7 @@
               <a:graphicData uri="http://schemas.openxmlformats.org/drawingml/2006/picture">
                 <pic:pic xmlns:pic="http://schemas.openxmlformats.org/drawingml/2006/picture">
                   <pic:nvPicPr>
-                    <pic:cNvPr id="1903953111" name=""/>
+                    <pic:cNvPr id="1015681191" name=""/>
                     <pic:cNvPicPr/>
                   </pic:nvPicPr>
                   <pic:blipFill>
@@ -474,7 +1834,7 @@
                   <pic:spPr>
                     <a:xfrm>
                       <a:off x="0" y="0"/>
-                      <a:ext cx="5943600" cy="748030"/>
+                      <a:ext cx="5943600" cy="5144135"/>
                     </a:xfrm>
                     <a:prstGeom prst="rect">
                       <a:avLst/>
@@ -487,19 +1847,180 @@
         </w:drawing>
       </w:r>
     </w:p>
+    <w:p>
+      <w:pPr>
+        <w:numPr>
+          <w:ilvl w:val="0"/>
+          <w:numId w:val="3"/>
+        </w:numPr>
+      </w:pPr>
+      <w:r>
+        <w:rPr>
+          <w:b/>
+          <w:bCs/>
+        </w:rPr>
+        <w:t>BMI Category</w:t>
+      </w:r>
+    </w:p>
+    <w:p>
+      <w:pPr>
+        <w:numPr>
+          <w:ilvl w:val="1"/>
+          <w:numId w:val="3"/>
+        </w:numPr>
+      </w:pPr>
+      <w:r>
+        <w:t>Converts BMI value → label (Underweight, Normal, Overweight).</w:t>
+      </w:r>
+    </w:p>
+    <w:p>
+      <w:pPr>
+        <w:numPr>
+          <w:ilvl w:val="0"/>
+          <w:numId w:val="3"/>
+        </w:numPr>
+      </w:pPr>
+      <w:r>
+        <w:rPr>
+          <w:b/>
+          <w:bCs/>
+        </w:rPr>
+        <w:t>Encoding</w:t>
+      </w:r>
+    </w:p>
+    <w:p>
+      <w:pPr>
+        <w:numPr>
+          <w:ilvl w:val="1"/>
+          <w:numId w:val="3"/>
+        </w:numPr>
+      </w:pPr>
+      <w:r>
+        <w:t>Converts categorical features (Gender, Job, Area, etc.) into numeric values.</w:t>
+      </w:r>
+    </w:p>
+    <w:p>
+      <w:pPr>
+        <w:numPr>
+          <w:ilvl w:val="0"/>
+          <w:numId w:val="3"/>
+        </w:numPr>
+      </w:pPr>
+      <w:r>
+        <w:rPr>
+          <w:b/>
+          <w:bCs/>
+        </w:rPr>
+        <w:t>Feature Scaling</w:t>
+      </w:r>
+    </w:p>
+    <w:p>
+      <w:pPr>
+        <w:numPr>
+          <w:ilvl w:val="1"/>
+          <w:numId w:val="3"/>
+        </w:numPr>
+      </w:pPr>
+      <w:r>
+        <w:t>Normalizes numerical values for better performance (especially SVM &amp; KNN).</w:t>
+      </w:r>
+    </w:p>
+    <w:p>
+      <w:pPr>
+        <w:numPr>
+          <w:ilvl w:val="0"/>
+          <w:numId w:val="3"/>
+        </w:numPr>
+      </w:pPr>
+      <w:r>
+        <w:rPr>
+          <w:b/>
+          <w:bCs/>
+        </w:rPr>
+        <w:t>Models</w:t>
+      </w:r>
+    </w:p>
+    <w:p>
+      <w:pPr>
+        <w:numPr>
+          <w:ilvl w:val="1"/>
+          <w:numId w:val="3"/>
+        </w:numPr>
+      </w:pPr>
+      <w:r>
+        <w:t xml:space="preserve">Trains </w:t>
+      </w:r>
+      <w:r>
+        <w:rPr>
+          <w:b/>
+          <w:bCs/>
+        </w:rPr>
+        <w:t>5 classifiers</w:t>
+      </w:r>
+      <w:r>
+        <w:t xml:space="preserve"> on 80% training data, tests on 20%.</w:t>
+      </w:r>
+    </w:p>
+    <w:p>
+      <w:pPr>
+        <w:numPr>
+          <w:ilvl w:val="0"/>
+          <w:numId w:val="3"/>
+        </w:numPr>
+      </w:pPr>
+      <w:r>
+        <w:rPr>
+          <w:b/>
+          <w:bCs/>
+        </w:rPr>
+        <w:t>Evaluation</w:t>
+      </w:r>
+    </w:p>
+    <w:p>
+      <w:pPr>
+        <w:numPr>
+          <w:ilvl w:val="1"/>
+          <w:numId w:val="3"/>
+        </w:numPr>
+      </w:pPr>
+      <w:r>
+        <w:lastRenderedPageBreak/>
+        <w:t xml:space="preserve">Prints </w:t>
+      </w:r>
+      <w:r>
+        <w:rPr>
+          <w:b/>
+          <w:bCs/>
+        </w:rPr>
+        <w:t>accuracy</w:t>
+      </w:r>
+      <w:r>
+        <w:t xml:space="preserve"> and </w:t>
+      </w:r>
+      <w:r>
+        <w:rPr>
+          <w:b/>
+          <w:bCs/>
+        </w:rPr>
+        <w:t>classification report</w:t>
+      </w:r>
+      <w:r>
+        <w:t xml:space="preserve"> (precision, recall, F1-score).</w:t>
+      </w:r>
+    </w:p>
     <w:p/>
     <w:p>
       <w:r>
-        <w:t>g.</w:t>
+        <w:t>d.</w:t>
       </w:r>
     </w:p>
     <w:p>
       <w:r>
         <w:drawing>
-          <wp:inline distT="0" distB="0" distL="0" distR="0" wp14:anchorId="372A6276" wp14:editId="5015F899">
-            <wp:extent cx="5943600" cy="1894840"/>
+          <wp:inline distT="0" distB="0" distL="0" distR="0" wp14:anchorId="3BC240E7" wp14:editId="1169A5E6">
+            <wp:extent cx="5943600" cy="4439920"/>
             <wp:effectExtent l="0" t="0" r="0" b="0"/>
-            <wp:docPr id="914848721" name="Picture 1"/>
+            <wp:docPr id="1201133600" name="Picture 1"/>
             <wp:cNvGraphicFramePr>
               <a:graphicFrameLocks xmlns:a="http://schemas.openxmlformats.org/drawingml/2006/main" noChangeAspect="1"/>
             </wp:cNvGraphicFramePr>
@@ -507,7 +2028,7 @@
               <a:graphicData uri="http://schemas.openxmlformats.org/drawingml/2006/picture">
                 <pic:pic xmlns:pic="http://schemas.openxmlformats.org/drawingml/2006/picture">
                   <pic:nvPicPr>
-                    <pic:cNvPr id="914848721" name=""/>
+                    <pic:cNvPr id="1201133600" name=""/>
                     <pic:cNvPicPr/>
                   </pic:nvPicPr>
                   <pic:blipFill>
@@ -519,7 +2040,7 @@
                   <pic:spPr>
                     <a:xfrm>
                       <a:off x="0" y="0"/>
-                      <a:ext cx="5943600" cy="1894840"/>
+                      <a:ext cx="5943600" cy="4439920"/>
                     </a:xfrm>
                     <a:prstGeom prst="rect">
                       <a:avLst/>
@@ -536,10 +2057,10 @@
       <w:r>
         <w:lastRenderedPageBreak/>
         <w:drawing>
-          <wp:inline distT="0" distB="0" distL="0" distR="0" wp14:anchorId="425AE4E3" wp14:editId="65D9F599">
-            <wp:extent cx="5943600" cy="3842385"/>
-            <wp:effectExtent l="0" t="0" r="0" b="5715"/>
-            <wp:docPr id="630694172" name="Picture 1"/>
+          <wp:inline distT="0" distB="0" distL="0" distR="0" wp14:anchorId="351500B9" wp14:editId="7D4A117A">
+            <wp:extent cx="5943600" cy="4856480"/>
+            <wp:effectExtent l="0" t="0" r="0" b="1270"/>
+            <wp:docPr id="1213446055" name="Picture 1"/>
             <wp:cNvGraphicFramePr>
               <a:graphicFrameLocks xmlns:a="http://schemas.openxmlformats.org/drawingml/2006/main" noChangeAspect="1"/>
             </wp:cNvGraphicFramePr>
@@ -547,7 +2068,7 @@
               <a:graphicData uri="http://schemas.openxmlformats.org/drawingml/2006/picture">
                 <pic:pic xmlns:pic="http://schemas.openxmlformats.org/drawingml/2006/picture">
                   <pic:nvPicPr>
-                    <pic:cNvPr id="630694172" name=""/>
+                    <pic:cNvPr id="1213446055" name=""/>
                     <pic:cNvPicPr/>
                   </pic:nvPicPr>
                   <pic:blipFill>
@@ -559,7 +2080,7 @@
                   <pic:spPr>
                     <a:xfrm>
                       <a:off x="0" y="0"/>
-                      <a:ext cx="5943600" cy="3842385"/>
+                      <a:ext cx="5943600" cy="4856480"/>
                     </a:xfrm>
                     <a:prstGeom prst="rect">
                       <a:avLst/>
@@ -575,10 +2096,10 @@
     <w:p>
       <w:r>
         <w:drawing>
-          <wp:inline distT="0" distB="0" distL="0" distR="0" wp14:anchorId="74A079BB" wp14:editId="0B58E968">
-            <wp:extent cx="5943600" cy="3903980"/>
-            <wp:effectExtent l="0" t="0" r="0" b="1270"/>
-            <wp:docPr id="1975463703" name="Picture 1"/>
+          <wp:inline distT="0" distB="0" distL="0" distR="0" wp14:anchorId="5FC4BDD4" wp14:editId="207BC4F9">
+            <wp:extent cx="5943600" cy="1076960"/>
+            <wp:effectExtent l="0" t="0" r="0" b="8890"/>
+            <wp:docPr id="1763232535" name="Picture 1"/>
             <wp:cNvGraphicFramePr>
               <a:graphicFrameLocks xmlns:a="http://schemas.openxmlformats.org/drawingml/2006/main" noChangeAspect="1"/>
             </wp:cNvGraphicFramePr>
@@ -586,7 +2107,7 @@
               <a:graphicData uri="http://schemas.openxmlformats.org/drawingml/2006/picture">
                 <pic:pic xmlns:pic="http://schemas.openxmlformats.org/drawingml/2006/picture">
                   <pic:nvPicPr>
-                    <pic:cNvPr id="1975463703" name=""/>
+                    <pic:cNvPr id="1763232535" name=""/>
                     <pic:cNvPicPr/>
                   </pic:nvPicPr>
                   <pic:blipFill>
@@ -598,7 +2119,7 @@
                   <pic:spPr>
                     <a:xfrm>
                       <a:off x="0" y="0"/>
-                      <a:ext cx="5943600" cy="3903980"/>
+                      <a:ext cx="5943600" cy="1076960"/>
                     </a:xfrm>
                     <a:prstGeom prst="rect">
                       <a:avLst/>
@@ -615,10 +2136,10 @@
       <w:r>
         <w:lastRenderedPageBreak/>
         <w:drawing>
-          <wp:inline distT="0" distB="0" distL="0" distR="0" wp14:anchorId="5FF5504C" wp14:editId="573F3D40">
-            <wp:extent cx="5943600" cy="3945890"/>
+          <wp:inline distT="0" distB="0" distL="0" distR="0" wp14:anchorId="15312307" wp14:editId="1B8E26D2">
+            <wp:extent cx="5943600" cy="3756025"/>
             <wp:effectExtent l="0" t="0" r="0" b="0"/>
-            <wp:docPr id="1379011679" name="Picture 1"/>
+            <wp:docPr id="1685179788" name="Picture 1"/>
             <wp:cNvGraphicFramePr>
               <a:graphicFrameLocks xmlns:a="http://schemas.openxmlformats.org/drawingml/2006/main" noChangeAspect="1"/>
             </wp:cNvGraphicFramePr>
@@ -626,7 +2147,7 @@
               <a:graphicData uri="http://schemas.openxmlformats.org/drawingml/2006/picture">
                 <pic:pic xmlns:pic="http://schemas.openxmlformats.org/drawingml/2006/picture">
                   <pic:nvPicPr>
-                    <pic:cNvPr id="1379011679" name=""/>
+                    <pic:cNvPr id="1685179788" name=""/>
                     <pic:cNvPicPr/>
                   </pic:nvPicPr>
                   <pic:blipFill>
@@ -638,7 +2159,7 @@
                   <pic:spPr>
                     <a:xfrm>
                       <a:off x="0" y="0"/>
-                      <a:ext cx="5943600" cy="3945890"/>
+                      <a:ext cx="5943600" cy="3756025"/>
                     </a:xfrm>
                     <a:prstGeom prst="rect">
                       <a:avLst/>
@@ -654,10 +2175,10 @@
     <w:p>
       <w:r>
         <w:drawing>
-          <wp:inline distT="0" distB="0" distL="0" distR="0" wp14:anchorId="6A328E92" wp14:editId="22AC0BFC">
-            <wp:extent cx="5943600" cy="3131185"/>
-            <wp:effectExtent l="0" t="0" r="0" b="0"/>
-            <wp:docPr id="1608920673" name="Picture 1"/>
+          <wp:inline distT="0" distB="0" distL="0" distR="0" wp14:anchorId="27116911" wp14:editId="2F40F98F">
+            <wp:extent cx="5943600" cy="2183765"/>
+            <wp:effectExtent l="0" t="0" r="0" b="6985"/>
+            <wp:docPr id="489128133" name="Picture 1"/>
             <wp:cNvGraphicFramePr>
               <a:graphicFrameLocks xmlns:a="http://schemas.openxmlformats.org/drawingml/2006/main" noChangeAspect="1"/>
             </wp:cNvGraphicFramePr>
@@ -665,7 +2186,7 @@
               <a:graphicData uri="http://schemas.openxmlformats.org/drawingml/2006/picture">
                 <pic:pic xmlns:pic="http://schemas.openxmlformats.org/drawingml/2006/picture">
                   <pic:nvPicPr>
-                    <pic:cNvPr id="1608920673" name=""/>
+                    <pic:cNvPr id="489128133" name=""/>
                     <pic:cNvPicPr/>
                   </pic:nvPicPr>
                   <pic:blipFill>
@@ -677,7 +2198,7 @@
                   <pic:spPr>
                     <a:xfrm>
                       <a:off x="0" y="0"/>
-                      <a:ext cx="5943600" cy="3131185"/>
+                      <a:ext cx="5943600" cy="2183765"/>
                     </a:xfrm>
                     <a:prstGeom prst="rect">
                       <a:avLst/>
@@ -690,20 +2211,224 @@
         </w:drawing>
       </w:r>
     </w:p>
+    <w:p>
+      <w:pPr>
+        <w:numPr>
+          <w:ilvl w:val="0"/>
+          <w:numId w:val="4"/>
+        </w:numPr>
+      </w:pPr>
+      <w:r>
+        <w:rPr>
+          <w:b/>
+          <w:bCs/>
+        </w:rPr>
+        <w:t>Reshape for Sequential Models</w:t>
+      </w:r>
+    </w:p>
+    <w:p>
+      <w:pPr>
+        <w:numPr>
+          <w:ilvl w:val="1"/>
+          <w:numId w:val="4"/>
+        </w:numPr>
+      </w:pPr>
+      <w:r>
+        <w:t>CNN, RNN, LSTM need 3D input → (samples, timesteps, features).</w:t>
+      </w:r>
+    </w:p>
+    <w:p>
+      <w:pPr>
+        <w:numPr>
+          <w:ilvl w:val="1"/>
+          <w:numId w:val="4"/>
+        </w:numPr>
+      </w:pPr>
+      <w:r>
+        <w:t>We treat each feature as a “time step”.</w:t>
+      </w:r>
+    </w:p>
+    <w:p>
+      <w:pPr>
+        <w:numPr>
+          <w:ilvl w:val="0"/>
+          <w:numId w:val="4"/>
+        </w:numPr>
+      </w:pPr>
+      <w:r>
+        <w:rPr>
+          <w:b/>
+          <w:bCs/>
+        </w:rPr>
+        <w:t>CNN Model</w:t>
+      </w:r>
+    </w:p>
+    <w:p>
+      <w:pPr>
+        <w:numPr>
+          <w:ilvl w:val="1"/>
+          <w:numId w:val="4"/>
+        </w:numPr>
+      </w:pPr>
+      <w:r>
+        <w:t xml:space="preserve">Uses </w:t>
+      </w:r>
+      <w:r>
+        <w:rPr>
+          <w:b/>
+          <w:bCs/>
+        </w:rPr>
+        <w:t>Conv1D layers</w:t>
+      </w:r>
+      <w:r>
+        <w:t xml:space="preserve"> to detect feature patterns.</w:t>
+      </w:r>
+    </w:p>
+    <w:p>
+      <w:pPr>
+        <w:numPr>
+          <w:ilvl w:val="1"/>
+          <w:numId w:val="4"/>
+        </w:numPr>
+      </w:pPr>
+      <w:r>
+        <w:t>Flatten → Dense layers for classification.</w:t>
+      </w:r>
+    </w:p>
+    <w:p>
+      <w:pPr>
+        <w:numPr>
+          <w:ilvl w:val="0"/>
+          <w:numId w:val="4"/>
+        </w:numPr>
+      </w:pPr>
+      <w:r>
+        <w:rPr>
+          <w:b/>
+          <w:bCs/>
+        </w:rPr>
+        <w:lastRenderedPageBreak/>
+        <w:t>RNN Model</w:t>
+      </w:r>
+    </w:p>
+    <w:p>
+      <w:pPr>
+        <w:numPr>
+          <w:ilvl w:val="1"/>
+          <w:numId w:val="4"/>
+        </w:numPr>
+      </w:pPr>
+      <w:r>
+        <w:t xml:space="preserve">Uses </w:t>
+      </w:r>
+      <w:r>
+        <w:rPr>
+          <w:b/>
+          <w:bCs/>
+        </w:rPr>
+        <w:t>SimpleRNN layers</w:t>
+      </w:r>
+      <w:r>
+        <w:t xml:space="preserve"> to learn sequential dependencies.</w:t>
+      </w:r>
+    </w:p>
+    <w:p>
+      <w:pPr>
+        <w:numPr>
+          <w:ilvl w:val="0"/>
+          <w:numId w:val="4"/>
+        </w:numPr>
+      </w:pPr>
+      <w:r>
+        <w:rPr>
+          <w:b/>
+          <w:bCs/>
+        </w:rPr>
+        <w:t>LSTM Model</w:t>
+      </w:r>
+    </w:p>
+    <w:p>
+      <w:pPr>
+        <w:numPr>
+          <w:ilvl w:val="1"/>
+          <w:numId w:val="4"/>
+        </w:numPr>
+      </w:pPr>
+      <w:r>
+        <w:t xml:space="preserve">Uses </w:t>
+      </w:r>
+      <w:r>
+        <w:rPr>
+          <w:b/>
+          <w:bCs/>
+        </w:rPr>
+        <w:t>LSTM layers</w:t>
+      </w:r>
+      <w:r>
+        <w:t xml:space="preserve"> for long-term dependencies.</w:t>
+      </w:r>
+    </w:p>
+    <w:p>
+      <w:pPr>
+        <w:numPr>
+          <w:ilvl w:val="1"/>
+          <w:numId w:val="4"/>
+        </w:numPr>
+      </w:pPr>
+      <w:r>
+        <w:t>Deeper network with multiple LSTM layers + Dense layers.</w:t>
+      </w:r>
+    </w:p>
+    <w:p>
+      <w:pPr>
+        <w:numPr>
+          <w:ilvl w:val="0"/>
+          <w:numId w:val="4"/>
+        </w:numPr>
+      </w:pPr>
+      <w:r>
+        <w:rPr>
+          <w:b/>
+          <w:bCs/>
+        </w:rPr>
+        <w:t>Training</w:t>
+      </w:r>
+    </w:p>
+    <w:p>
+      <w:pPr>
+        <w:numPr>
+          <w:ilvl w:val="1"/>
+          <w:numId w:val="4"/>
+        </w:numPr>
+      </w:pPr>
+      <w:r>
+        <w:t>10 epochs, batch size = 64, 20% validation split.</w:t>
+      </w:r>
+    </w:p>
+    <w:p>
+      <w:pPr>
+        <w:numPr>
+          <w:ilvl w:val="1"/>
+          <w:numId w:val="4"/>
+        </w:numPr>
+      </w:pPr>
+      <w:r>
+        <w:t>Evaluates accuracy on test set.</w:t>
+      </w:r>
+    </w:p>
     <w:p/>
     <w:p>
       <w:r>
-        <w:t>Output for b -&gt; g.</w:t>
-      </w:r>
-    </w:p>
-    <w:p>
-      <w:r>
-        <w:lastRenderedPageBreak/>
+        <w:t>e.</w:t>
+      </w:r>
+    </w:p>
+    <w:p>
+      <w:r>
         <w:drawing>
-          <wp:inline distT="0" distB="0" distL="0" distR="0" wp14:anchorId="03C1ADD6" wp14:editId="76DD5B68">
-            <wp:extent cx="5943600" cy="2821940"/>
+          <wp:inline distT="0" distB="0" distL="0" distR="0" wp14:anchorId="0D6CB98A" wp14:editId="4729EF23">
+            <wp:extent cx="5943600" cy="4712970"/>
             <wp:effectExtent l="0" t="0" r="0" b="0"/>
-            <wp:docPr id="2146342290" name="Picture 1"/>
+            <wp:docPr id="1013947532" name="Picture 1"/>
             <wp:cNvGraphicFramePr>
               <a:graphicFrameLocks xmlns:a="http://schemas.openxmlformats.org/drawingml/2006/main" noChangeAspect="1"/>
             </wp:cNvGraphicFramePr>
@@ -711,11 +2436,1063 @@
               <a:graphicData uri="http://schemas.openxmlformats.org/drawingml/2006/picture">
                 <pic:pic xmlns:pic="http://schemas.openxmlformats.org/drawingml/2006/picture">
                   <pic:nvPicPr>
-                    <pic:cNvPr id="2146342290" name=""/>
+                    <pic:cNvPr id="1013947532" name=""/>
                     <pic:cNvPicPr/>
                   </pic:nvPicPr>
                   <pic:blipFill>
                     <a:blip r:embed="rId20"/>
+                    <a:stretch>
+                      <a:fillRect/>
+                    </a:stretch>
+                  </pic:blipFill>
+                  <pic:spPr>
+                    <a:xfrm>
+                      <a:off x="0" y="0"/>
+                      <a:ext cx="5943600" cy="4712970"/>
+                    </a:xfrm>
+                    <a:prstGeom prst="rect">
+                      <a:avLst/>
+                    </a:prstGeom>
+                  </pic:spPr>
+                </pic:pic>
+              </a:graphicData>
+            </a:graphic>
+          </wp:inline>
+        </w:drawing>
+      </w:r>
+    </w:p>
+    <w:p>
+      <w:r>
+        <w:lastRenderedPageBreak/>
+        <w:drawing>
+          <wp:inline distT="0" distB="0" distL="0" distR="0" wp14:anchorId="59DEEE52" wp14:editId="01029C34">
+            <wp:extent cx="5943600" cy="2934335"/>
+            <wp:effectExtent l="0" t="0" r="0" b="0"/>
+            <wp:docPr id="517409514" name="Picture 1"/>
+            <wp:cNvGraphicFramePr>
+              <a:graphicFrameLocks xmlns:a="http://schemas.openxmlformats.org/drawingml/2006/main" noChangeAspect="1"/>
+            </wp:cNvGraphicFramePr>
+            <a:graphic xmlns:a="http://schemas.openxmlformats.org/drawingml/2006/main">
+              <a:graphicData uri="http://schemas.openxmlformats.org/drawingml/2006/picture">
+                <pic:pic xmlns:pic="http://schemas.openxmlformats.org/drawingml/2006/picture">
+                  <pic:nvPicPr>
+                    <pic:cNvPr id="517409514" name=""/>
+                    <pic:cNvPicPr/>
+                  </pic:nvPicPr>
+                  <pic:blipFill>
+                    <a:blip r:embed="rId21"/>
+                    <a:stretch>
+                      <a:fillRect/>
+                    </a:stretch>
+                  </pic:blipFill>
+                  <pic:spPr>
+                    <a:xfrm>
+                      <a:off x="0" y="0"/>
+                      <a:ext cx="5943600" cy="2934335"/>
+                    </a:xfrm>
+                    <a:prstGeom prst="rect">
+                      <a:avLst/>
+                    </a:prstGeom>
+                  </pic:spPr>
+                </pic:pic>
+              </a:graphicData>
+            </a:graphic>
+          </wp:inline>
+        </w:drawing>
+      </w:r>
+    </w:p>
+    <w:p>
+      <w:r>
+        <w:t>1.</w:t>
+      </w:r>
+      <w:r>
+        <w:t xml:space="preserve">  </w:t>
+      </w:r>
+      <w:r>
+        <w:rPr>
+          <w:b/>
+          <w:bCs/>
+        </w:rPr>
+        <w:t>evaluate_model() function</w:t>
+      </w:r>
+    </w:p>
+    <w:p>
+      <w:pPr>
+        <w:numPr>
+          <w:ilvl w:val="0"/>
+          <w:numId w:val="5"/>
+        </w:numPr>
+      </w:pPr>
+      <w:r>
+        <w:t>Computes Accuracy, MAE, MSE, RMSE for any model.</w:t>
+      </w:r>
+    </w:p>
+    <w:p>
+      <w:r>
+        <w:t>2.</w:t>
+      </w:r>
+      <w:r>
+        <w:t xml:space="preserve">  </w:t>
+      </w:r>
+      <w:r>
+        <w:rPr>
+          <w:b/>
+          <w:bCs/>
+        </w:rPr>
+        <w:t>Basic ML Models</w:t>
+      </w:r>
+    </w:p>
+    <w:p>
+      <w:pPr>
+        <w:numPr>
+          <w:ilvl w:val="0"/>
+          <w:numId w:val="6"/>
+        </w:numPr>
+      </w:pPr>
+      <w:r>
+        <w:t>Predictions are already in label format.</w:t>
+      </w:r>
+    </w:p>
+    <w:p>
+      <w:r>
+        <w:t>3.</w:t>
+      </w:r>
+      <w:r>
+        <w:t xml:space="preserve">  </w:t>
+      </w:r>
+      <w:r>
+        <w:rPr>
+          <w:b/>
+          <w:bCs/>
+        </w:rPr>
+        <w:t>Deep Learning Models</w:t>
+      </w:r>
+    </w:p>
+    <w:p>
+      <w:pPr>
+        <w:numPr>
+          <w:ilvl w:val="0"/>
+          <w:numId w:val="7"/>
+        </w:numPr>
+      </w:pPr>
+      <w:r>
+        <w:t xml:space="preserve">Predictions are </w:t>
+      </w:r>
+      <w:r>
+        <w:rPr>
+          <w:b/>
+          <w:bCs/>
+        </w:rPr>
+        <w:t>probabilities</w:t>
+      </w:r>
+      <w:r>
+        <w:t xml:space="preserve"> → use np.argmax() to convert to class index.</w:t>
+      </w:r>
+    </w:p>
+    <w:p>
+      <w:pPr>
+        <w:numPr>
+          <w:ilvl w:val="0"/>
+          <w:numId w:val="7"/>
+        </w:numPr>
+      </w:pPr>
+      <w:r>
+        <w:t>Compare with y_test_labels.</w:t>
+      </w:r>
+    </w:p>
+    <w:p>
+      <w:r>
+        <w:t>4.</w:t>
+      </w:r>
+      <w:r>
+        <w:t xml:space="preserve">  </w:t>
+      </w:r>
+      <w:r>
+        <w:rPr>
+          <w:b/>
+          <w:bCs/>
+        </w:rPr>
+        <w:t>Results Table</w:t>
+      </w:r>
+    </w:p>
+    <w:p>
+      <w:pPr>
+        <w:numPr>
+          <w:ilvl w:val="0"/>
+          <w:numId w:val="8"/>
+        </w:numPr>
+      </w:pPr>
+      <w:r>
+        <w:t>Collects all metrics in a single Pandas DataFrame for easy comparison.</w:t>
+      </w:r>
+    </w:p>
+    <w:p/>
+    <w:p>
+      <w:r>
+        <w:br w:type="page"/>
+      </w:r>
+    </w:p>
+    <w:p>
+      <w:r>
+        <w:lastRenderedPageBreak/>
+        <w:t>f.</w:t>
+      </w:r>
+    </w:p>
+    <w:p>
+      <w:r>
+        <w:drawing>
+          <wp:inline distT="0" distB="0" distL="0" distR="0" wp14:anchorId="1C294B38" wp14:editId="5C586DE1">
+            <wp:extent cx="5943600" cy="2139950"/>
+            <wp:effectExtent l="0" t="0" r="0" b="0"/>
+            <wp:docPr id="1824784749" name="Picture 1"/>
+            <wp:cNvGraphicFramePr>
+              <a:graphicFrameLocks xmlns:a="http://schemas.openxmlformats.org/drawingml/2006/main" noChangeAspect="1"/>
+            </wp:cNvGraphicFramePr>
+            <a:graphic xmlns:a="http://schemas.openxmlformats.org/drawingml/2006/main">
+              <a:graphicData uri="http://schemas.openxmlformats.org/drawingml/2006/picture">
+                <pic:pic xmlns:pic="http://schemas.openxmlformats.org/drawingml/2006/picture">
+                  <pic:nvPicPr>
+                    <pic:cNvPr id="1824784749" name=""/>
+                    <pic:cNvPicPr/>
+                  </pic:nvPicPr>
+                  <pic:blipFill>
+                    <a:blip r:embed="rId22"/>
+                    <a:stretch>
+                      <a:fillRect/>
+                    </a:stretch>
+                  </pic:blipFill>
+                  <pic:spPr>
+                    <a:xfrm>
+                      <a:off x="0" y="0"/>
+                      <a:ext cx="5943600" cy="2139950"/>
+                    </a:xfrm>
+                    <a:prstGeom prst="rect">
+                      <a:avLst/>
+                    </a:prstGeom>
+                  </pic:spPr>
+                </pic:pic>
+              </a:graphicData>
+            </a:graphic>
+          </wp:inline>
+        </w:drawing>
+      </w:r>
+    </w:p>
+    <w:p>
+      <w:r>
+        <w:drawing>
+          <wp:inline distT="0" distB="0" distL="0" distR="0" wp14:anchorId="4692870A" wp14:editId="601D35C9">
+            <wp:extent cx="5943600" cy="3091180"/>
+            <wp:effectExtent l="0" t="0" r="0" b="0"/>
+            <wp:docPr id="684266133" name="Picture 1"/>
+            <wp:cNvGraphicFramePr>
+              <a:graphicFrameLocks xmlns:a="http://schemas.openxmlformats.org/drawingml/2006/main" noChangeAspect="1"/>
+            </wp:cNvGraphicFramePr>
+            <a:graphic xmlns:a="http://schemas.openxmlformats.org/drawingml/2006/main">
+              <a:graphicData uri="http://schemas.openxmlformats.org/drawingml/2006/picture">
+                <pic:pic xmlns:pic="http://schemas.openxmlformats.org/drawingml/2006/picture">
+                  <pic:nvPicPr>
+                    <pic:cNvPr id="684266133" name=""/>
+                    <pic:cNvPicPr/>
+                  </pic:nvPicPr>
+                  <pic:blipFill>
+                    <a:blip r:embed="rId23"/>
+                    <a:stretch>
+                      <a:fillRect/>
+                    </a:stretch>
+                  </pic:blipFill>
+                  <pic:spPr>
+                    <a:xfrm>
+                      <a:off x="0" y="0"/>
+                      <a:ext cx="5943600" cy="3091180"/>
+                    </a:xfrm>
+                    <a:prstGeom prst="rect">
+                      <a:avLst/>
+                    </a:prstGeom>
+                  </pic:spPr>
+                </pic:pic>
+              </a:graphicData>
+            </a:graphic>
+          </wp:inline>
+        </w:drawing>
+      </w:r>
+    </w:p>
+    <w:p>
+      <w:pPr>
+        <w:numPr>
+          <w:ilvl w:val="0"/>
+          <w:numId w:val="9"/>
+        </w:numPr>
+      </w:pPr>
+      <w:r>
+        <w:t>Four bar charts:</w:t>
+      </w:r>
+    </w:p>
+    <w:p>
+      <w:pPr>
+        <w:numPr>
+          <w:ilvl w:val="1"/>
+          <w:numId w:val="9"/>
+        </w:numPr>
+      </w:pPr>
+      <w:r>
+        <w:t>Accuracy comparison of all models</w:t>
+      </w:r>
+    </w:p>
+    <w:p>
+      <w:pPr>
+        <w:numPr>
+          <w:ilvl w:val="1"/>
+          <w:numId w:val="9"/>
+        </w:numPr>
+      </w:pPr>
+      <w:r>
+        <w:t>MAE comparison</w:t>
+      </w:r>
+    </w:p>
+    <w:p>
+      <w:pPr>
+        <w:numPr>
+          <w:ilvl w:val="1"/>
+          <w:numId w:val="9"/>
+        </w:numPr>
+      </w:pPr>
+      <w:r>
+        <w:t>MSE comparison</w:t>
+      </w:r>
+    </w:p>
+    <w:p>
+      <w:pPr>
+        <w:numPr>
+          <w:ilvl w:val="1"/>
+          <w:numId w:val="9"/>
+        </w:numPr>
+      </w:pPr>
+      <w:r>
+        <w:t>RMSE comparison</w:t>
+      </w:r>
+    </w:p>
+    <w:p>
+      <w:r>
+        <w:t xml:space="preserve">This gives you a </w:t>
+      </w:r>
+      <w:r>
+        <w:rPr>
+          <w:b/>
+          <w:bCs/>
+        </w:rPr>
+        <w:t>side-by-side overview</w:t>
+      </w:r>
+      <w:r>
+        <w:t xml:space="preserve"> of how Logistic Regression, SVM, Random Forest, KNN, CNN, RNN, LSTM perform.</w:t>
+      </w:r>
+    </w:p>
+    <w:p>
+      <w:r>
+        <w:br w:type="page"/>
+      </w:r>
+    </w:p>
+    <w:p>
+      <w:r>
+        <w:lastRenderedPageBreak/>
+        <w:t>g.</w:t>
+      </w:r>
+    </w:p>
+    <w:p>
+      <w:r>
+        <w:drawing>
+          <wp:inline distT="0" distB="0" distL="0" distR="0" wp14:anchorId="540AE490" wp14:editId="1840DE22">
+            <wp:extent cx="5943600" cy="3373755"/>
+            <wp:effectExtent l="0" t="0" r="0" b="0"/>
+            <wp:docPr id="25698831" name="Picture 1"/>
+            <wp:cNvGraphicFramePr>
+              <a:graphicFrameLocks xmlns:a="http://schemas.openxmlformats.org/drawingml/2006/main" noChangeAspect="1"/>
+            </wp:cNvGraphicFramePr>
+            <a:graphic xmlns:a="http://schemas.openxmlformats.org/drawingml/2006/main">
+              <a:graphicData uri="http://schemas.openxmlformats.org/drawingml/2006/picture">
+                <pic:pic xmlns:pic="http://schemas.openxmlformats.org/drawingml/2006/picture">
+                  <pic:nvPicPr>
+                    <pic:cNvPr id="25698831" name=""/>
+                    <pic:cNvPicPr/>
+                  </pic:nvPicPr>
+                  <pic:blipFill>
+                    <a:blip r:embed="rId24"/>
+                    <a:stretch>
+                      <a:fillRect/>
+                    </a:stretch>
+                  </pic:blipFill>
+                  <pic:spPr>
+                    <a:xfrm>
+                      <a:off x="0" y="0"/>
+                      <a:ext cx="5943600" cy="3373755"/>
+                    </a:xfrm>
+                    <a:prstGeom prst="rect">
+                      <a:avLst/>
+                    </a:prstGeom>
+                  </pic:spPr>
+                </pic:pic>
+              </a:graphicData>
+            </a:graphic>
+          </wp:inline>
+        </w:drawing>
+      </w:r>
+    </w:p>
+    <w:p>
+      <w:r>
+        <w:drawing>
+          <wp:inline distT="0" distB="0" distL="0" distR="0" wp14:anchorId="2E9A166E" wp14:editId="2238C5E4">
+            <wp:extent cx="5943600" cy="1904365"/>
+            <wp:effectExtent l="0" t="0" r="0" b="635"/>
+            <wp:docPr id="2101947316" name="Picture 1"/>
+            <wp:cNvGraphicFramePr>
+              <a:graphicFrameLocks xmlns:a="http://schemas.openxmlformats.org/drawingml/2006/main" noChangeAspect="1"/>
+            </wp:cNvGraphicFramePr>
+            <a:graphic xmlns:a="http://schemas.openxmlformats.org/drawingml/2006/main">
+              <a:graphicData uri="http://schemas.openxmlformats.org/drawingml/2006/picture">
+                <pic:pic xmlns:pic="http://schemas.openxmlformats.org/drawingml/2006/picture">
+                  <pic:nvPicPr>
+                    <pic:cNvPr id="2101947316" name=""/>
+                    <pic:cNvPicPr/>
+                  </pic:nvPicPr>
+                  <pic:blipFill>
+                    <a:blip r:embed="rId25"/>
+                    <a:stretch>
+                      <a:fillRect/>
+                    </a:stretch>
+                  </pic:blipFill>
+                  <pic:spPr>
+                    <a:xfrm>
+                      <a:off x="0" y="0"/>
+                      <a:ext cx="5943600" cy="1904365"/>
+                    </a:xfrm>
+                    <a:prstGeom prst="rect">
+                      <a:avLst/>
+                    </a:prstGeom>
+                  </pic:spPr>
+                </pic:pic>
+              </a:graphicData>
+            </a:graphic>
+          </wp:inline>
+        </w:drawing>
+      </w:r>
+    </w:p>
+    <w:p>
+      <w:r>
+        <w:lastRenderedPageBreak/>
+        <w:drawing>
+          <wp:inline distT="0" distB="0" distL="0" distR="0" wp14:anchorId="4A71C63F" wp14:editId="170D3BFF">
+            <wp:extent cx="5943600" cy="3163570"/>
+            <wp:effectExtent l="0" t="0" r="0" b="0"/>
+            <wp:docPr id="2135333154" name="Picture 1"/>
+            <wp:cNvGraphicFramePr>
+              <a:graphicFrameLocks xmlns:a="http://schemas.openxmlformats.org/drawingml/2006/main" noChangeAspect="1"/>
+            </wp:cNvGraphicFramePr>
+            <a:graphic xmlns:a="http://schemas.openxmlformats.org/drawingml/2006/main">
+              <a:graphicData uri="http://schemas.openxmlformats.org/drawingml/2006/picture">
+                <pic:pic xmlns:pic="http://schemas.openxmlformats.org/drawingml/2006/picture">
+                  <pic:nvPicPr>
+                    <pic:cNvPr id="2135333154" name=""/>
+                    <pic:cNvPicPr/>
+                  </pic:nvPicPr>
+                  <pic:blipFill>
+                    <a:blip r:embed="rId26"/>
+                    <a:stretch>
+                      <a:fillRect/>
+                    </a:stretch>
+                  </pic:blipFill>
+                  <pic:spPr>
+                    <a:xfrm>
+                      <a:off x="0" y="0"/>
+                      <a:ext cx="5943600" cy="3163570"/>
+                    </a:xfrm>
+                    <a:prstGeom prst="rect">
+                      <a:avLst/>
+                    </a:prstGeom>
+                  </pic:spPr>
+                </pic:pic>
+              </a:graphicData>
+            </a:graphic>
+          </wp:inline>
+        </w:drawing>
+      </w:r>
+    </w:p>
+    <w:p>
+      <w:r>
+        <w:drawing>
+          <wp:inline distT="0" distB="0" distL="0" distR="0" wp14:anchorId="449DBA7C" wp14:editId="485FB637">
+            <wp:extent cx="5943600" cy="3268345"/>
+            <wp:effectExtent l="0" t="0" r="0" b="8255"/>
+            <wp:docPr id="88881278" name="Picture 1"/>
+            <wp:cNvGraphicFramePr>
+              <a:graphicFrameLocks xmlns:a="http://schemas.openxmlformats.org/drawingml/2006/main" noChangeAspect="1"/>
+            </wp:cNvGraphicFramePr>
+            <a:graphic xmlns:a="http://schemas.openxmlformats.org/drawingml/2006/main">
+              <a:graphicData uri="http://schemas.openxmlformats.org/drawingml/2006/picture">
+                <pic:pic xmlns:pic="http://schemas.openxmlformats.org/drawingml/2006/picture">
+                  <pic:nvPicPr>
+                    <pic:cNvPr id="88881278" name=""/>
+                    <pic:cNvPicPr/>
+                  </pic:nvPicPr>
+                  <pic:blipFill>
+                    <a:blip r:embed="rId27"/>
+                    <a:stretch>
+                      <a:fillRect/>
+                    </a:stretch>
+                  </pic:blipFill>
+                  <pic:spPr>
+                    <a:xfrm>
+                      <a:off x="0" y="0"/>
+                      <a:ext cx="5943600" cy="3268345"/>
+                    </a:xfrm>
+                    <a:prstGeom prst="rect">
+                      <a:avLst/>
+                    </a:prstGeom>
+                  </pic:spPr>
+                </pic:pic>
+              </a:graphicData>
+            </a:graphic>
+          </wp:inline>
+        </w:drawing>
+      </w:r>
+    </w:p>
+    <w:p>
+      <w:r>
+        <w:t>1.</w:t>
+      </w:r>
+      <w:r>
+        <w:t xml:space="preserve">  </w:t>
+      </w:r>
+      <w:r>
+        <w:rPr>
+          <w:b/>
+          <w:bCs/>
+        </w:rPr>
+        <w:t>Import Libraries</w:t>
+      </w:r>
+      <w:r>
+        <w:t xml:space="preserve"> – Flask for web server, pandas/numpy for data, joblib/Keras for loading models.</w:t>
+      </w:r>
+    </w:p>
+    <w:p>
+      <w:r>
+        <w:t>2.</w:t>
+      </w:r>
+      <w:r>
+        <w:t xml:space="preserve">  </w:t>
+      </w:r>
+      <w:r>
+        <w:rPr>
+          <w:b/>
+          <w:bCs/>
+        </w:rPr>
+        <w:t>Load Dataset &amp; Columns</w:t>
+      </w:r>
+      <w:r>
+        <w:t xml:space="preserve"> – Reload CSV → get feature names (RAW_COLUMNS) and target column (e.g. "BMI_Class").</w:t>
+      </w:r>
+    </w:p>
+    <w:p>
+      <w:r>
+        <w:t>3.</w:t>
+      </w:r>
+      <w:r>
+        <w:t xml:space="preserve">  </w:t>
+      </w:r>
+      <w:r>
+        <w:rPr>
+          <w:b/>
+          <w:bCs/>
+        </w:rPr>
+        <w:t>Load Model</w:t>
+      </w:r>
+      <w:r>
+        <w:t xml:space="preserve"> – Use .pkl if sklearn, .h5 if deep learning.</w:t>
+      </w:r>
+    </w:p>
+    <w:p>
+      <w:r>
+        <w:lastRenderedPageBreak/>
+        <w:t>4.</w:t>
+      </w:r>
+      <w:r>
+        <w:t xml:space="preserve">  </w:t>
+      </w:r>
+      <w:r>
+        <w:rPr>
+          <w:b/>
+          <w:bCs/>
+        </w:rPr>
+        <w:t>Define Labels</w:t>
+      </w:r>
+      <w:r>
+        <w:t xml:space="preserve"> – Extract class labels from dataset (e.g. "Underweight", "Normal", "Overweight").</w:t>
+      </w:r>
+    </w:p>
+    <w:p>
+      <w:r>
+        <w:t>5.</w:t>
+      </w:r>
+      <w:r>
+        <w:t xml:space="preserve">  </w:t>
+      </w:r>
+      <w:r>
+        <w:rPr>
+          <w:b/>
+          <w:bCs/>
+        </w:rPr>
+        <w:t>Prediction Function</w:t>
+      </w:r>
+      <w:r>
+        <w:t xml:space="preserve"> – Convert form inputs → DataFrame → reshape if needed → call model.predict() → return label.</w:t>
+      </w:r>
+    </w:p>
+    <w:p>
+      <w:r>
+        <w:t>6.</w:t>
+      </w:r>
+      <w:r>
+        <w:t xml:space="preserve"> </w:t>
+      </w:r>
+      <w:r>
+        <w:rPr>
+          <w:b/>
+          <w:bCs/>
+        </w:rPr>
+        <w:t>HTML Form</w:t>
+      </w:r>
+      <w:r>
+        <w:t xml:space="preserve"> – Simple web page with input fields for all features.</w:t>
+      </w:r>
+    </w:p>
+    <w:p>
+      <w:r>
+        <w:t>7.</w:t>
+      </w:r>
+      <w:r>
+        <w:t xml:space="preserve">  </w:t>
+      </w:r>
+      <w:r>
+        <w:rPr>
+          <w:b/>
+          <w:bCs/>
+        </w:rPr>
+        <w:t>Flask Route</w:t>
+      </w:r>
+      <w:r>
+        <w:t xml:space="preserve"> – GET shows form, POST runs prediction and displays result.</w:t>
+      </w:r>
+    </w:p>
+    <w:p>
+      <w:r>
+        <w:t>8.</w:t>
+      </w:r>
+      <w:r>
+        <w:t xml:space="preserve">  </w:t>
+      </w:r>
+      <w:r>
+        <w:rPr>
+          <w:b/>
+          <w:bCs/>
+        </w:rPr>
+        <w:t>Run App</w:t>
+      </w:r>
+      <w:r>
+        <w:t xml:space="preserve"> – Start Flask in Jupyter, test via browser at http://127.0.0.1:5000/.</w:t>
+      </w:r>
+    </w:p>
+    <w:p/>
+    <w:p>
+      <w:r>
+        <w:t>h + i</w:t>
+      </w:r>
+      <w:r>
+        <w:t>.</w:t>
+      </w:r>
+    </w:p>
+    <w:p>
+      <w:r>
+        <w:drawing>
+          <wp:inline distT="0" distB="0" distL="0" distR="0" wp14:anchorId="75C9E481" wp14:editId="744C2DA2">
+            <wp:extent cx="5943600" cy="3428365"/>
+            <wp:effectExtent l="0" t="0" r="0" b="635"/>
+            <wp:docPr id="1799566953" name="Picture 1"/>
+            <wp:cNvGraphicFramePr>
+              <a:graphicFrameLocks xmlns:a="http://schemas.openxmlformats.org/drawingml/2006/main" noChangeAspect="1"/>
+            </wp:cNvGraphicFramePr>
+            <a:graphic xmlns:a="http://schemas.openxmlformats.org/drawingml/2006/main">
+              <a:graphicData uri="http://schemas.openxmlformats.org/drawingml/2006/picture">
+                <pic:pic xmlns:pic="http://schemas.openxmlformats.org/drawingml/2006/picture">
+                  <pic:nvPicPr>
+                    <pic:cNvPr id="1799566953" name=""/>
+                    <pic:cNvPicPr/>
+                  </pic:nvPicPr>
+                  <pic:blipFill>
+                    <a:blip r:embed="rId28"/>
+                    <a:stretch>
+                      <a:fillRect/>
+                    </a:stretch>
+                  </pic:blipFill>
+                  <pic:spPr>
+                    <a:xfrm>
+                      <a:off x="0" y="0"/>
+                      <a:ext cx="5943600" cy="3428365"/>
+                    </a:xfrm>
+                    <a:prstGeom prst="rect">
+                      <a:avLst/>
+                    </a:prstGeom>
+                  </pic:spPr>
+                </pic:pic>
+              </a:graphicData>
+            </a:graphic>
+          </wp:inline>
+        </w:drawing>
+      </w:r>
+    </w:p>
+    <w:p>
+      <w:r>
+        <w:lastRenderedPageBreak/>
+        <w:drawing>
+          <wp:inline distT="0" distB="0" distL="0" distR="0" wp14:anchorId="41C7D5F9" wp14:editId="4F347F93">
+            <wp:extent cx="5943600" cy="2499995"/>
+            <wp:effectExtent l="0" t="0" r="0" b="0"/>
+            <wp:docPr id="268923002" name="Picture 1"/>
+            <wp:cNvGraphicFramePr>
+              <a:graphicFrameLocks xmlns:a="http://schemas.openxmlformats.org/drawingml/2006/main" noChangeAspect="1"/>
+            </wp:cNvGraphicFramePr>
+            <a:graphic xmlns:a="http://schemas.openxmlformats.org/drawingml/2006/main">
+              <a:graphicData uri="http://schemas.openxmlformats.org/drawingml/2006/picture">
+                <pic:pic xmlns:pic="http://schemas.openxmlformats.org/drawingml/2006/picture">
+                  <pic:nvPicPr>
+                    <pic:cNvPr id="268923002" name=""/>
+                    <pic:cNvPicPr/>
+                  </pic:nvPicPr>
+                  <pic:blipFill>
+                    <a:blip r:embed="rId29"/>
+                    <a:stretch>
+                      <a:fillRect/>
+                    </a:stretch>
+                  </pic:blipFill>
+                  <pic:spPr>
+                    <a:xfrm>
+                      <a:off x="0" y="0"/>
+                      <a:ext cx="5943600" cy="2499995"/>
+                    </a:xfrm>
+                    <a:prstGeom prst="rect">
+                      <a:avLst/>
+                    </a:prstGeom>
+                  </pic:spPr>
+                </pic:pic>
+              </a:graphicData>
+            </a:graphic>
+          </wp:inline>
+        </w:drawing>
+      </w:r>
+    </w:p>
+    <w:p>
+      <w:r>
+        <w:drawing>
+          <wp:inline distT="0" distB="0" distL="0" distR="0" wp14:anchorId="38EDEF8D" wp14:editId="5BDE8ECD">
+            <wp:extent cx="5943600" cy="3056255"/>
+            <wp:effectExtent l="0" t="0" r="0" b="0"/>
+            <wp:docPr id="271592660" name="Picture 1"/>
+            <wp:cNvGraphicFramePr>
+              <a:graphicFrameLocks xmlns:a="http://schemas.openxmlformats.org/drawingml/2006/main" noChangeAspect="1"/>
+            </wp:cNvGraphicFramePr>
+            <a:graphic xmlns:a="http://schemas.openxmlformats.org/drawingml/2006/main">
+              <a:graphicData uri="http://schemas.openxmlformats.org/drawingml/2006/picture">
+                <pic:pic xmlns:pic="http://schemas.openxmlformats.org/drawingml/2006/picture">
+                  <pic:nvPicPr>
+                    <pic:cNvPr id="271592660" name=""/>
+                    <pic:cNvPicPr/>
+                  </pic:nvPicPr>
+                  <pic:blipFill>
+                    <a:blip r:embed="rId30"/>
+                    <a:stretch>
+                      <a:fillRect/>
+                    </a:stretch>
+                  </pic:blipFill>
+                  <pic:spPr>
+                    <a:xfrm>
+                      <a:off x="0" y="0"/>
+                      <a:ext cx="5943600" cy="3056255"/>
+                    </a:xfrm>
+                    <a:prstGeom prst="rect">
+                      <a:avLst/>
+                    </a:prstGeom>
+                  </pic:spPr>
+                </pic:pic>
+              </a:graphicData>
+            </a:graphic>
+          </wp:inline>
+        </w:drawing>
+      </w:r>
+    </w:p>
+    <w:p>
+      <w:r>
+        <w:lastRenderedPageBreak/>
+        <w:drawing>
+          <wp:inline distT="0" distB="0" distL="0" distR="0" wp14:anchorId="64BA6C59" wp14:editId="0E8FA4DF">
+            <wp:extent cx="5943600" cy="2896870"/>
+            <wp:effectExtent l="0" t="0" r="0" b="0"/>
+            <wp:docPr id="178835952" name="Picture 1"/>
+            <wp:cNvGraphicFramePr>
+              <a:graphicFrameLocks xmlns:a="http://schemas.openxmlformats.org/drawingml/2006/main" noChangeAspect="1"/>
+            </wp:cNvGraphicFramePr>
+            <a:graphic xmlns:a="http://schemas.openxmlformats.org/drawingml/2006/main">
+              <a:graphicData uri="http://schemas.openxmlformats.org/drawingml/2006/picture">
+                <pic:pic xmlns:pic="http://schemas.openxmlformats.org/drawingml/2006/picture">
+                  <pic:nvPicPr>
+                    <pic:cNvPr id="178835952" name=""/>
+                    <pic:cNvPicPr/>
+                  </pic:nvPicPr>
+                  <pic:blipFill>
+                    <a:blip r:embed="rId31"/>
+                    <a:stretch>
+                      <a:fillRect/>
+                    </a:stretch>
+                  </pic:blipFill>
+                  <pic:spPr>
+                    <a:xfrm>
+                      <a:off x="0" y="0"/>
+                      <a:ext cx="5943600" cy="2896870"/>
+                    </a:xfrm>
+                    <a:prstGeom prst="rect">
+                      <a:avLst/>
+                    </a:prstGeom>
+                  </pic:spPr>
+                </pic:pic>
+              </a:graphicData>
+            </a:graphic>
+          </wp:inline>
+        </w:drawing>
+      </w:r>
+    </w:p>
+    <w:p>
+      <w:r>
+        <w:drawing>
+          <wp:inline distT="0" distB="0" distL="0" distR="0" wp14:anchorId="243C4870" wp14:editId="6B6E3001">
+            <wp:extent cx="5943600" cy="3863975"/>
+            <wp:effectExtent l="0" t="0" r="0" b="3175"/>
+            <wp:docPr id="1151362414" name="Picture 1"/>
+            <wp:cNvGraphicFramePr>
+              <a:graphicFrameLocks xmlns:a="http://schemas.openxmlformats.org/drawingml/2006/main" noChangeAspect="1"/>
+            </wp:cNvGraphicFramePr>
+            <a:graphic xmlns:a="http://schemas.openxmlformats.org/drawingml/2006/main">
+              <a:graphicData uri="http://schemas.openxmlformats.org/drawingml/2006/picture">
+                <pic:pic xmlns:pic="http://schemas.openxmlformats.org/drawingml/2006/picture">
+                  <pic:nvPicPr>
+                    <pic:cNvPr id="1151362414" name=""/>
+                    <pic:cNvPicPr/>
+                  </pic:nvPicPr>
+                  <pic:blipFill>
+                    <a:blip r:embed="rId32"/>
+                    <a:stretch>
+                      <a:fillRect/>
+                    </a:stretch>
+                  </pic:blipFill>
+                  <pic:spPr>
+                    <a:xfrm>
+                      <a:off x="0" y="0"/>
+                      <a:ext cx="5943600" cy="3863975"/>
+                    </a:xfrm>
+                    <a:prstGeom prst="rect">
+                      <a:avLst/>
+                    </a:prstGeom>
+                  </pic:spPr>
+                </pic:pic>
+              </a:graphicData>
+            </a:graphic>
+          </wp:inline>
+        </w:drawing>
+      </w:r>
+    </w:p>
+    <w:p>
+      <w:r>
+        <w:br w:type="page"/>
+      </w:r>
+    </w:p>
+    <w:p>
+      <w:r>
+        <w:lastRenderedPageBreak/>
+        <w:drawing>
+          <wp:inline distT="0" distB="0" distL="0" distR="0" wp14:anchorId="22B76FF1" wp14:editId="3DEE2468">
+            <wp:extent cx="5943600" cy="4248150"/>
+            <wp:effectExtent l="0" t="0" r="0" b="0"/>
+            <wp:docPr id="522413403" name="Picture 1"/>
+            <wp:cNvGraphicFramePr>
+              <a:graphicFrameLocks xmlns:a="http://schemas.openxmlformats.org/drawingml/2006/main" noChangeAspect="1"/>
+            </wp:cNvGraphicFramePr>
+            <a:graphic xmlns:a="http://schemas.openxmlformats.org/drawingml/2006/main">
+              <a:graphicData uri="http://schemas.openxmlformats.org/drawingml/2006/picture">
+                <pic:pic xmlns:pic="http://schemas.openxmlformats.org/drawingml/2006/picture">
+                  <pic:nvPicPr>
+                    <pic:cNvPr id="522413403" name=""/>
+                    <pic:cNvPicPr/>
+                  </pic:nvPicPr>
+                  <pic:blipFill>
+                    <a:blip r:embed="rId33"/>
+                    <a:stretch>
+                      <a:fillRect/>
+                    </a:stretch>
+                  </pic:blipFill>
+                  <pic:spPr>
+                    <a:xfrm>
+                      <a:off x="0" y="0"/>
+                      <a:ext cx="5943600" cy="4248150"/>
+                    </a:xfrm>
+                    <a:prstGeom prst="rect">
+                      <a:avLst/>
+                    </a:prstGeom>
+                  </pic:spPr>
+                </pic:pic>
+              </a:graphicData>
+            </a:graphic>
+          </wp:inline>
+        </w:drawing>
+      </w:r>
+    </w:p>
+    <w:p>
+      <w:r>
+        <w:lastRenderedPageBreak/>
+        <w:drawing>
+          <wp:inline distT="0" distB="0" distL="0" distR="0" wp14:anchorId="6AED78F0" wp14:editId="24BDD221">
+            <wp:extent cx="5943600" cy="4699000"/>
+            <wp:effectExtent l="0" t="0" r="0" b="6350"/>
+            <wp:docPr id="924571415" name="Picture 1"/>
+            <wp:cNvGraphicFramePr>
+              <a:graphicFrameLocks xmlns:a="http://schemas.openxmlformats.org/drawingml/2006/main" noChangeAspect="1"/>
+            </wp:cNvGraphicFramePr>
+            <a:graphic xmlns:a="http://schemas.openxmlformats.org/drawingml/2006/main">
+              <a:graphicData uri="http://schemas.openxmlformats.org/drawingml/2006/picture">
+                <pic:pic xmlns:pic="http://schemas.openxmlformats.org/drawingml/2006/picture">
+                  <pic:nvPicPr>
+                    <pic:cNvPr id="924571415" name=""/>
+                    <pic:cNvPicPr/>
+                  </pic:nvPicPr>
+                  <pic:blipFill>
+                    <a:blip r:embed="rId34"/>
+                    <a:stretch>
+                      <a:fillRect/>
+                    </a:stretch>
+                  </pic:blipFill>
+                  <pic:spPr>
+                    <a:xfrm>
+                      <a:off x="0" y="0"/>
+                      <a:ext cx="5943600" cy="4699000"/>
+                    </a:xfrm>
+                    <a:prstGeom prst="rect">
+                      <a:avLst/>
+                    </a:prstGeom>
+                  </pic:spPr>
+                </pic:pic>
+              </a:graphicData>
+            </a:graphic>
+          </wp:inline>
+        </w:drawing>
+      </w:r>
+    </w:p>
+    <w:p>
+      <w:r>
+        <w:br w:type="page"/>
+      </w:r>
+    </w:p>
+    <w:p>
+      <w:r>
+        <w:lastRenderedPageBreak/>
+        <w:drawing>
+          <wp:inline distT="0" distB="0" distL="0" distR="0" wp14:anchorId="452C1C70" wp14:editId="310BE728">
+            <wp:extent cx="5943600" cy="3096260"/>
+            <wp:effectExtent l="0" t="0" r="0" b="8890"/>
+            <wp:docPr id="2112979478" name="Picture 1"/>
+            <wp:cNvGraphicFramePr>
+              <a:graphicFrameLocks xmlns:a="http://schemas.openxmlformats.org/drawingml/2006/main" noChangeAspect="1"/>
+            </wp:cNvGraphicFramePr>
+            <a:graphic xmlns:a="http://schemas.openxmlformats.org/drawingml/2006/main">
+              <a:graphicData uri="http://schemas.openxmlformats.org/drawingml/2006/picture">
+                <pic:pic xmlns:pic="http://schemas.openxmlformats.org/drawingml/2006/picture">
+                  <pic:nvPicPr>
+                    <pic:cNvPr id="2112979478" name=""/>
+                    <pic:cNvPicPr/>
+                  </pic:nvPicPr>
+                  <pic:blipFill>
+                    <a:blip r:embed="rId35"/>
+                    <a:stretch>
+                      <a:fillRect/>
+                    </a:stretch>
+                  </pic:blipFill>
+                  <pic:spPr>
+                    <a:xfrm>
+                      <a:off x="0" y="0"/>
+                      <a:ext cx="5943600" cy="3096260"/>
+                    </a:xfrm>
+                    <a:prstGeom prst="rect">
+                      <a:avLst/>
+                    </a:prstGeom>
+                  </pic:spPr>
+                </pic:pic>
+              </a:graphicData>
+            </a:graphic>
+          </wp:inline>
+        </w:drawing>
+      </w:r>
+    </w:p>
+    <w:p>
+      <w:r>
+        <w:drawing>
+          <wp:inline distT="0" distB="0" distL="0" distR="0" wp14:anchorId="25321FDB" wp14:editId="4137D746">
+            <wp:extent cx="5943600" cy="1428750"/>
+            <wp:effectExtent l="0" t="0" r="0" b="0"/>
+            <wp:docPr id="268403304" name="Picture 1"/>
+            <wp:cNvGraphicFramePr>
+              <a:graphicFrameLocks xmlns:a="http://schemas.openxmlformats.org/drawingml/2006/main" noChangeAspect="1"/>
+            </wp:cNvGraphicFramePr>
+            <a:graphic xmlns:a="http://schemas.openxmlformats.org/drawingml/2006/main">
+              <a:graphicData uri="http://schemas.openxmlformats.org/drawingml/2006/picture">
+                <pic:pic xmlns:pic="http://schemas.openxmlformats.org/drawingml/2006/picture">
+                  <pic:nvPicPr>
+                    <pic:cNvPr id="268403304" name=""/>
+                    <pic:cNvPicPr/>
+                  </pic:nvPicPr>
+                  <pic:blipFill>
+                    <a:blip r:embed="rId36"/>
+                    <a:stretch>
+                      <a:fillRect/>
+                    </a:stretch>
+                  </pic:blipFill>
+                  <pic:spPr>
+                    <a:xfrm>
+                      <a:off x="0" y="0"/>
+                      <a:ext cx="5943600" cy="1428750"/>
+                    </a:xfrm>
+                    <a:prstGeom prst="rect">
+                      <a:avLst/>
+                    </a:prstGeom>
+                  </pic:spPr>
+                </pic:pic>
+              </a:graphicData>
+            </a:graphic>
+          </wp:inline>
+        </w:drawing>
+      </w:r>
+    </w:p>
+    <w:p>
+      <w:r>
+        <w:drawing>
+          <wp:inline distT="0" distB="0" distL="0" distR="0" wp14:anchorId="5B729055" wp14:editId="0D185188">
+            <wp:extent cx="5943600" cy="2821940"/>
+            <wp:effectExtent l="0" t="0" r="0" b="0"/>
+            <wp:docPr id="161532550" name="Picture 1"/>
+            <wp:cNvGraphicFramePr>
+              <a:graphicFrameLocks xmlns:a="http://schemas.openxmlformats.org/drawingml/2006/main" noChangeAspect="1"/>
+            </wp:cNvGraphicFramePr>
+            <a:graphic xmlns:a="http://schemas.openxmlformats.org/drawingml/2006/main">
+              <a:graphicData uri="http://schemas.openxmlformats.org/drawingml/2006/picture">
+                <pic:pic xmlns:pic="http://schemas.openxmlformats.org/drawingml/2006/picture">
+                  <pic:nvPicPr>
+                    <pic:cNvPr id="161532550" name=""/>
+                    <pic:cNvPicPr/>
+                  </pic:nvPicPr>
+                  <pic:blipFill>
+                    <a:blip r:embed="rId37"/>
                     <a:stretch>
                       <a:fillRect/>
                     </a:stretch>
@@ -738,11 +3515,12 @@
     </w:p>
     <w:p>
       <w:r>
+        <w:lastRenderedPageBreak/>
         <w:drawing>
-          <wp:inline distT="0" distB="0" distL="0" distR="0" wp14:anchorId="1E5C4AE2" wp14:editId="406A0E24">
-            <wp:extent cx="5943600" cy="2075180"/>
-            <wp:effectExtent l="0" t="0" r="0" b="1270"/>
-            <wp:docPr id="534530674" name="Picture 1"/>
+          <wp:inline distT="0" distB="0" distL="0" distR="0" wp14:anchorId="68C5EA96" wp14:editId="0DACC483">
+            <wp:extent cx="5943600" cy="4043680"/>
+            <wp:effectExtent l="0" t="0" r="0" b="0"/>
+            <wp:docPr id="879964521" name="Picture 1"/>
             <wp:cNvGraphicFramePr>
               <a:graphicFrameLocks xmlns:a="http://schemas.openxmlformats.org/drawingml/2006/main" noChangeAspect="1"/>
             </wp:cNvGraphicFramePr>
@@ -750,11 +3528,11 @@
               <a:graphicData uri="http://schemas.openxmlformats.org/drawingml/2006/picture">
                 <pic:pic xmlns:pic="http://schemas.openxmlformats.org/drawingml/2006/picture">
                   <pic:nvPicPr>
-                    <pic:cNvPr id="534530674" name=""/>
+                    <pic:cNvPr id="879964521" name=""/>
                     <pic:cNvPicPr/>
                   </pic:nvPicPr>
                   <pic:blipFill>
-                    <a:blip r:embed="rId21"/>
+                    <a:blip r:embed="rId38"/>
                     <a:stretch>
                       <a:fillRect/>
                     </a:stretch>
@@ -762,7 +3540,7 @@
                   <pic:spPr>
                     <a:xfrm>
                       <a:off x="0" y="0"/>
-                      <a:ext cx="5943600" cy="2075180"/>
+                      <a:ext cx="5943600" cy="4043680"/>
                     </a:xfrm>
                     <a:prstGeom prst="rect">
                       <a:avLst/>
@@ -778,10 +3556,10 @@
     <w:p>
       <w:r>
         <w:drawing>
-          <wp:inline distT="0" distB="0" distL="0" distR="0" wp14:anchorId="689E9B5B" wp14:editId="72F90B68">
-            <wp:extent cx="5943600" cy="2092960"/>
-            <wp:effectExtent l="0" t="0" r="0" b="2540"/>
-            <wp:docPr id="1947028597" name="Picture 1"/>
+          <wp:inline distT="0" distB="0" distL="0" distR="0" wp14:anchorId="06FD5A14" wp14:editId="5787D2FA">
+            <wp:extent cx="5943600" cy="2038985"/>
+            <wp:effectExtent l="0" t="0" r="0" b="0"/>
+            <wp:docPr id="1869221679" name="Picture 1"/>
             <wp:cNvGraphicFramePr>
               <a:graphicFrameLocks xmlns:a="http://schemas.openxmlformats.org/drawingml/2006/main" noChangeAspect="1"/>
             </wp:cNvGraphicFramePr>
@@ -789,11 +3567,11 @@
               <a:graphicData uri="http://schemas.openxmlformats.org/drawingml/2006/picture">
                 <pic:pic xmlns:pic="http://schemas.openxmlformats.org/drawingml/2006/picture">
                   <pic:nvPicPr>
-                    <pic:cNvPr id="1947028597" name=""/>
+                    <pic:cNvPr id="1869221679" name=""/>
                     <pic:cNvPicPr/>
                   </pic:nvPicPr>
                   <pic:blipFill>
-                    <a:blip r:embed="rId22"/>
+                    <a:blip r:embed="rId39"/>
                     <a:stretch>
                       <a:fillRect/>
                     </a:stretch>
@@ -801,7 +3579,7 @@
                   <pic:spPr>
                     <a:xfrm>
                       <a:off x="0" y="0"/>
-                      <a:ext cx="5943600" cy="2092960"/>
+                      <a:ext cx="5943600" cy="2038985"/>
                     </a:xfrm>
                     <a:prstGeom prst="rect">
                       <a:avLst/>
@@ -818,10 +3596,10 @@
       <w:r>
         <w:lastRenderedPageBreak/>
         <w:drawing>
-          <wp:inline distT="0" distB="0" distL="0" distR="0" wp14:anchorId="4046675A" wp14:editId="36AD77FB">
-            <wp:extent cx="5943600" cy="2087880"/>
-            <wp:effectExtent l="0" t="0" r="0" b="7620"/>
-            <wp:docPr id="1894680383" name="Picture 1"/>
+          <wp:inline distT="0" distB="0" distL="0" distR="0" wp14:anchorId="6FB2F2B4" wp14:editId="603F13E0">
+            <wp:extent cx="5943600" cy="4866005"/>
+            <wp:effectExtent l="0" t="0" r="0" b="0"/>
+            <wp:docPr id="335599078" name="Picture 1"/>
             <wp:cNvGraphicFramePr>
               <a:graphicFrameLocks xmlns:a="http://schemas.openxmlformats.org/drawingml/2006/main" noChangeAspect="1"/>
             </wp:cNvGraphicFramePr>
@@ -829,11 +3607,11 @@
               <a:graphicData uri="http://schemas.openxmlformats.org/drawingml/2006/picture">
                 <pic:pic xmlns:pic="http://schemas.openxmlformats.org/drawingml/2006/picture">
                   <pic:nvPicPr>
-                    <pic:cNvPr id="1894680383" name=""/>
+                    <pic:cNvPr id="335599078" name=""/>
                     <pic:cNvPicPr/>
                   </pic:nvPicPr>
                   <pic:blipFill>
-                    <a:blip r:embed="rId23"/>
+                    <a:blip r:embed="rId40"/>
                     <a:stretch>
                       <a:fillRect/>
                     </a:stretch>
@@ -841,7 +3619,7 @@
                   <pic:spPr>
                     <a:xfrm>
                       <a:off x="0" y="0"/>
-                      <a:ext cx="5943600" cy="2087880"/>
+                      <a:ext cx="5943600" cy="4866005"/>
                     </a:xfrm>
                     <a:prstGeom prst="rect">
                       <a:avLst/>
@@ -856,120 +3634,141 @@
     </w:p>
     <w:p>
       <w:r>
-        <w:drawing>
-          <wp:inline distT="0" distB="0" distL="0" distR="0" wp14:anchorId="437A70F5" wp14:editId="1B7D0A61">
-            <wp:extent cx="5943600" cy="2633345"/>
-            <wp:effectExtent l="0" t="0" r="0" b="0"/>
-            <wp:docPr id="1143438362" name="Picture 1"/>
-            <wp:cNvGraphicFramePr>
-              <a:graphicFrameLocks xmlns:a="http://schemas.openxmlformats.org/drawingml/2006/main" noChangeAspect="1"/>
-            </wp:cNvGraphicFramePr>
-            <a:graphic xmlns:a="http://schemas.openxmlformats.org/drawingml/2006/main">
-              <a:graphicData uri="http://schemas.openxmlformats.org/drawingml/2006/picture">
-                <pic:pic xmlns:pic="http://schemas.openxmlformats.org/drawingml/2006/picture">
-                  <pic:nvPicPr>
-                    <pic:cNvPr id="1143438362" name=""/>
-                    <pic:cNvPicPr/>
-                  </pic:nvPicPr>
-                  <pic:blipFill>
-                    <a:blip r:embed="rId24"/>
-                    <a:stretch>
-                      <a:fillRect/>
-                    </a:stretch>
-                  </pic:blipFill>
-                  <pic:spPr>
-                    <a:xfrm>
-                      <a:off x="0" y="0"/>
-                      <a:ext cx="5943600" cy="2633345"/>
-                    </a:xfrm>
-                    <a:prstGeom prst="rect">
-                      <a:avLst/>
-                    </a:prstGeom>
-                  </pic:spPr>
-                </pic:pic>
-              </a:graphicData>
-            </a:graphic>
-          </wp:inline>
-        </w:drawing>
-      </w:r>
-    </w:p>
-    <w:p>
-      <w:r>
-        <w:drawing>
-          <wp:inline distT="0" distB="0" distL="0" distR="0" wp14:anchorId="0B50F1F2" wp14:editId="1BCC094A">
-            <wp:extent cx="5943600" cy="2099945"/>
-            <wp:effectExtent l="0" t="0" r="0" b="0"/>
-            <wp:docPr id="1533999823" name="Picture 1"/>
-            <wp:cNvGraphicFramePr>
-              <a:graphicFrameLocks xmlns:a="http://schemas.openxmlformats.org/drawingml/2006/main" noChangeAspect="1"/>
-            </wp:cNvGraphicFramePr>
-            <a:graphic xmlns:a="http://schemas.openxmlformats.org/drawingml/2006/main">
-              <a:graphicData uri="http://schemas.openxmlformats.org/drawingml/2006/picture">
-                <pic:pic xmlns:pic="http://schemas.openxmlformats.org/drawingml/2006/picture">
-                  <pic:nvPicPr>
-                    <pic:cNvPr id="1533999823" name=""/>
-                    <pic:cNvPicPr/>
-                  </pic:nvPicPr>
-                  <pic:blipFill>
-                    <a:blip r:embed="rId25"/>
-                    <a:stretch>
-                      <a:fillRect/>
-                    </a:stretch>
-                  </pic:blipFill>
-                  <pic:spPr>
-                    <a:xfrm>
-                      <a:off x="0" y="0"/>
-                      <a:ext cx="5943600" cy="2099945"/>
-                    </a:xfrm>
-                    <a:prstGeom prst="rect">
-                      <a:avLst/>
-                    </a:prstGeom>
-                  </pic:spPr>
-                </pic:pic>
-              </a:graphicData>
-            </a:graphic>
-          </wp:inline>
-        </w:drawing>
+        <w:t>1.</w:t>
+      </w:r>
+      <w:r>
+        <w:t xml:space="preserve">  </w:t>
+      </w:r>
+      <w:r>
+        <w:rPr>
+          <w:b/>
+          <w:bCs/>
+        </w:rPr>
+        <w:t>Generates modular KB sections</w:t>
+      </w:r>
+      <w:r>
+        <w:t>:</w:t>
+      </w:r>
+    </w:p>
+    <w:p>
+      <w:pPr>
+        <w:numPr>
+          <w:ilvl w:val="0"/>
+          <w:numId w:val="10"/>
+        </w:numPr>
+      </w:pPr>
+      <w:r>
+        <w:t>BMI classification with fine granularity (0.1 steps).</w:t>
+      </w:r>
+    </w:p>
+    <w:p>
+      <w:pPr>
+        <w:numPr>
+          <w:ilvl w:val="0"/>
+          <w:numId w:val="10"/>
+        </w:numPr>
+      </w:pPr>
+      <w:r>
+        <w:t>Waist risk by age/gender.</w:t>
+      </w:r>
+    </w:p>
+    <w:p>
+      <w:pPr>
+        <w:numPr>
+          <w:ilvl w:val="0"/>
+          <w:numId w:val="10"/>
+        </w:numPr>
+      </w:pPr>
+      <w:r>
+        <w:t>A short disease list with diet/exercise suggestions.</w:t>
+      </w:r>
+    </w:p>
+    <w:p>
+      <w:pPr>
+        <w:numPr>
+          <w:ilvl w:val="0"/>
+          <w:numId w:val="10"/>
+        </w:numPr>
+      </w:pPr>
+      <w:r>
+        <w:t>A synthetic food database of n_food_items entries.</w:t>
+      </w:r>
+    </w:p>
+    <w:p>
+      <w:pPr>
+        <w:numPr>
+          <w:ilvl w:val="0"/>
+          <w:numId w:val="10"/>
+        </w:numPr>
+      </w:pPr>
+      <w:r>
+        <w:t>n_mealplans meal plans combining food items.</w:t>
+      </w:r>
+    </w:p>
+    <w:p>
+      <w:pPr>
+        <w:numPr>
+          <w:ilvl w:val="0"/>
+          <w:numId w:val="10"/>
+        </w:numPr>
+      </w:pPr>
+      <w:r>
+        <w:t>n_exercises exercise entries.</w:t>
+      </w:r>
+    </w:p>
+    <w:p>
+      <w:pPr>
+        <w:numPr>
+          <w:ilvl w:val="0"/>
+          <w:numId w:val="10"/>
+        </w:numPr>
+      </w:pPr>
+      <w:r>
+        <w:rPr>
+          <w:b/>
+          <w:bCs/>
+        </w:rPr>
+        <w:t>Rules</w:t>
+      </w:r>
+      <w:r>
+        <w:t>: millions of small rule objects combining BMI, age, gender, disease, and activity to create condition→advice rules. This section is the largest to reach &gt;3M entries.</w:t>
+      </w:r>
+    </w:p>
+    <w:p>
+      <w:r>
+        <w:t xml:space="preserve">2. </w:t>
+      </w:r>
+      <w:r>
+        <w:t xml:space="preserve"> </w:t>
+      </w:r>
+      <w:r>
+        <w:rPr>
+          <w:b/>
+          <w:bCs/>
+        </w:rPr>
+        <w:t>Writes JSON incrementally</w:t>
+      </w:r>
+      <w:r>
+        <w:t xml:space="preserve"> into a single JSON file with top-level keys mapping to arrays, so the final file is a valid JSON object but produced without holding everything in memory.</w:t>
       </w:r>
     </w:p>
     <w:p>
       <w:r>
         <w:lastRenderedPageBreak/>
-        <w:drawing>
-          <wp:inline distT="0" distB="0" distL="0" distR="0" wp14:anchorId="14AAA992" wp14:editId="5B5F1932">
-            <wp:extent cx="5943600" cy="1909445"/>
-            <wp:effectExtent l="0" t="0" r="0" b="0"/>
-            <wp:docPr id="1643309541" name="Picture 1"/>
-            <wp:cNvGraphicFramePr>
-              <a:graphicFrameLocks xmlns:a="http://schemas.openxmlformats.org/drawingml/2006/main" noChangeAspect="1"/>
-            </wp:cNvGraphicFramePr>
-            <a:graphic xmlns:a="http://schemas.openxmlformats.org/drawingml/2006/main">
-              <a:graphicData uri="http://schemas.openxmlformats.org/drawingml/2006/picture">
-                <pic:pic xmlns:pic="http://schemas.openxmlformats.org/drawingml/2006/picture">
-                  <pic:nvPicPr>
-                    <pic:cNvPr id="1643309541" name=""/>
-                    <pic:cNvPicPr/>
-                  </pic:nvPicPr>
-                  <pic:blipFill>
-                    <a:blip r:embed="rId26"/>
-                    <a:stretch>
-                      <a:fillRect/>
-                    </a:stretch>
-                  </pic:blipFill>
-                  <pic:spPr>
-                    <a:xfrm>
-                      <a:off x="0" y="0"/>
-                      <a:ext cx="5943600" cy="1909445"/>
-                    </a:xfrm>
-                    <a:prstGeom prst="rect">
-                      <a:avLst/>
-                    </a:prstGeom>
-                  </pic:spPr>
-                </pic:pic>
-              </a:graphicData>
-            </a:graphic>
-          </wp:inline>
-        </w:drawing>
+        <w:t>3.</w:t>
+      </w:r>
+      <w:r>
+        <w:t xml:space="preserve">  </w:t>
+      </w:r>
+      <w:r>
+        <w:rPr>
+          <w:b/>
+          <w:bCs/>
+        </w:rPr>
+        <w:t>Provides generate_health_guide</w:t>
+      </w:r>
+      <w:r>
+        <w:t>: a streaming rule-scanner that reads the Rules array from the big JSON file and returns a short personalized guide based on the user's profile and the Part F metrics (which you pass as metrics_df).</w:t>
       </w:r>
     </w:p>
     <w:sectPr>
@@ -980,6 +3779,1467 @@
     </w:sectPr>
   </w:body>
 </w:document>
+</file>
+
+<file path=word/numbering.xml><?xml version="1.0" encoding="utf-8"?>
+<w:numbering xmlns:wpc="http://schemas.microsoft.com/office/word/2010/wordprocessingCanvas" xmlns:cx="http://schemas.microsoft.com/office/drawing/2014/chartex" xmlns:cx1="http://schemas.microsoft.com/office/drawing/2015/9/8/chartex" xmlns:cx2="http://schemas.microsoft.com/office/drawing/2015/10/21/chartex" xmlns:cx3="http://schemas.microsoft.com/office/drawing/2016/5/9/chartex" xmlns:cx4="http://schemas.microsoft.com/office/drawing/2016/5/10/chartex" xmlns:cx5="http://schemas.microsoft.com/office/drawing/2016/5/11/chartex" xmlns:cx6="http://schemas.microsoft.com/office/drawing/2016/5/12/chartex" xmlns:cx7="http://schemas.microsoft.com/office/drawing/2016/5/13/chartex" xmlns:cx8="http://schemas.microsoft.com/office/drawing/2016/5/14/chartex" xmlns:mc="http://schemas.openxmlformats.org/markup-compatibility/2006" xmlns:aink="http://schemas.microsoft.com/office/drawing/2016/ink" xmlns:am3d="http://schemas.microsoft.com/office/drawing/2017/model3d" xmlns:o="urn:schemas-microsoft-com:office:office" xmlns:oel="http://schemas.microsoft.com/office/2019/extlst" xmlns:r="http://schemas.openxmlformats.org/officeDocument/2006/relationships" xmlns:m="http://schemas.openxmlformats.org/officeDocument/2006/math" xmlns:v="urn:schemas-microsoft-com:vml" xmlns:wp14="http://schemas.microsoft.com/office/word/2010/wordprocessingDrawing" xmlns:wp="http://schemas.openxmlformats.org/drawingml/2006/wordprocessingDrawing" xmlns:w10="urn:schemas-microsoft-com:office:word" xmlns:w="http://schemas.openxmlformats.org/wordprocessingml/2006/main" xmlns:w14="http://schemas.microsoft.com/office/word/2010/wordml" xmlns:w15="http://schemas.microsoft.com/office/word/2012/wordml" xmlns:w16cex="http://schemas.microsoft.com/office/word/2018/wordml/cex" xmlns:w16cid="http://schemas.microsoft.com/office/word/2016/wordml/cid" xmlns:w16="http://schemas.microsoft.com/office/word/2018/wordml" xmlns:w16du="http://schemas.microsoft.com/office/word/2023/wordml/word16du" xmlns:w16sdtdh="http://schemas.microsoft.com/office/word/2020/wordml/sdtdatahash" xmlns:w16sdtfl="http://schemas.microsoft.com/office/word/2024/wordml/sdtformatlock" xmlns:w16se="http://schemas.microsoft.com/office/word/2015/wordml/symex" xmlns:wpg="http://schemas.microsoft.com/office/word/2010/wordprocessingGroup" xmlns:wpi="http://schemas.microsoft.com/office/word/2010/wordprocessingInk" xmlns:wne="http://schemas.microsoft.com/office/word/2006/wordml" xmlns:wps="http://schemas.microsoft.com/office/word/2010/wordprocessingShape" mc:Ignorable="w14 w15 w16se w16cid w16 w16cex w16sdtdh w16sdtfl w16du wp14">
+  <w:abstractNum w:abstractNumId="0" w15:restartNumberingAfterBreak="0">
+    <w:nsid w:val="121F71CA"/>
+    <w:multiLevelType w:val="multilevel"/>
+    <w:tmpl w:val="320E9568"/>
+    <w:lvl w:ilvl="0">
+      <w:start w:val="1"/>
+      <w:numFmt w:val="decimal"/>
+      <w:lvlText w:val="%1."/>
+      <w:lvlJc w:val="left"/>
+      <w:pPr>
+        <w:tabs>
+          <w:tab w:val="num" w:pos="720"/>
+        </w:tabs>
+        <w:ind w:left="720" w:hanging="360"/>
+      </w:pPr>
+    </w:lvl>
+    <w:lvl w:ilvl="1">
+      <w:start w:val="1"/>
+      <w:numFmt w:val="bullet"/>
+      <w:lvlText w:val="o"/>
+      <w:lvlJc w:val="left"/>
+      <w:pPr>
+        <w:tabs>
+          <w:tab w:val="num" w:pos="1440"/>
+        </w:tabs>
+        <w:ind w:left="1440" w:hanging="360"/>
+      </w:pPr>
+      <w:rPr>
+        <w:rFonts w:ascii="Courier New" w:hAnsi="Courier New" w:hint="default"/>
+        <w:sz w:val="20"/>
+      </w:rPr>
+    </w:lvl>
+    <w:lvl w:ilvl="2" w:tentative="1">
+      <w:start w:val="1"/>
+      <w:numFmt w:val="decimal"/>
+      <w:lvlText w:val="%3."/>
+      <w:lvlJc w:val="left"/>
+      <w:pPr>
+        <w:tabs>
+          <w:tab w:val="num" w:pos="2160"/>
+        </w:tabs>
+        <w:ind w:left="2160" w:hanging="360"/>
+      </w:pPr>
+    </w:lvl>
+    <w:lvl w:ilvl="3" w:tentative="1">
+      <w:start w:val="1"/>
+      <w:numFmt w:val="decimal"/>
+      <w:lvlText w:val="%4."/>
+      <w:lvlJc w:val="left"/>
+      <w:pPr>
+        <w:tabs>
+          <w:tab w:val="num" w:pos="2880"/>
+        </w:tabs>
+        <w:ind w:left="2880" w:hanging="360"/>
+      </w:pPr>
+    </w:lvl>
+    <w:lvl w:ilvl="4" w:tentative="1">
+      <w:start w:val="1"/>
+      <w:numFmt w:val="decimal"/>
+      <w:lvlText w:val="%5."/>
+      <w:lvlJc w:val="left"/>
+      <w:pPr>
+        <w:tabs>
+          <w:tab w:val="num" w:pos="3600"/>
+        </w:tabs>
+        <w:ind w:left="3600" w:hanging="360"/>
+      </w:pPr>
+    </w:lvl>
+    <w:lvl w:ilvl="5" w:tentative="1">
+      <w:start w:val="1"/>
+      <w:numFmt w:val="decimal"/>
+      <w:lvlText w:val="%6."/>
+      <w:lvlJc w:val="left"/>
+      <w:pPr>
+        <w:tabs>
+          <w:tab w:val="num" w:pos="4320"/>
+        </w:tabs>
+        <w:ind w:left="4320" w:hanging="360"/>
+      </w:pPr>
+    </w:lvl>
+    <w:lvl w:ilvl="6" w:tentative="1">
+      <w:start w:val="1"/>
+      <w:numFmt w:val="decimal"/>
+      <w:lvlText w:val="%7."/>
+      <w:lvlJc w:val="left"/>
+      <w:pPr>
+        <w:tabs>
+          <w:tab w:val="num" w:pos="5040"/>
+        </w:tabs>
+        <w:ind w:left="5040" w:hanging="360"/>
+      </w:pPr>
+    </w:lvl>
+    <w:lvl w:ilvl="7" w:tentative="1">
+      <w:start w:val="1"/>
+      <w:numFmt w:val="decimal"/>
+      <w:lvlText w:val="%8."/>
+      <w:lvlJc w:val="left"/>
+      <w:pPr>
+        <w:tabs>
+          <w:tab w:val="num" w:pos="5760"/>
+        </w:tabs>
+        <w:ind w:left="5760" w:hanging="360"/>
+      </w:pPr>
+    </w:lvl>
+    <w:lvl w:ilvl="8" w:tentative="1">
+      <w:start w:val="1"/>
+      <w:numFmt w:val="decimal"/>
+      <w:lvlText w:val="%9."/>
+      <w:lvlJc w:val="left"/>
+      <w:pPr>
+        <w:tabs>
+          <w:tab w:val="num" w:pos="6480"/>
+        </w:tabs>
+        <w:ind w:left="6480" w:hanging="360"/>
+      </w:pPr>
+    </w:lvl>
+  </w:abstractNum>
+  <w:abstractNum w:abstractNumId="1" w15:restartNumberingAfterBreak="0">
+    <w:nsid w:val="28102F84"/>
+    <w:multiLevelType w:val="multilevel"/>
+    <w:tmpl w:val="3C866E44"/>
+    <w:lvl w:ilvl="0">
+      <w:start w:val="1"/>
+      <w:numFmt w:val="bullet"/>
+      <w:lvlText w:val=""/>
+      <w:lvlJc w:val="left"/>
+      <w:pPr>
+        <w:tabs>
+          <w:tab w:val="num" w:pos="720"/>
+        </w:tabs>
+        <w:ind w:left="720" w:hanging="360"/>
+      </w:pPr>
+      <w:rPr>
+        <w:rFonts w:ascii="Symbol" w:hAnsi="Symbol" w:hint="default"/>
+        <w:sz w:val="20"/>
+      </w:rPr>
+    </w:lvl>
+    <w:lvl w:ilvl="1" w:tentative="1">
+      <w:start w:val="1"/>
+      <w:numFmt w:val="bullet"/>
+      <w:lvlText w:val="o"/>
+      <w:lvlJc w:val="left"/>
+      <w:pPr>
+        <w:tabs>
+          <w:tab w:val="num" w:pos="1440"/>
+        </w:tabs>
+        <w:ind w:left="1440" w:hanging="360"/>
+      </w:pPr>
+      <w:rPr>
+        <w:rFonts w:ascii="Courier New" w:hAnsi="Courier New" w:hint="default"/>
+        <w:sz w:val="20"/>
+      </w:rPr>
+    </w:lvl>
+    <w:lvl w:ilvl="2" w:tentative="1">
+      <w:start w:val="1"/>
+      <w:numFmt w:val="bullet"/>
+      <w:lvlText w:val=""/>
+      <w:lvlJc w:val="left"/>
+      <w:pPr>
+        <w:tabs>
+          <w:tab w:val="num" w:pos="2160"/>
+        </w:tabs>
+        <w:ind w:left="2160" w:hanging="360"/>
+      </w:pPr>
+      <w:rPr>
+        <w:rFonts w:ascii="Wingdings" w:hAnsi="Wingdings" w:hint="default"/>
+        <w:sz w:val="20"/>
+      </w:rPr>
+    </w:lvl>
+    <w:lvl w:ilvl="3" w:tentative="1">
+      <w:start w:val="1"/>
+      <w:numFmt w:val="bullet"/>
+      <w:lvlText w:val=""/>
+      <w:lvlJc w:val="left"/>
+      <w:pPr>
+        <w:tabs>
+          <w:tab w:val="num" w:pos="2880"/>
+        </w:tabs>
+        <w:ind w:left="2880" w:hanging="360"/>
+      </w:pPr>
+      <w:rPr>
+        <w:rFonts w:ascii="Wingdings" w:hAnsi="Wingdings" w:hint="default"/>
+        <w:sz w:val="20"/>
+      </w:rPr>
+    </w:lvl>
+    <w:lvl w:ilvl="4" w:tentative="1">
+      <w:start w:val="1"/>
+      <w:numFmt w:val="bullet"/>
+      <w:lvlText w:val=""/>
+      <w:lvlJc w:val="left"/>
+      <w:pPr>
+        <w:tabs>
+          <w:tab w:val="num" w:pos="3600"/>
+        </w:tabs>
+        <w:ind w:left="3600" w:hanging="360"/>
+      </w:pPr>
+      <w:rPr>
+        <w:rFonts w:ascii="Wingdings" w:hAnsi="Wingdings" w:hint="default"/>
+        <w:sz w:val="20"/>
+      </w:rPr>
+    </w:lvl>
+    <w:lvl w:ilvl="5" w:tentative="1">
+      <w:start w:val="1"/>
+      <w:numFmt w:val="bullet"/>
+      <w:lvlText w:val=""/>
+      <w:lvlJc w:val="left"/>
+      <w:pPr>
+        <w:tabs>
+          <w:tab w:val="num" w:pos="4320"/>
+        </w:tabs>
+        <w:ind w:left="4320" w:hanging="360"/>
+      </w:pPr>
+      <w:rPr>
+        <w:rFonts w:ascii="Wingdings" w:hAnsi="Wingdings" w:hint="default"/>
+        <w:sz w:val="20"/>
+      </w:rPr>
+    </w:lvl>
+    <w:lvl w:ilvl="6" w:tentative="1">
+      <w:start w:val="1"/>
+      <w:numFmt w:val="bullet"/>
+      <w:lvlText w:val=""/>
+      <w:lvlJc w:val="left"/>
+      <w:pPr>
+        <w:tabs>
+          <w:tab w:val="num" w:pos="5040"/>
+        </w:tabs>
+        <w:ind w:left="5040" w:hanging="360"/>
+      </w:pPr>
+      <w:rPr>
+        <w:rFonts w:ascii="Wingdings" w:hAnsi="Wingdings" w:hint="default"/>
+        <w:sz w:val="20"/>
+      </w:rPr>
+    </w:lvl>
+    <w:lvl w:ilvl="7" w:tentative="1">
+      <w:start w:val="1"/>
+      <w:numFmt w:val="bullet"/>
+      <w:lvlText w:val=""/>
+      <w:lvlJc w:val="left"/>
+      <w:pPr>
+        <w:tabs>
+          <w:tab w:val="num" w:pos="5760"/>
+        </w:tabs>
+        <w:ind w:left="5760" w:hanging="360"/>
+      </w:pPr>
+      <w:rPr>
+        <w:rFonts w:ascii="Wingdings" w:hAnsi="Wingdings" w:hint="default"/>
+        <w:sz w:val="20"/>
+      </w:rPr>
+    </w:lvl>
+    <w:lvl w:ilvl="8" w:tentative="1">
+      <w:start w:val="1"/>
+      <w:numFmt w:val="bullet"/>
+      <w:lvlText w:val=""/>
+      <w:lvlJc w:val="left"/>
+      <w:pPr>
+        <w:tabs>
+          <w:tab w:val="num" w:pos="6480"/>
+        </w:tabs>
+        <w:ind w:left="6480" w:hanging="360"/>
+      </w:pPr>
+      <w:rPr>
+        <w:rFonts w:ascii="Wingdings" w:hAnsi="Wingdings" w:hint="default"/>
+        <w:sz w:val="20"/>
+      </w:rPr>
+    </w:lvl>
+  </w:abstractNum>
+  <w:abstractNum w:abstractNumId="2" w15:restartNumberingAfterBreak="0">
+    <w:nsid w:val="305D246A"/>
+    <w:multiLevelType w:val="multilevel"/>
+    <w:tmpl w:val="4ECE9220"/>
+    <w:lvl w:ilvl="0">
+      <w:start w:val="1"/>
+      <w:numFmt w:val="decimal"/>
+      <w:lvlText w:val="%1."/>
+      <w:lvlJc w:val="left"/>
+      <w:pPr>
+        <w:tabs>
+          <w:tab w:val="num" w:pos="720"/>
+        </w:tabs>
+        <w:ind w:left="720" w:hanging="360"/>
+      </w:pPr>
+    </w:lvl>
+    <w:lvl w:ilvl="1">
+      <w:start w:val="1"/>
+      <w:numFmt w:val="bullet"/>
+      <w:lvlText w:val="o"/>
+      <w:lvlJc w:val="left"/>
+      <w:pPr>
+        <w:tabs>
+          <w:tab w:val="num" w:pos="1440"/>
+        </w:tabs>
+        <w:ind w:left="1440" w:hanging="360"/>
+      </w:pPr>
+      <w:rPr>
+        <w:rFonts w:ascii="Courier New" w:hAnsi="Courier New" w:hint="default"/>
+        <w:sz w:val="20"/>
+      </w:rPr>
+    </w:lvl>
+    <w:lvl w:ilvl="2" w:tentative="1">
+      <w:start w:val="1"/>
+      <w:numFmt w:val="decimal"/>
+      <w:lvlText w:val="%3."/>
+      <w:lvlJc w:val="left"/>
+      <w:pPr>
+        <w:tabs>
+          <w:tab w:val="num" w:pos="2160"/>
+        </w:tabs>
+        <w:ind w:left="2160" w:hanging="360"/>
+      </w:pPr>
+    </w:lvl>
+    <w:lvl w:ilvl="3" w:tentative="1">
+      <w:start w:val="1"/>
+      <w:numFmt w:val="decimal"/>
+      <w:lvlText w:val="%4."/>
+      <w:lvlJc w:val="left"/>
+      <w:pPr>
+        <w:tabs>
+          <w:tab w:val="num" w:pos="2880"/>
+        </w:tabs>
+        <w:ind w:left="2880" w:hanging="360"/>
+      </w:pPr>
+    </w:lvl>
+    <w:lvl w:ilvl="4" w:tentative="1">
+      <w:start w:val="1"/>
+      <w:numFmt w:val="decimal"/>
+      <w:lvlText w:val="%5."/>
+      <w:lvlJc w:val="left"/>
+      <w:pPr>
+        <w:tabs>
+          <w:tab w:val="num" w:pos="3600"/>
+        </w:tabs>
+        <w:ind w:left="3600" w:hanging="360"/>
+      </w:pPr>
+    </w:lvl>
+    <w:lvl w:ilvl="5" w:tentative="1">
+      <w:start w:val="1"/>
+      <w:numFmt w:val="decimal"/>
+      <w:lvlText w:val="%6."/>
+      <w:lvlJc w:val="left"/>
+      <w:pPr>
+        <w:tabs>
+          <w:tab w:val="num" w:pos="4320"/>
+        </w:tabs>
+        <w:ind w:left="4320" w:hanging="360"/>
+      </w:pPr>
+    </w:lvl>
+    <w:lvl w:ilvl="6" w:tentative="1">
+      <w:start w:val="1"/>
+      <w:numFmt w:val="decimal"/>
+      <w:lvlText w:val="%7."/>
+      <w:lvlJc w:val="left"/>
+      <w:pPr>
+        <w:tabs>
+          <w:tab w:val="num" w:pos="5040"/>
+        </w:tabs>
+        <w:ind w:left="5040" w:hanging="360"/>
+      </w:pPr>
+    </w:lvl>
+    <w:lvl w:ilvl="7" w:tentative="1">
+      <w:start w:val="1"/>
+      <w:numFmt w:val="decimal"/>
+      <w:lvlText w:val="%8."/>
+      <w:lvlJc w:val="left"/>
+      <w:pPr>
+        <w:tabs>
+          <w:tab w:val="num" w:pos="5760"/>
+        </w:tabs>
+        <w:ind w:left="5760" w:hanging="360"/>
+      </w:pPr>
+    </w:lvl>
+    <w:lvl w:ilvl="8" w:tentative="1">
+      <w:start w:val="1"/>
+      <w:numFmt w:val="decimal"/>
+      <w:lvlText w:val="%9."/>
+      <w:lvlJc w:val="left"/>
+      <w:pPr>
+        <w:tabs>
+          <w:tab w:val="num" w:pos="6480"/>
+        </w:tabs>
+        <w:ind w:left="6480" w:hanging="360"/>
+      </w:pPr>
+    </w:lvl>
+  </w:abstractNum>
+  <w:abstractNum w:abstractNumId="3" w15:restartNumberingAfterBreak="0">
+    <w:nsid w:val="33F61896"/>
+    <w:multiLevelType w:val="multilevel"/>
+    <w:tmpl w:val="B87638CC"/>
+    <w:lvl w:ilvl="0">
+      <w:start w:val="1"/>
+      <w:numFmt w:val="bullet"/>
+      <w:lvlText w:val=""/>
+      <w:lvlJc w:val="left"/>
+      <w:pPr>
+        <w:tabs>
+          <w:tab w:val="num" w:pos="720"/>
+        </w:tabs>
+        <w:ind w:left="720" w:hanging="360"/>
+      </w:pPr>
+      <w:rPr>
+        <w:rFonts w:ascii="Symbol" w:hAnsi="Symbol" w:hint="default"/>
+        <w:sz w:val="20"/>
+      </w:rPr>
+    </w:lvl>
+    <w:lvl w:ilvl="1" w:tentative="1">
+      <w:start w:val="1"/>
+      <w:numFmt w:val="bullet"/>
+      <w:lvlText w:val="o"/>
+      <w:lvlJc w:val="left"/>
+      <w:pPr>
+        <w:tabs>
+          <w:tab w:val="num" w:pos="1440"/>
+        </w:tabs>
+        <w:ind w:left="1440" w:hanging="360"/>
+      </w:pPr>
+      <w:rPr>
+        <w:rFonts w:ascii="Courier New" w:hAnsi="Courier New" w:hint="default"/>
+        <w:sz w:val="20"/>
+      </w:rPr>
+    </w:lvl>
+    <w:lvl w:ilvl="2" w:tentative="1">
+      <w:start w:val="1"/>
+      <w:numFmt w:val="bullet"/>
+      <w:lvlText w:val=""/>
+      <w:lvlJc w:val="left"/>
+      <w:pPr>
+        <w:tabs>
+          <w:tab w:val="num" w:pos="2160"/>
+        </w:tabs>
+        <w:ind w:left="2160" w:hanging="360"/>
+      </w:pPr>
+      <w:rPr>
+        <w:rFonts w:ascii="Wingdings" w:hAnsi="Wingdings" w:hint="default"/>
+        <w:sz w:val="20"/>
+      </w:rPr>
+    </w:lvl>
+    <w:lvl w:ilvl="3" w:tentative="1">
+      <w:start w:val="1"/>
+      <w:numFmt w:val="bullet"/>
+      <w:lvlText w:val=""/>
+      <w:lvlJc w:val="left"/>
+      <w:pPr>
+        <w:tabs>
+          <w:tab w:val="num" w:pos="2880"/>
+        </w:tabs>
+        <w:ind w:left="2880" w:hanging="360"/>
+      </w:pPr>
+      <w:rPr>
+        <w:rFonts w:ascii="Wingdings" w:hAnsi="Wingdings" w:hint="default"/>
+        <w:sz w:val="20"/>
+      </w:rPr>
+    </w:lvl>
+    <w:lvl w:ilvl="4" w:tentative="1">
+      <w:start w:val="1"/>
+      <w:numFmt w:val="bullet"/>
+      <w:lvlText w:val=""/>
+      <w:lvlJc w:val="left"/>
+      <w:pPr>
+        <w:tabs>
+          <w:tab w:val="num" w:pos="3600"/>
+        </w:tabs>
+        <w:ind w:left="3600" w:hanging="360"/>
+      </w:pPr>
+      <w:rPr>
+        <w:rFonts w:ascii="Wingdings" w:hAnsi="Wingdings" w:hint="default"/>
+        <w:sz w:val="20"/>
+      </w:rPr>
+    </w:lvl>
+    <w:lvl w:ilvl="5" w:tentative="1">
+      <w:start w:val="1"/>
+      <w:numFmt w:val="bullet"/>
+      <w:lvlText w:val=""/>
+      <w:lvlJc w:val="left"/>
+      <w:pPr>
+        <w:tabs>
+          <w:tab w:val="num" w:pos="4320"/>
+        </w:tabs>
+        <w:ind w:left="4320" w:hanging="360"/>
+      </w:pPr>
+      <w:rPr>
+        <w:rFonts w:ascii="Wingdings" w:hAnsi="Wingdings" w:hint="default"/>
+        <w:sz w:val="20"/>
+      </w:rPr>
+    </w:lvl>
+    <w:lvl w:ilvl="6" w:tentative="1">
+      <w:start w:val="1"/>
+      <w:numFmt w:val="bullet"/>
+      <w:lvlText w:val=""/>
+      <w:lvlJc w:val="left"/>
+      <w:pPr>
+        <w:tabs>
+          <w:tab w:val="num" w:pos="5040"/>
+        </w:tabs>
+        <w:ind w:left="5040" w:hanging="360"/>
+      </w:pPr>
+      <w:rPr>
+        <w:rFonts w:ascii="Wingdings" w:hAnsi="Wingdings" w:hint="default"/>
+        <w:sz w:val="20"/>
+      </w:rPr>
+    </w:lvl>
+    <w:lvl w:ilvl="7" w:tentative="1">
+      <w:start w:val="1"/>
+      <w:numFmt w:val="bullet"/>
+      <w:lvlText w:val=""/>
+      <w:lvlJc w:val="left"/>
+      <w:pPr>
+        <w:tabs>
+          <w:tab w:val="num" w:pos="5760"/>
+        </w:tabs>
+        <w:ind w:left="5760" w:hanging="360"/>
+      </w:pPr>
+      <w:rPr>
+        <w:rFonts w:ascii="Wingdings" w:hAnsi="Wingdings" w:hint="default"/>
+        <w:sz w:val="20"/>
+      </w:rPr>
+    </w:lvl>
+    <w:lvl w:ilvl="8" w:tentative="1">
+      <w:start w:val="1"/>
+      <w:numFmt w:val="bullet"/>
+      <w:lvlText w:val=""/>
+      <w:lvlJc w:val="left"/>
+      <w:pPr>
+        <w:tabs>
+          <w:tab w:val="num" w:pos="6480"/>
+        </w:tabs>
+        <w:ind w:left="6480" w:hanging="360"/>
+      </w:pPr>
+      <w:rPr>
+        <w:rFonts w:ascii="Wingdings" w:hAnsi="Wingdings" w:hint="default"/>
+        <w:sz w:val="20"/>
+      </w:rPr>
+    </w:lvl>
+  </w:abstractNum>
+  <w:abstractNum w:abstractNumId="4" w15:restartNumberingAfterBreak="0">
+    <w:nsid w:val="34EC0DAD"/>
+    <w:multiLevelType w:val="multilevel"/>
+    <w:tmpl w:val="8FE84FCE"/>
+    <w:lvl w:ilvl="0">
+      <w:start w:val="1"/>
+      <w:numFmt w:val="bullet"/>
+      <w:lvlText w:val=""/>
+      <w:lvlJc w:val="left"/>
+      <w:pPr>
+        <w:tabs>
+          <w:tab w:val="num" w:pos="720"/>
+        </w:tabs>
+        <w:ind w:left="720" w:hanging="360"/>
+      </w:pPr>
+      <w:rPr>
+        <w:rFonts w:ascii="Symbol" w:hAnsi="Symbol" w:hint="default"/>
+        <w:sz w:val="20"/>
+      </w:rPr>
+    </w:lvl>
+    <w:lvl w:ilvl="1" w:tentative="1">
+      <w:start w:val="1"/>
+      <w:numFmt w:val="bullet"/>
+      <w:lvlText w:val="o"/>
+      <w:lvlJc w:val="left"/>
+      <w:pPr>
+        <w:tabs>
+          <w:tab w:val="num" w:pos="1440"/>
+        </w:tabs>
+        <w:ind w:left="1440" w:hanging="360"/>
+      </w:pPr>
+      <w:rPr>
+        <w:rFonts w:ascii="Courier New" w:hAnsi="Courier New" w:hint="default"/>
+        <w:sz w:val="20"/>
+      </w:rPr>
+    </w:lvl>
+    <w:lvl w:ilvl="2" w:tentative="1">
+      <w:start w:val="1"/>
+      <w:numFmt w:val="bullet"/>
+      <w:lvlText w:val=""/>
+      <w:lvlJc w:val="left"/>
+      <w:pPr>
+        <w:tabs>
+          <w:tab w:val="num" w:pos="2160"/>
+        </w:tabs>
+        <w:ind w:left="2160" w:hanging="360"/>
+      </w:pPr>
+      <w:rPr>
+        <w:rFonts w:ascii="Wingdings" w:hAnsi="Wingdings" w:hint="default"/>
+        <w:sz w:val="20"/>
+      </w:rPr>
+    </w:lvl>
+    <w:lvl w:ilvl="3" w:tentative="1">
+      <w:start w:val="1"/>
+      <w:numFmt w:val="bullet"/>
+      <w:lvlText w:val=""/>
+      <w:lvlJc w:val="left"/>
+      <w:pPr>
+        <w:tabs>
+          <w:tab w:val="num" w:pos="2880"/>
+        </w:tabs>
+        <w:ind w:left="2880" w:hanging="360"/>
+      </w:pPr>
+      <w:rPr>
+        <w:rFonts w:ascii="Wingdings" w:hAnsi="Wingdings" w:hint="default"/>
+        <w:sz w:val="20"/>
+      </w:rPr>
+    </w:lvl>
+    <w:lvl w:ilvl="4" w:tentative="1">
+      <w:start w:val="1"/>
+      <w:numFmt w:val="bullet"/>
+      <w:lvlText w:val=""/>
+      <w:lvlJc w:val="left"/>
+      <w:pPr>
+        <w:tabs>
+          <w:tab w:val="num" w:pos="3600"/>
+        </w:tabs>
+        <w:ind w:left="3600" w:hanging="360"/>
+      </w:pPr>
+      <w:rPr>
+        <w:rFonts w:ascii="Wingdings" w:hAnsi="Wingdings" w:hint="default"/>
+        <w:sz w:val="20"/>
+      </w:rPr>
+    </w:lvl>
+    <w:lvl w:ilvl="5" w:tentative="1">
+      <w:start w:val="1"/>
+      <w:numFmt w:val="bullet"/>
+      <w:lvlText w:val=""/>
+      <w:lvlJc w:val="left"/>
+      <w:pPr>
+        <w:tabs>
+          <w:tab w:val="num" w:pos="4320"/>
+        </w:tabs>
+        <w:ind w:left="4320" w:hanging="360"/>
+      </w:pPr>
+      <w:rPr>
+        <w:rFonts w:ascii="Wingdings" w:hAnsi="Wingdings" w:hint="default"/>
+        <w:sz w:val="20"/>
+      </w:rPr>
+    </w:lvl>
+    <w:lvl w:ilvl="6" w:tentative="1">
+      <w:start w:val="1"/>
+      <w:numFmt w:val="bullet"/>
+      <w:lvlText w:val=""/>
+      <w:lvlJc w:val="left"/>
+      <w:pPr>
+        <w:tabs>
+          <w:tab w:val="num" w:pos="5040"/>
+        </w:tabs>
+        <w:ind w:left="5040" w:hanging="360"/>
+      </w:pPr>
+      <w:rPr>
+        <w:rFonts w:ascii="Wingdings" w:hAnsi="Wingdings" w:hint="default"/>
+        <w:sz w:val="20"/>
+      </w:rPr>
+    </w:lvl>
+    <w:lvl w:ilvl="7" w:tentative="1">
+      <w:start w:val="1"/>
+      <w:numFmt w:val="bullet"/>
+      <w:lvlText w:val=""/>
+      <w:lvlJc w:val="left"/>
+      <w:pPr>
+        <w:tabs>
+          <w:tab w:val="num" w:pos="5760"/>
+        </w:tabs>
+        <w:ind w:left="5760" w:hanging="360"/>
+      </w:pPr>
+      <w:rPr>
+        <w:rFonts w:ascii="Wingdings" w:hAnsi="Wingdings" w:hint="default"/>
+        <w:sz w:val="20"/>
+      </w:rPr>
+    </w:lvl>
+    <w:lvl w:ilvl="8" w:tentative="1">
+      <w:start w:val="1"/>
+      <w:numFmt w:val="bullet"/>
+      <w:lvlText w:val=""/>
+      <w:lvlJc w:val="left"/>
+      <w:pPr>
+        <w:tabs>
+          <w:tab w:val="num" w:pos="6480"/>
+        </w:tabs>
+        <w:ind w:left="6480" w:hanging="360"/>
+      </w:pPr>
+      <w:rPr>
+        <w:rFonts w:ascii="Wingdings" w:hAnsi="Wingdings" w:hint="default"/>
+        <w:sz w:val="20"/>
+      </w:rPr>
+    </w:lvl>
+  </w:abstractNum>
+  <w:abstractNum w:abstractNumId="5" w15:restartNumberingAfterBreak="0">
+    <w:nsid w:val="475E372F"/>
+    <w:multiLevelType w:val="multilevel"/>
+    <w:tmpl w:val="9AB0D946"/>
+    <w:lvl w:ilvl="0">
+      <w:start w:val="1"/>
+      <w:numFmt w:val="bullet"/>
+      <w:lvlText w:val=""/>
+      <w:lvlJc w:val="left"/>
+      <w:pPr>
+        <w:tabs>
+          <w:tab w:val="num" w:pos="720"/>
+        </w:tabs>
+        <w:ind w:left="720" w:hanging="360"/>
+      </w:pPr>
+      <w:rPr>
+        <w:rFonts w:ascii="Symbol" w:hAnsi="Symbol" w:hint="default"/>
+        <w:sz w:val="20"/>
+      </w:rPr>
+    </w:lvl>
+    <w:lvl w:ilvl="1" w:tentative="1">
+      <w:start w:val="1"/>
+      <w:numFmt w:val="bullet"/>
+      <w:lvlText w:val="o"/>
+      <w:lvlJc w:val="left"/>
+      <w:pPr>
+        <w:tabs>
+          <w:tab w:val="num" w:pos="1440"/>
+        </w:tabs>
+        <w:ind w:left="1440" w:hanging="360"/>
+      </w:pPr>
+      <w:rPr>
+        <w:rFonts w:ascii="Courier New" w:hAnsi="Courier New" w:hint="default"/>
+        <w:sz w:val="20"/>
+      </w:rPr>
+    </w:lvl>
+    <w:lvl w:ilvl="2" w:tentative="1">
+      <w:start w:val="1"/>
+      <w:numFmt w:val="bullet"/>
+      <w:lvlText w:val=""/>
+      <w:lvlJc w:val="left"/>
+      <w:pPr>
+        <w:tabs>
+          <w:tab w:val="num" w:pos="2160"/>
+        </w:tabs>
+        <w:ind w:left="2160" w:hanging="360"/>
+      </w:pPr>
+      <w:rPr>
+        <w:rFonts w:ascii="Wingdings" w:hAnsi="Wingdings" w:hint="default"/>
+        <w:sz w:val="20"/>
+      </w:rPr>
+    </w:lvl>
+    <w:lvl w:ilvl="3" w:tentative="1">
+      <w:start w:val="1"/>
+      <w:numFmt w:val="bullet"/>
+      <w:lvlText w:val=""/>
+      <w:lvlJc w:val="left"/>
+      <w:pPr>
+        <w:tabs>
+          <w:tab w:val="num" w:pos="2880"/>
+        </w:tabs>
+        <w:ind w:left="2880" w:hanging="360"/>
+      </w:pPr>
+      <w:rPr>
+        <w:rFonts w:ascii="Wingdings" w:hAnsi="Wingdings" w:hint="default"/>
+        <w:sz w:val="20"/>
+      </w:rPr>
+    </w:lvl>
+    <w:lvl w:ilvl="4" w:tentative="1">
+      <w:start w:val="1"/>
+      <w:numFmt w:val="bullet"/>
+      <w:lvlText w:val=""/>
+      <w:lvlJc w:val="left"/>
+      <w:pPr>
+        <w:tabs>
+          <w:tab w:val="num" w:pos="3600"/>
+        </w:tabs>
+        <w:ind w:left="3600" w:hanging="360"/>
+      </w:pPr>
+      <w:rPr>
+        <w:rFonts w:ascii="Wingdings" w:hAnsi="Wingdings" w:hint="default"/>
+        <w:sz w:val="20"/>
+      </w:rPr>
+    </w:lvl>
+    <w:lvl w:ilvl="5" w:tentative="1">
+      <w:start w:val="1"/>
+      <w:numFmt w:val="bullet"/>
+      <w:lvlText w:val=""/>
+      <w:lvlJc w:val="left"/>
+      <w:pPr>
+        <w:tabs>
+          <w:tab w:val="num" w:pos="4320"/>
+        </w:tabs>
+        <w:ind w:left="4320" w:hanging="360"/>
+      </w:pPr>
+      <w:rPr>
+        <w:rFonts w:ascii="Wingdings" w:hAnsi="Wingdings" w:hint="default"/>
+        <w:sz w:val="20"/>
+      </w:rPr>
+    </w:lvl>
+    <w:lvl w:ilvl="6" w:tentative="1">
+      <w:start w:val="1"/>
+      <w:numFmt w:val="bullet"/>
+      <w:lvlText w:val=""/>
+      <w:lvlJc w:val="left"/>
+      <w:pPr>
+        <w:tabs>
+          <w:tab w:val="num" w:pos="5040"/>
+        </w:tabs>
+        <w:ind w:left="5040" w:hanging="360"/>
+      </w:pPr>
+      <w:rPr>
+        <w:rFonts w:ascii="Wingdings" w:hAnsi="Wingdings" w:hint="default"/>
+        <w:sz w:val="20"/>
+      </w:rPr>
+    </w:lvl>
+    <w:lvl w:ilvl="7" w:tentative="1">
+      <w:start w:val="1"/>
+      <w:numFmt w:val="bullet"/>
+      <w:lvlText w:val=""/>
+      <w:lvlJc w:val="left"/>
+      <w:pPr>
+        <w:tabs>
+          <w:tab w:val="num" w:pos="5760"/>
+        </w:tabs>
+        <w:ind w:left="5760" w:hanging="360"/>
+      </w:pPr>
+      <w:rPr>
+        <w:rFonts w:ascii="Wingdings" w:hAnsi="Wingdings" w:hint="default"/>
+        <w:sz w:val="20"/>
+      </w:rPr>
+    </w:lvl>
+    <w:lvl w:ilvl="8" w:tentative="1">
+      <w:start w:val="1"/>
+      <w:numFmt w:val="bullet"/>
+      <w:lvlText w:val=""/>
+      <w:lvlJc w:val="left"/>
+      <w:pPr>
+        <w:tabs>
+          <w:tab w:val="num" w:pos="6480"/>
+        </w:tabs>
+        <w:ind w:left="6480" w:hanging="360"/>
+      </w:pPr>
+      <w:rPr>
+        <w:rFonts w:ascii="Wingdings" w:hAnsi="Wingdings" w:hint="default"/>
+        <w:sz w:val="20"/>
+      </w:rPr>
+    </w:lvl>
+  </w:abstractNum>
+  <w:abstractNum w:abstractNumId="6" w15:restartNumberingAfterBreak="0">
+    <w:nsid w:val="5B4522FD"/>
+    <w:multiLevelType w:val="multilevel"/>
+    <w:tmpl w:val="DE96CB66"/>
+    <w:lvl w:ilvl="0">
+      <w:start w:val="1"/>
+      <w:numFmt w:val="bullet"/>
+      <w:lvlText w:val=""/>
+      <w:lvlJc w:val="left"/>
+      <w:pPr>
+        <w:tabs>
+          <w:tab w:val="num" w:pos="720"/>
+        </w:tabs>
+        <w:ind w:left="720" w:hanging="360"/>
+      </w:pPr>
+      <w:rPr>
+        <w:rFonts w:ascii="Symbol" w:hAnsi="Symbol" w:hint="default"/>
+        <w:sz w:val="20"/>
+      </w:rPr>
+    </w:lvl>
+    <w:lvl w:ilvl="1" w:tentative="1">
+      <w:start w:val="1"/>
+      <w:numFmt w:val="bullet"/>
+      <w:lvlText w:val="o"/>
+      <w:lvlJc w:val="left"/>
+      <w:pPr>
+        <w:tabs>
+          <w:tab w:val="num" w:pos="1440"/>
+        </w:tabs>
+        <w:ind w:left="1440" w:hanging="360"/>
+      </w:pPr>
+      <w:rPr>
+        <w:rFonts w:ascii="Courier New" w:hAnsi="Courier New" w:hint="default"/>
+        <w:sz w:val="20"/>
+      </w:rPr>
+    </w:lvl>
+    <w:lvl w:ilvl="2" w:tentative="1">
+      <w:start w:val="1"/>
+      <w:numFmt w:val="bullet"/>
+      <w:lvlText w:val=""/>
+      <w:lvlJc w:val="left"/>
+      <w:pPr>
+        <w:tabs>
+          <w:tab w:val="num" w:pos="2160"/>
+        </w:tabs>
+        <w:ind w:left="2160" w:hanging="360"/>
+      </w:pPr>
+      <w:rPr>
+        <w:rFonts w:ascii="Wingdings" w:hAnsi="Wingdings" w:hint="default"/>
+        <w:sz w:val="20"/>
+      </w:rPr>
+    </w:lvl>
+    <w:lvl w:ilvl="3" w:tentative="1">
+      <w:start w:val="1"/>
+      <w:numFmt w:val="bullet"/>
+      <w:lvlText w:val=""/>
+      <w:lvlJc w:val="left"/>
+      <w:pPr>
+        <w:tabs>
+          <w:tab w:val="num" w:pos="2880"/>
+        </w:tabs>
+        <w:ind w:left="2880" w:hanging="360"/>
+      </w:pPr>
+      <w:rPr>
+        <w:rFonts w:ascii="Wingdings" w:hAnsi="Wingdings" w:hint="default"/>
+        <w:sz w:val="20"/>
+      </w:rPr>
+    </w:lvl>
+    <w:lvl w:ilvl="4" w:tentative="1">
+      <w:start w:val="1"/>
+      <w:numFmt w:val="bullet"/>
+      <w:lvlText w:val=""/>
+      <w:lvlJc w:val="left"/>
+      <w:pPr>
+        <w:tabs>
+          <w:tab w:val="num" w:pos="3600"/>
+        </w:tabs>
+        <w:ind w:left="3600" w:hanging="360"/>
+      </w:pPr>
+      <w:rPr>
+        <w:rFonts w:ascii="Wingdings" w:hAnsi="Wingdings" w:hint="default"/>
+        <w:sz w:val="20"/>
+      </w:rPr>
+    </w:lvl>
+    <w:lvl w:ilvl="5" w:tentative="1">
+      <w:start w:val="1"/>
+      <w:numFmt w:val="bullet"/>
+      <w:lvlText w:val=""/>
+      <w:lvlJc w:val="left"/>
+      <w:pPr>
+        <w:tabs>
+          <w:tab w:val="num" w:pos="4320"/>
+        </w:tabs>
+        <w:ind w:left="4320" w:hanging="360"/>
+      </w:pPr>
+      <w:rPr>
+        <w:rFonts w:ascii="Wingdings" w:hAnsi="Wingdings" w:hint="default"/>
+        <w:sz w:val="20"/>
+      </w:rPr>
+    </w:lvl>
+    <w:lvl w:ilvl="6" w:tentative="1">
+      <w:start w:val="1"/>
+      <w:numFmt w:val="bullet"/>
+      <w:lvlText w:val=""/>
+      <w:lvlJc w:val="left"/>
+      <w:pPr>
+        <w:tabs>
+          <w:tab w:val="num" w:pos="5040"/>
+        </w:tabs>
+        <w:ind w:left="5040" w:hanging="360"/>
+      </w:pPr>
+      <w:rPr>
+        <w:rFonts w:ascii="Wingdings" w:hAnsi="Wingdings" w:hint="default"/>
+        <w:sz w:val="20"/>
+      </w:rPr>
+    </w:lvl>
+    <w:lvl w:ilvl="7" w:tentative="1">
+      <w:start w:val="1"/>
+      <w:numFmt w:val="bullet"/>
+      <w:lvlText w:val=""/>
+      <w:lvlJc w:val="left"/>
+      <w:pPr>
+        <w:tabs>
+          <w:tab w:val="num" w:pos="5760"/>
+        </w:tabs>
+        <w:ind w:left="5760" w:hanging="360"/>
+      </w:pPr>
+      <w:rPr>
+        <w:rFonts w:ascii="Wingdings" w:hAnsi="Wingdings" w:hint="default"/>
+        <w:sz w:val="20"/>
+      </w:rPr>
+    </w:lvl>
+    <w:lvl w:ilvl="8" w:tentative="1">
+      <w:start w:val="1"/>
+      <w:numFmt w:val="bullet"/>
+      <w:lvlText w:val=""/>
+      <w:lvlJc w:val="left"/>
+      <w:pPr>
+        <w:tabs>
+          <w:tab w:val="num" w:pos="6480"/>
+        </w:tabs>
+        <w:ind w:left="6480" w:hanging="360"/>
+      </w:pPr>
+      <w:rPr>
+        <w:rFonts w:ascii="Wingdings" w:hAnsi="Wingdings" w:hint="default"/>
+        <w:sz w:val="20"/>
+      </w:rPr>
+    </w:lvl>
+  </w:abstractNum>
+  <w:abstractNum w:abstractNumId="7" w15:restartNumberingAfterBreak="0">
+    <w:nsid w:val="5D5724DB"/>
+    <w:multiLevelType w:val="multilevel"/>
+    <w:tmpl w:val="4C667B92"/>
+    <w:lvl w:ilvl="0">
+      <w:start w:val="1"/>
+      <w:numFmt w:val="bullet"/>
+      <w:lvlText w:val=""/>
+      <w:lvlJc w:val="left"/>
+      <w:pPr>
+        <w:tabs>
+          <w:tab w:val="num" w:pos="720"/>
+        </w:tabs>
+        <w:ind w:left="720" w:hanging="360"/>
+      </w:pPr>
+      <w:rPr>
+        <w:rFonts w:ascii="Symbol" w:hAnsi="Symbol" w:hint="default"/>
+        <w:sz w:val="20"/>
+      </w:rPr>
+    </w:lvl>
+    <w:lvl w:ilvl="1">
+      <w:start w:val="1"/>
+      <w:numFmt w:val="bullet"/>
+      <w:lvlText w:val="o"/>
+      <w:lvlJc w:val="left"/>
+      <w:pPr>
+        <w:tabs>
+          <w:tab w:val="num" w:pos="1440"/>
+        </w:tabs>
+        <w:ind w:left="1440" w:hanging="360"/>
+      </w:pPr>
+      <w:rPr>
+        <w:rFonts w:ascii="Courier New" w:hAnsi="Courier New" w:hint="default"/>
+        <w:sz w:val="20"/>
+      </w:rPr>
+    </w:lvl>
+    <w:lvl w:ilvl="2" w:tentative="1">
+      <w:start w:val="1"/>
+      <w:numFmt w:val="bullet"/>
+      <w:lvlText w:val=""/>
+      <w:lvlJc w:val="left"/>
+      <w:pPr>
+        <w:tabs>
+          <w:tab w:val="num" w:pos="2160"/>
+        </w:tabs>
+        <w:ind w:left="2160" w:hanging="360"/>
+      </w:pPr>
+      <w:rPr>
+        <w:rFonts w:ascii="Wingdings" w:hAnsi="Wingdings" w:hint="default"/>
+        <w:sz w:val="20"/>
+      </w:rPr>
+    </w:lvl>
+    <w:lvl w:ilvl="3" w:tentative="1">
+      <w:start w:val="1"/>
+      <w:numFmt w:val="bullet"/>
+      <w:lvlText w:val=""/>
+      <w:lvlJc w:val="left"/>
+      <w:pPr>
+        <w:tabs>
+          <w:tab w:val="num" w:pos="2880"/>
+        </w:tabs>
+        <w:ind w:left="2880" w:hanging="360"/>
+      </w:pPr>
+      <w:rPr>
+        <w:rFonts w:ascii="Wingdings" w:hAnsi="Wingdings" w:hint="default"/>
+        <w:sz w:val="20"/>
+      </w:rPr>
+    </w:lvl>
+    <w:lvl w:ilvl="4" w:tentative="1">
+      <w:start w:val="1"/>
+      <w:numFmt w:val="bullet"/>
+      <w:lvlText w:val=""/>
+      <w:lvlJc w:val="left"/>
+      <w:pPr>
+        <w:tabs>
+          <w:tab w:val="num" w:pos="3600"/>
+        </w:tabs>
+        <w:ind w:left="3600" w:hanging="360"/>
+      </w:pPr>
+      <w:rPr>
+        <w:rFonts w:ascii="Wingdings" w:hAnsi="Wingdings" w:hint="default"/>
+        <w:sz w:val="20"/>
+      </w:rPr>
+    </w:lvl>
+    <w:lvl w:ilvl="5" w:tentative="1">
+      <w:start w:val="1"/>
+      <w:numFmt w:val="bullet"/>
+      <w:lvlText w:val=""/>
+      <w:lvlJc w:val="left"/>
+      <w:pPr>
+        <w:tabs>
+          <w:tab w:val="num" w:pos="4320"/>
+        </w:tabs>
+        <w:ind w:left="4320" w:hanging="360"/>
+      </w:pPr>
+      <w:rPr>
+        <w:rFonts w:ascii="Wingdings" w:hAnsi="Wingdings" w:hint="default"/>
+        <w:sz w:val="20"/>
+      </w:rPr>
+    </w:lvl>
+    <w:lvl w:ilvl="6" w:tentative="1">
+      <w:start w:val="1"/>
+      <w:numFmt w:val="bullet"/>
+      <w:lvlText w:val=""/>
+      <w:lvlJc w:val="left"/>
+      <w:pPr>
+        <w:tabs>
+          <w:tab w:val="num" w:pos="5040"/>
+        </w:tabs>
+        <w:ind w:left="5040" w:hanging="360"/>
+      </w:pPr>
+      <w:rPr>
+        <w:rFonts w:ascii="Wingdings" w:hAnsi="Wingdings" w:hint="default"/>
+        <w:sz w:val="20"/>
+      </w:rPr>
+    </w:lvl>
+    <w:lvl w:ilvl="7" w:tentative="1">
+      <w:start w:val="1"/>
+      <w:numFmt w:val="bullet"/>
+      <w:lvlText w:val=""/>
+      <w:lvlJc w:val="left"/>
+      <w:pPr>
+        <w:tabs>
+          <w:tab w:val="num" w:pos="5760"/>
+        </w:tabs>
+        <w:ind w:left="5760" w:hanging="360"/>
+      </w:pPr>
+      <w:rPr>
+        <w:rFonts w:ascii="Wingdings" w:hAnsi="Wingdings" w:hint="default"/>
+        <w:sz w:val="20"/>
+      </w:rPr>
+    </w:lvl>
+    <w:lvl w:ilvl="8" w:tentative="1">
+      <w:start w:val="1"/>
+      <w:numFmt w:val="bullet"/>
+      <w:lvlText w:val=""/>
+      <w:lvlJc w:val="left"/>
+      <w:pPr>
+        <w:tabs>
+          <w:tab w:val="num" w:pos="6480"/>
+        </w:tabs>
+        <w:ind w:left="6480" w:hanging="360"/>
+      </w:pPr>
+      <w:rPr>
+        <w:rFonts w:ascii="Wingdings" w:hAnsi="Wingdings" w:hint="default"/>
+        <w:sz w:val="20"/>
+      </w:rPr>
+    </w:lvl>
+  </w:abstractNum>
+  <w:abstractNum w:abstractNumId="8" w15:restartNumberingAfterBreak="0">
+    <w:nsid w:val="64A9699F"/>
+    <w:multiLevelType w:val="multilevel"/>
+    <w:tmpl w:val="78F49A4A"/>
+    <w:lvl w:ilvl="0">
+      <w:start w:val="1"/>
+      <w:numFmt w:val="bullet"/>
+      <w:lvlText w:val=""/>
+      <w:lvlJc w:val="left"/>
+      <w:pPr>
+        <w:tabs>
+          <w:tab w:val="num" w:pos="720"/>
+        </w:tabs>
+        <w:ind w:left="720" w:hanging="360"/>
+      </w:pPr>
+      <w:rPr>
+        <w:rFonts w:ascii="Symbol" w:hAnsi="Symbol" w:hint="default"/>
+        <w:sz w:val="20"/>
+      </w:rPr>
+    </w:lvl>
+    <w:lvl w:ilvl="1" w:tentative="1">
+      <w:start w:val="1"/>
+      <w:numFmt w:val="bullet"/>
+      <w:lvlText w:val="o"/>
+      <w:lvlJc w:val="left"/>
+      <w:pPr>
+        <w:tabs>
+          <w:tab w:val="num" w:pos="1440"/>
+        </w:tabs>
+        <w:ind w:left="1440" w:hanging="360"/>
+      </w:pPr>
+      <w:rPr>
+        <w:rFonts w:ascii="Courier New" w:hAnsi="Courier New" w:hint="default"/>
+        <w:sz w:val="20"/>
+      </w:rPr>
+    </w:lvl>
+    <w:lvl w:ilvl="2" w:tentative="1">
+      <w:start w:val="1"/>
+      <w:numFmt w:val="bullet"/>
+      <w:lvlText w:val=""/>
+      <w:lvlJc w:val="left"/>
+      <w:pPr>
+        <w:tabs>
+          <w:tab w:val="num" w:pos="2160"/>
+        </w:tabs>
+        <w:ind w:left="2160" w:hanging="360"/>
+      </w:pPr>
+      <w:rPr>
+        <w:rFonts w:ascii="Wingdings" w:hAnsi="Wingdings" w:hint="default"/>
+        <w:sz w:val="20"/>
+      </w:rPr>
+    </w:lvl>
+    <w:lvl w:ilvl="3" w:tentative="1">
+      <w:start w:val="1"/>
+      <w:numFmt w:val="bullet"/>
+      <w:lvlText w:val=""/>
+      <w:lvlJc w:val="left"/>
+      <w:pPr>
+        <w:tabs>
+          <w:tab w:val="num" w:pos="2880"/>
+        </w:tabs>
+        <w:ind w:left="2880" w:hanging="360"/>
+      </w:pPr>
+      <w:rPr>
+        <w:rFonts w:ascii="Wingdings" w:hAnsi="Wingdings" w:hint="default"/>
+        <w:sz w:val="20"/>
+      </w:rPr>
+    </w:lvl>
+    <w:lvl w:ilvl="4" w:tentative="1">
+      <w:start w:val="1"/>
+      <w:numFmt w:val="bullet"/>
+      <w:lvlText w:val=""/>
+      <w:lvlJc w:val="left"/>
+      <w:pPr>
+        <w:tabs>
+          <w:tab w:val="num" w:pos="3600"/>
+        </w:tabs>
+        <w:ind w:left="3600" w:hanging="360"/>
+      </w:pPr>
+      <w:rPr>
+        <w:rFonts w:ascii="Wingdings" w:hAnsi="Wingdings" w:hint="default"/>
+        <w:sz w:val="20"/>
+      </w:rPr>
+    </w:lvl>
+    <w:lvl w:ilvl="5" w:tentative="1">
+      <w:start w:val="1"/>
+      <w:numFmt w:val="bullet"/>
+      <w:lvlText w:val=""/>
+      <w:lvlJc w:val="left"/>
+      <w:pPr>
+        <w:tabs>
+          <w:tab w:val="num" w:pos="4320"/>
+        </w:tabs>
+        <w:ind w:left="4320" w:hanging="360"/>
+      </w:pPr>
+      <w:rPr>
+        <w:rFonts w:ascii="Wingdings" w:hAnsi="Wingdings" w:hint="default"/>
+        <w:sz w:val="20"/>
+      </w:rPr>
+    </w:lvl>
+    <w:lvl w:ilvl="6" w:tentative="1">
+      <w:start w:val="1"/>
+      <w:numFmt w:val="bullet"/>
+      <w:lvlText w:val=""/>
+      <w:lvlJc w:val="left"/>
+      <w:pPr>
+        <w:tabs>
+          <w:tab w:val="num" w:pos="5040"/>
+        </w:tabs>
+        <w:ind w:left="5040" w:hanging="360"/>
+      </w:pPr>
+      <w:rPr>
+        <w:rFonts w:ascii="Wingdings" w:hAnsi="Wingdings" w:hint="default"/>
+        <w:sz w:val="20"/>
+      </w:rPr>
+    </w:lvl>
+    <w:lvl w:ilvl="7" w:tentative="1">
+      <w:start w:val="1"/>
+      <w:numFmt w:val="bullet"/>
+      <w:lvlText w:val=""/>
+      <w:lvlJc w:val="left"/>
+      <w:pPr>
+        <w:tabs>
+          <w:tab w:val="num" w:pos="5760"/>
+        </w:tabs>
+        <w:ind w:left="5760" w:hanging="360"/>
+      </w:pPr>
+      <w:rPr>
+        <w:rFonts w:ascii="Wingdings" w:hAnsi="Wingdings" w:hint="default"/>
+        <w:sz w:val="20"/>
+      </w:rPr>
+    </w:lvl>
+    <w:lvl w:ilvl="8" w:tentative="1">
+      <w:start w:val="1"/>
+      <w:numFmt w:val="bullet"/>
+      <w:lvlText w:val=""/>
+      <w:lvlJc w:val="left"/>
+      <w:pPr>
+        <w:tabs>
+          <w:tab w:val="num" w:pos="6480"/>
+        </w:tabs>
+        <w:ind w:left="6480" w:hanging="360"/>
+      </w:pPr>
+      <w:rPr>
+        <w:rFonts w:ascii="Wingdings" w:hAnsi="Wingdings" w:hint="default"/>
+        <w:sz w:val="20"/>
+      </w:rPr>
+    </w:lvl>
+  </w:abstractNum>
+  <w:abstractNum w:abstractNumId="9" w15:restartNumberingAfterBreak="0">
+    <w:nsid w:val="74386819"/>
+    <w:multiLevelType w:val="multilevel"/>
+    <w:tmpl w:val="A18AAAD2"/>
+    <w:lvl w:ilvl="0">
+      <w:start w:val="1"/>
+      <w:numFmt w:val="bullet"/>
+      <w:lvlText w:val=""/>
+      <w:lvlJc w:val="left"/>
+      <w:pPr>
+        <w:tabs>
+          <w:tab w:val="num" w:pos="720"/>
+        </w:tabs>
+        <w:ind w:left="720" w:hanging="360"/>
+      </w:pPr>
+      <w:rPr>
+        <w:rFonts w:ascii="Symbol" w:hAnsi="Symbol" w:hint="default"/>
+        <w:sz w:val="20"/>
+      </w:rPr>
+    </w:lvl>
+    <w:lvl w:ilvl="1" w:tentative="1">
+      <w:start w:val="1"/>
+      <w:numFmt w:val="bullet"/>
+      <w:lvlText w:val="o"/>
+      <w:lvlJc w:val="left"/>
+      <w:pPr>
+        <w:tabs>
+          <w:tab w:val="num" w:pos="1440"/>
+        </w:tabs>
+        <w:ind w:left="1440" w:hanging="360"/>
+      </w:pPr>
+      <w:rPr>
+        <w:rFonts w:ascii="Courier New" w:hAnsi="Courier New" w:hint="default"/>
+        <w:sz w:val="20"/>
+      </w:rPr>
+    </w:lvl>
+    <w:lvl w:ilvl="2" w:tentative="1">
+      <w:start w:val="1"/>
+      <w:numFmt w:val="bullet"/>
+      <w:lvlText w:val=""/>
+      <w:lvlJc w:val="left"/>
+      <w:pPr>
+        <w:tabs>
+          <w:tab w:val="num" w:pos="2160"/>
+        </w:tabs>
+        <w:ind w:left="2160" w:hanging="360"/>
+      </w:pPr>
+      <w:rPr>
+        <w:rFonts w:ascii="Wingdings" w:hAnsi="Wingdings" w:hint="default"/>
+        <w:sz w:val="20"/>
+      </w:rPr>
+    </w:lvl>
+    <w:lvl w:ilvl="3" w:tentative="1">
+      <w:start w:val="1"/>
+      <w:numFmt w:val="bullet"/>
+      <w:lvlText w:val=""/>
+      <w:lvlJc w:val="left"/>
+      <w:pPr>
+        <w:tabs>
+          <w:tab w:val="num" w:pos="2880"/>
+        </w:tabs>
+        <w:ind w:left="2880" w:hanging="360"/>
+      </w:pPr>
+      <w:rPr>
+        <w:rFonts w:ascii="Wingdings" w:hAnsi="Wingdings" w:hint="default"/>
+        <w:sz w:val="20"/>
+      </w:rPr>
+    </w:lvl>
+    <w:lvl w:ilvl="4" w:tentative="1">
+      <w:start w:val="1"/>
+      <w:numFmt w:val="bullet"/>
+      <w:lvlText w:val=""/>
+      <w:lvlJc w:val="left"/>
+      <w:pPr>
+        <w:tabs>
+          <w:tab w:val="num" w:pos="3600"/>
+        </w:tabs>
+        <w:ind w:left="3600" w:hanging="360"/>
+      </w:pPr>
+      <w:rPr>
+        <w:rFonts w:ascii="Wingdings" w:hAnsi="Wingdings" w:hint="default"/>
+        <w:sz w:val="20"/>
+      </w:rPr>
+    </w:lvl>
+    <w:lvl w:ilvl="5" w:tentative="1">
+      <w:start w:val="1"/>
+      <w:numFmt w:val="bullet"/>
+      <w:lvlText w:val=""/>
+      <w:lvlJc w:val="left"/>
+      <w:pPr>
+        <w:tabs>
+          <w:tab w:val="num" w:pos="4320"/>
+        </w:tabs>
+        <w:ind w:left="4320" w:hanging="360"/>
+      </w:pPr>
+      <w:rPr>
+        <w:rFonts w:ascii="Wingdings" w:hAnsi="Wingdings" w:hint="default"/>
+        <w:sz w:val="20"/>
+      </w:rPr>
+    </w:lvl>
+    <w:lvl w:ilvl="6" w:tentative="1">
+      <w:start w:val="1"/>
+      <w:numFmt w:val="bullet"/>
+      <w:lvlText w:val=""/>
+      <w:lvlJc w:val="left"/>
+      <w:pPr>
+        <w:tabs>
+          <w:tab w:val="num" w:pos="5040"/>
+        </w:tabs>
+        <w:ind w:left="5040" w:hanging="360"/>
+      </w:pPr>
+      <w:rPr>
+        <w:rFonts w:ascii="Wingdings" w:hAnsi="Wingdings" w:hint="default"/>
+        <w:sz w:val="20"/>
+      </w:rPr>
+    </w:lvl>
+    <w:lvl w:ilvl="7" w:tentative="1">
+      <w:start w:val="1"/>
+      <w:numFmt w:val="bullet"/>
+      <w:lvlText w:val=""/>
+      <w:lvlJc w:val="left"/>
+      <w:pPr>
+        <w:tabs>
+          <w:tab w:val="num" w:pos="5760"/>
+        </w:tabs>
+        <w:ind w:left="5760" w:hanging="360"/>
+      </w:pPr>
+      <w:rPr>
+        <w:rFonts w:ascii="Wingdings" w:hAnsi="Wingdings" w:hint="default"/>
+        <w:sz w:val="20"/>
+      </w:rPr>
+    </w:lvl>
+    <w:lvl w:ilvl="8" w:tentative="1">
+      <w:start w:val="1"/>
+      <w:numFmt w:val="bullet"/>
+      <w:lvlText w:val=""/>
+      <w:lvlJc w:val="left"/>
+      <w:pPr>
+        <w:tabs>
+          <w:tab w:val="num" w:pos="6480"/>
+        </w:tabs>
+        <w:ind w:left="6480" w:hanging="360"/>
+      </w:pPr>
+      <w:rPr>
+        <w:rFonts w:ascii="Wingdings" w:hAnsi="Wingdings" w:hint="default"/>
+        <w:sz w:val="20"/>
+      </w:rPr>
+    </w:lvl>
+  </w:abstractNum>
+  <w:num w:numId="1" w16cid:durableId="1618098140">
+    <w:abstractNumId w:val="9"/>
+  </w:num>
+  <w:num w:numId="2" w16cid:durableId="1356544562">
+    <w:abstractNumId w:val="8"/>
+  </w:num>
+  <w:num w:numId="3" w16cid:durableId="1041437080">
+    <w:abstractNumId w:val="2"/>
+  </w:num>
+  <w:num w:numId="4" w16cid:durableId="239023358">
+    <w:abstractNumId w:val="0"/>
+  </w:num>
+  <w:num w:numId="5" w16cid:durableId="1405646357">
+    <w:abstractNumId w:val="1"/>
+  </w:num>
+  <w:num w:numId="6" w16cid:durableId="1148089422">
+    <w:abstractNumId w:val="6"/>
+  </w:num>
+  <w:num w:numId="7" w16cid:durableId="887881852">
+    <w:abstractNumId w:val="3"/>
+  </w:num>
+  <w:num w:numId="8" w16cid:durableId="2120372190">
+    <w:abstractNumId w:val="4"/>
+  </w:num>
+  <w:num w:numId="9" w16cid:durableId="2106798908">
+    <w:abstractNumId w:val="7"/>
+  </w:num>
+  <w:num w:numId="10" w16cid:durableId="1881090427">
+    <w:abstractNumId w:val="5"/>
+  </w:num>
+</w:numbering>
 </file>
 
 <file path=word/styles.xml><?xml version="1.0" encoding="utf-8"?>
@@ -1390,7 +5650,7 @@
     <w:link w:val="Heading1Char"/>
     <w:uiPriority w:val="9"/>
     <w:qFormat/>
-    <w:rsid w:val="007A32A1"/>
+    <w:rsid w:val="00B62DF3"/>
     <w:pPr>
       <w:keepNext/>
       <w:keepLines/>
@@ -1413,7 +5673,7 @@
     <w:semiHidden/>
     <w:unhideWhenUsed/>
     <w:qFormat/>
-    <w:rsid w:val="007A32A1"/>
+    <w:rsid w:val="00B62DF3"/>
     <w:pPr>
       <w:keepNext/>
       <w:keepLines/>
@@ -1436,7 +5696,7 @@
     <w:semiHidden/>
     <w:unhideWhenUsed/>
     <w:qFormat/>
-    <w:rsid w:val="007A32A1"/>
+    <w:rsid w:val="00B62DF3"/>
     <w:pPr>
       <w:keepNext/>
       <w:keepLines/>
@@ -1459,7 +5719,7 @@
     <w:semiHidden/>
     <w:unhideWhenUsed/>
     <w:qFormat/>
-    <w:rsid w:val="007A32A1"/>
+    <w:rsid w:val="00B62DF3"/>
     <w:pPr>
       <w:keepNext/>
       <w:keepLines/>
@@ -1482,7 +5742,7 @@
     <w:semiHidden/>
     <w:unhideWhenUsed/>
     <w:qFormat/>
-    <w:rsid w:val="007A32A1"/>
+    <w:rsid w:val="00B62DF3"/>
     <w:pPr>
       <w:keepNext/>
       <w:keepLines/>
@@ -1503,7 +5763,7 @@
     <w:semiHidden/>
     <w:unhideWhenUsed/>
     <w:qFormat/>
-    <w:rsid w:val="007A32A1"/>
+    <w:rsid w:val="00B62DF3"/>
     <w:pPr>
       <w:keepNext/>
       <w:keepLines/>
@@ -1526,7 +5786,7 @@
     <w:semiHidden/>
     <w:unhideWhenUsed/>
     <w:qFormat/>
-    <w:rsid w:val="007A32A1"/>
+    <w:rsid w:val="00B62DF3"/>
     <w:pPr>
       <w:keepNext/>
       <w:keepLines/>
@@ -1547,7 +5807,7 @@
     <w:semiHidden/>
     <w:unhideWhenUsed/>
     <w:qFormat/>
-    <w:rsid w:val="007A32A1"/>
+    <w:rsid w:val="00B62DF3"/>
     <w:pPr>
       <w:keepNext/>
       <w:keepLines/>
@@ -1570,7 +5830,7 @@
     <w:semiHidden/>
     <w:unhideWhenUsed/>
     <w:qFormat/>
-    <w:rsid w:val="007A32A1"/>
+    <w:rsid w:val="00B62DF3"/>
     <w:pPr>
       <w:keepNext/>
       <w:keepLines/>
@@ -1585,7 +5845,6 @@
   <w:style w:type="character" w:default="1" w:styleId="DefaultParagraphFont">
     <w:name w:val="Default Paragraph Font"/>
     <w:uiPriority w:val="1"/>
-    <w:semiHidden/>
     <w:unhideWhenUsed/>
   </w:style>
   <w:style w:type="table" w:default="1" w:styleId="TableNormal">
@@ -1614,7 +5873,7 @@
     <w:basedOn w:val="DefaultParagraphFont"/>
     <w:link w:val="Heading1"/>
     <w:uiPriority w:val="9"/>
-    <w:rsid w:val="007A32A1"/>
+    <w:rsid w:val="00B62DF3"/>
     <w:rPr>
       <w:rFonts w:asciiTheme="majorHAnsi" w:eastAsiaTheme="majorEastAsia" w:hAnsiTheme="majorHAnsi" w:cstheme="majorBidi"/>
       <w:color w:val="2F5496" w:themeColor="accent1" w:themeShade="BF"/>
@@ -1628,7 +5887,7 @@
     <w:link w:val="Heading2"/>
     <w:uiPriority w:val="9"/>
     <w:semiHidden/>
-    <w:rsid w:val="007A32A1"/>
+    <w:rsid w:val="00B62DF3"/>
     <w:rPr>
       <w:rFonts w:asciiTheme="majorHAnsi" w:eastAsiaTheme="majorEastAsia" w:hAnsiTheme="majorHAnsi" w:cstheme="majorBidi"/>
       <w:color w:val="2F5496" w:themeColor="accent1" w:themeShade="BF"/>
@@ -1642,7 +5901,7 @@
     <w:link w:val="Heading3"/>
     <w:uiPriority w:val="9"/>
     <w:semiHidden/>
-    <w:rsid w:val="007A32A1"/>
+    <w:rsid w:val="00B62DF3"/>
     <w:rPr>
       <w:rFonts w:eastAsiaTheme="majorEastAsia" w:cstheme="majorBidi"/>
       <w:color w:val="2F5496" w:themeColor="accent1" w:themeShade="BF"/>
@@ -1656,7 +5915,7 @@
     <w:link w:val="Heading4"/>
     <w:uiPriority w:val="9"/>
     <w:semiHidden/>
-    <w:rsid w:val="007A32A1"/>
+    <w:rsid w:val="00B62DF3"/>
     <w:rPr>
       <w:rFonts w:eastAsiaTheme="majorEastAsia" w:cstheme="majorBidi"/>
       <w:i/>
@@ -1670,7 +5929,7 @@
     <w:link w:val="Heading5"/>
     <w:uiPriority w:val="9"/>
     <w:semiHidden/>
-    <w:rsid w:val="007A32A1"/>
+    <w:rsid w:val="00B62DF3"/>
     <w:rPr>
       <w:rFonts w:eastAsiaTheme="majorEastAsia" w:cstheme="majorBidi"/>
       <w:color w:val="2F5496" w:themeColor="accent1" w:themeShade="BF"/>
@@ -1682,7 +5941,7 @@
     <w:link w:val="Heading6"/>
     <w:uiPriority w:val="9"/>
     <w:semiHidden/>
-    <w:rsid w:val="007A32A1"/>
+    <w:rsid w:val="00B62DF3"/>
     <w:rPr>
       <w:rFonts w:eastAsiaTheme="majorEastAsia" w:cstheme="majorBidi"/>
       <w:i/>
@@ -1696,7 +5955,7 @@
     <w:link w:val="Heading7"/>
     <w:uiPriority w:val="9"/>
     <w:semiHidden/>
-    <w:rsid w:val="007A32A1"/>
+    <w:rsid w:val="00B62DF3"/>
     <w:rPr>
       <w:rFonts w:eastAsiaTheme="majorEastAsia" w:cstheme="majorBidi"/>
       <w:color w:val="595959" w:themeColor="text1" w:themeTint="A6"/>
@@ -1708,7 +5967,7 @@
     <w:link w:val="Heading8"/>
     <w:uiPriority w:val="9"/>
     <w:semiHidden/>
-    <w:rsid w:val="007A32A1"/>
+    <w:rsid w:val="00B62DF3"/>
     <w:rPr>
       <w:rFonts w:eastAsiaTheme="majorEastAsia" w:cstheme="majorBidi"/>
       <w:i/>
@@ -1722,7 +5981,7 @@
     <w:link w:val="Heading9"/>
     <w:uiPriority w:val="9"/>
     <w:semiHidden/>
-    <w:rsid w:val="007A32A1"/>
+    <w:rsid w:val="00B62DF3"/>
     <w:rPr>
       <w:rFonts w:eastAsiaTheme="majorEastAsia" w:cstheme="majorBidi"/>
       <w:color w:val="272727" w:themeColor="text1" w:themeTint="D8"/>
@@ -1735,7 +5994,7 @@
     <w:link w:val="TitleChar"/>
     <w:uiPriority w:val="10"/>
     <w:qFormat/>
-    <w:rsid w:val="007A32A1"/>
+    <w:rsid w:val="00B62DF3"/>
     <w:pPr>
       <w:spacing w:after="80" w:line="240" w:lineRule="auto"/>
       <w:contextualSpacing/>
@@ -1753,7 +6012,7 @@
     <w:basedOn w:val="DefaultParagraphFont"/>
     <w:link w:val="Title"/>
     <w:uiPriority w:val="10"/>
-    <w:rsid w:val="007A32A1"/>
+    <w:rsid w:val="00B62DF3"/>
     <w:rPr>
       <w:rFonts w:asciiTheme="majorHAnsi" w:eastAsiaTheme="majorEastAsia" w:hAnsiTheme="majorHAnsi" w:cstheme="majorBidi"/>
       <w:spacing w:val="-10"/>
@@ -1769,7 +6028,7 @@
     <w:link w:val="SubtitleChar"/>
     <w:uiPriority w:val="11"/>
     <w:qFormat/>
-    <w:rsid w:val="007A32A1"/>
+    <w:rsid w:val="00B62DF3"/>
     <w:pPr>
       <w:numPr>
         <w:ilvl w:val="1"/>
@@ -1788,7 +6047,7 @@
     <w:basedOn w:val="DefaultParagraphFont"/>
     <w:link w:val="Subtitle"/>
     <w:uiPriority w:val="11"/>
-    <w:rsid w:val="007A32A1"/>
+    <w:rsid w:val="00B62DF3"/>
     <w:rPr>
       <w:rFonts w:eastAsiaTheme="majorEastAsia" w:cstheme="majorBidi"/>
       <w:color w:val="595959" w:themeColor="text1" w:themeTint="A6"/>
@@ -1804,7 +6063,7 @@
     <w:link w:val="QuoteChar"/>
     <w:uiPriority w:val="29"/>
     <w:qFormat/>
-    <w:rsid w:val="007A32A1"/>
+    <w:rsid w:val="00B62DF3"/>
     <w:pPr>
       <w:spacing w:before="160"/>
       <w:jc w:val="center"/>
@@ -1820,7 +6079,7 @@
     <w:basedOn w:val="DefaultParagraphFont"/>
     <w:link w:val="Quote"/>
     <w:uiPriority w:val="29"/>
-    <w:rsid w:val="007A32A1"/>
+    <w:rsid w:val="00B62DF3"/>
     <w:rPr>
       <w:i/>
       <w:iCs/>
@@ -1832,7 +6091,7 @@
     <w:basedOn w:val="Normal"/>
     <w:uiPriority w:val="34"/>
     <w:qFormat/>
-    <w:rsid w:val="007A32A1"/>
+    <w:rsid w:val="00B62DF3"/>
     <w:pPr>
       <w:ind w:left="720"/>
       <w:contextualSpacing/>
@@ -1843,7 +6102,7 @@
     <w:basedOn w:val="DefaultParagraphFont"/>
     <w:uiPriority w:val="21"/>
     <w:qFormat/>
-    <w:rsid w:val="007A32A1"/>
+    <w:rsid w:val="00B62DF3"/>
     <w:rPr>
       <w:i/>
       <w:iCs/>
@@ -1857,7 +6116,7 @@
     <w:link w:val="IntenseQuoteChar"/>
     <w:uiPriority w:val="30"/>
     <w:qFormat/>
-    <w:rsid w:val="007A32A1"/>
+    <w:rsid w:val="00B62DF3"/>
     <w:pPr>
       <w:pBdr>
         <w:top w:val="single" w:sz="4" w:space="10" w:color="2F5496" w:themeColor="accent1" w:themeShade="BF"/>
@@ -1878,7 +6137,7 @@
     <w:basedOn w:val="DefaultParagraphFont"/>
     <w:link w:val="IntenseQuote"/>
     <w:uiPriority w:val="30"/>
-    <w:rsid w:val="007A32A1"/>
+    <w:rsid w:val="00B62DF3"/>
     <w:rPr>
       <w:i/>
       <w:iCs/>
@@ -1890,13 +6149,29 @@
     <w:basedOn w:val="DefaultParagraphFont"/>
     <w:uiPriority w:val="32"/>
     <w:qFormat/>
-    <w:rsid w:val="007A32A1"/>
+    <w:rsid w:val="00B62DF3"/>
     <w:rPr>
       <w:b/>
       <w:bCs/>
       <w:smallCaps/>
       <w:color w:val="2F5496" w:themeColor="accent1" w:themeShade="BF"/>
       <w:spacing w:val="5"/>
+    </w:rPr>
+  </w:style>
+  <w:style w:type="paragraph" w:styleId="NormalWeb">
+    <w:name w:val="Normal (Web)"/>
+    <w:basedOn w:val="Normal"/>
+    <w:uiPriority w:val="99"/>
+    <w:semiHidden/>
+    <w:unhideWhenUsed/>
+    <w:rsid w:val="00B62DF3"/>
+    <w:pPr>
+      <w:spacing w:before="100" w:beforeAutospacing="1" w:after="100" w:afterAutospacing="1" w:line="240" w:lineRule="auto"/>
+    </w:pPr>
+    <w:rPr>
+      <w:rFonts w:ascii="Times New Roman" w:eastAsiaTheme="minorEastAsia" w:hAnsi="Times New Roman" w:cs="Times New Roman"/>
+      <w:kern w:val="0"/>
+      <w14:ligatures w14:val="none"/>
     </w:rPr>
   </w:style>
 </w:styles>
@@ -2195,4 +6470,24 @@
     </a:ext>
   </a:extLst>
 </a:theme>
+</file>
+
+<file path=word/webextensions/taskpanes.xml><?xml version="1.0" encoding="utf-8"?>
+<wetp:taskpanes xmlns:wetp="http://schemas.microsoft.com/office/webextensions/taskpanes/2010/11">
+  <wetp:taskpane dockstate="right" visibility="0" width="0" row="0">
+    <wetp:webextensionref xmlns:r="http://schemas.openxmlformats.org/officeDocument/2006/relationships" r:id="rId1"/>
+  </wetp:taskpane>
+</wetp:taskpanes>
+</file>
+
+<file path=word/webextensions/webextension1.xml><?xml version="1.0" encoding="utf-8"?>
+<we:webextension xmlns:we="http://schemas.microsoft.com/office/webextensions/webextension/2010/11" id="{FFBCFAA4-B2C3-44E5-9EF4-5FDBFBEA3382}">
+  <we:reference id="wa104382008" version="1.1.0.2" store="en-US" storeType="OMEX"/>
+  <we:alternateReferences>
+    <we:reference id="wa104382008" version="1.1.0.2" store="WA104382008" storeType="OMEX"/>
+  </we:alternateReferences>
+  <we:properties/>
+  <we:bindings/>
+  <we:snapshot xmlns:r="http://schemas.openxmlformats.org/officeDocument/2006/relationships"/>
+</we:webextension>
 </file>